--- a/output/g20-ministers-trade-list.docx
+++ b/output/g20-ministers-trade-list.docx
@@ -67,8 +67,48 @@
     </w:p>
     <w:p>
       <w:pPr>
+        <w:spacing w:before="160"/>
+      </w:pPr>
+      <w:r>
+        <w:rPr>
+          <w:rFonts w:ascii="Open Sans" w:hAnsi="Open Sans" w:eastAsia="Open Sans"/>
+          <w:b/>
+          <w:i w:val="0"/>
+          <w:color w:val="0A314D"/>
+          <w:sz w:val="24"/>
+        </w:rPr>
+        <w:t>Scope</w:t>
+      </w:r>
+    </w:p>
+    <w:p>
+      <w:r>
+        <w:rPr>
+          <w:rFonts w:ascii="Open Sans" w:hAnsi="Open Sans" w:eastAsia="Open Sans"/>
+          <w:b w:val="0"/>
+          <w:i w:val="0"/>
+          <w:color w:val="2C2C2C"/>
+          <w:sz w:val="20"/>
+        </w:rPr>
+        <w:t>This reference profiles the 19 G20 sovereign member countries — with Poland covered in place of South Africa, a deliberate substitution — followed by an annex on the two G20 bloc members, the European Union and the African Union. Each profile occupies one page: headline economic and U.S. trade figures, then the trade and digital/technology officeholders, verified as current on 2026-07-16. Figures match the companion briefing deck; both are generated from the same dataset.</w:t>
+      </w:r>
+    </w:p>
+    <w:p>
+      <w:r>
+        <w:rPr>
+          <w:rFonts w:ascii="Open Sans" w:hAnsi="Open Sans" w:eastAsia="Open Sans"/>
+          <w:b w:val="0"/>
+          <w:i/>
+          <w:color w:val="757D87"/>
+          <w:sz w:val="17"/>
+        </w:rPr>
+        <w:t>Contents: one page per country (alphabetical), bloc annex, data caveats.</w:t>
+      </w:r>
+    </w:p>
+    <w:p>
+      <w:pPr>
+        <w:spacing w:before="0"/>
         <w:keepNext/>
-        <w:spacing w:before="280"/>
+        <w:pageBreakBefore/>
         <w:pBdr>
           <w:bottom w:val="single" w:sz="14" w:space="3" w:color="B4862D"/>
         </w:pBdr>
@@ -704,8 +744,9 @@
     </w:p>
     <w:p>
       <w:pPr>
+        <w:spacing w:before="0"/>
         <w:keepNext/>
-        <w:spacing w:before="280"/>
+        <w:pageBreakBefore/>
         <w:pBdr>
           <w:bottom w:val="single" w:sz="14" w:space="3" w:color="B4862D"/>
         </w:pBdr>
@@ -1331,8 +1372,9 @@
     </w:p>
     <w:p>
       <w:pPr>
+        <w:spacing w:before="0"/>
         <w:keepNext/>
-        <w:spacing w:before="280"/>
+        <w:pageBreakBefore/>
         <w:pBdr>
           <w:bottom w:val="single" w:sz="14" w:space="3" w:color="B4862D"/>
         </w:pBdr>
@@ -1928,8 +1970,9 @@
     </w:p>
     <w:p>
       <w:pPr>
+        <w:spacing w:before="0"/>
         <w:keepNext/>
-        <w:spacing w:before="280"/>
+        <w:pageBreakBefore/>
         <w:pBdr>
           <w:bottom w:val="single" w:sz="14" w:space="3" w:color="B4862D"/>
         </w:pBdr>
@@ -2525,8 +2568,9 @@
     </w:p>
     <w:p>
       <w:pPr>
+        <w:spacing w:before="0"/>
         <w:keepNext/>
-        <w:spacing w:before="280"/>
+        <w:pageBreakBefore/>
         <w:pBdr>
           <w:bottom w:val="single" w:sz="14" w:space="3" w:color="B4862D"/>
         </w:pBdr>
@@ -3282,8 +3326,9 @@
     </w:p>
     <w:p>
       <w:pPr>
+        <w:spacing w:before="0"/>
         <w:keepNext/>
-        <w:spacing w:before="280"/>
+        <w:pageBreakBefore/>
         <w:pBdr>
           <w:bottom w:val="single" w:sz="14" w:space="3" w:color="B4862D"/>
         </w:pBdr>
@@ -3749,8 +3794,9 @@
     </w:p>
     <w:p>
       <w:pPr>
+        <w:spacing w:before="0"/>
         <w:keepNext/>
-        <w:spacing w:before="280"/>
+        <w:pageBreakBefore/>
         <w:pBdr>
           <w:bottom w:val="single" w:sz="14" w:space="3" w:color="B4862D"/>
         </w:pBdr>
@@ -4231,8 +4277,9 @@
     </w:p>
     <w:p>
       <w:pPr>
+        <w:spacing w:before="0"/>
         <w:keepNext/>
-        <w:spacing w:before="280"/>
+        <w:pageBreakBefore/>
         <w:pBdr>
           <w:bottom w:val="single" w:sz="14" w:space="3" w:color="B4862D"/>
         </w:pBdr>
@@ -4858,8 +4905,9 @@
     </w:p>
     <w:p>
       <w:pPr>
+        <w:spacing w:before="0"/>
         <w:keepNext/>
-        <w:spacing w:before="280"/>
+        <w:pageBreakBefore/>
         <w:pBdr>
           <w:bottom w:val="single" w:sz="14" w:space="3" w:color="B4862D"/>
         </w:pBdr>
@@ -5455,8 +5503,9 @@
     </w:p>
     <w:p>
       <w:pPr>
+        <w:spacing w:before="0"/>
         <w:keepNext/>
-        <w:spacing w:before="280"/>
+        <w:pageBreakBefore/>
         <w:pBdr>
           <w:bottom w:val="single" w:sz="14" w:space="3" w:color="B4862D"/>
         </w:pBdr>
@@ -6052,8 +6101,9 @@
     </w:p>
     <w:p>
       <w:pPr>
+        <w:spacing w:before="0"/>
         <w:keepNext/>
-        <w:spacing w:before="280"/>
+        <w:pageBreakBefore/>
         <w:pBdr>
           <w:bottom w:val="single" w:sz="14" w:space="3" w:color="B4862D"/>
         </w:pBdr>
@@ -6534,8 +6584,9 @@
     </w:p>
     <w:p>
       <w:pPr>
+        <w:spacing w:before="0"/>
         <w:keepNext/>
-        <w:spacing w:before="280"/>
+        <w:pageBreakBefore/>
         <w:pBdr>
           <w:bottom w:val="single" w:sz="14" w:space="3" w:color="B4862D"/>
         </w:pBdr>
@@ -7131,8 +7182,9 @@
     </w:p>
     <w:p>
       <w:pPr>
+        <w:spacing w:before="0"/>
         <w:keepNext/>
-        <w:spacing w:before="280"/>
+        <w:pageBreakBefore/>
         <w:pBdr>
           <w:bottom w:val="single" w:sz="14" w:space="3" w:color="B4862D"/>
         </w:pBdr>
@@ -7758,8 +7810,9 @@
     </w:p>
     <w:p>
       <w:pPr>
+        <w:spacing w:before="0"/>
         <w:keepNext/>
-        <w:spacing w:before="280"/>
+        <w:pageBreakBefore/>
         <w:pBdr>
           <w:bottom w:val="single" w:sz="14" w:space="3" w:color="B4862D"/>
         </w:pBdr>
@@ -8385,8 +8438,9 @@
     </w:p>
     <w:p>
       <w:pPr>
+        <w:spacing w:before="0"/>
         <w:keepNext/>
-        <w:spacing w:before="280"/>
+        <w:pageBreakBefore/>
         <w:pBdr>
           <w:bottom w:val="single" w:sz="14" w:space="3" w:color="B4862D"/>
         </w:pBdr>
@@ -8992,8 +9046,9 @@
     </w:p>
     <w:p>
       <w:pPr>
+        <w:spacing w:before="0"/>
         <w:keepNext/>
-        <w:spacing w:before="280"/>
+        <w:pageBreakBefore/>
         <w:pBdr>
           <w:bottom w:val="single" w:sz="14" w:space="3" w:color="B4862D"/>
         </w:pBdr>
@@ -9589,8 +9644,9 @@
     </w:p>
     <w:p>
       <w:pPr>
+        <w:spacing w:before="0"/>
         <w:keepNext/>
-        <w:spacing w:before="280"/>
+        <w:pageBreakBefore/>
         <w:pBdr>
           <w:bottom w:val="single" w:sz="14" w:space="3" w:color="B4862D"/>
         </w:pBdr>
@@ -10071,8 +10127,9 @@
     </w:p>
     <w:p>
       <w:pPr>
+        <w:spacing w:before="0"/>
         <w:keepNext/>
-        <w:spacing w:before="280"/>
+        <w:pageBreakBefore/>
         <w:pBdr>
           <w:bottom w:val="single" w:sz="14" w:space="3" w:color="B4862D"/>
         </w:pBdr>
@@ -10683,8 +10740,9 @@
     </w:p>
     <w:p>
       <w:pPr>
+        <w:spacing w:before="0"/>
         <w:keepNext/>
-        <w:spacing w:before="280"/>
+        <w:pageBreakBefore/>
         <w:pBdr>
           <w:bottom w:val="single" w:sz="14" w:space="3" w:color="B4862D"/>
         </w:pBdr>
@@ -11425,7 +11483,8 @@
     </w:p>
     <w:p>
       <w:pPr>
-        <w:spacing w:before="360"/>
+        <w:spacing w:before="0"/>
+        <w:pageBreakBefore/>
         <w:pBdr>
           <w:bottom w:val="single" w:sz="8" w:space="2" w:color="0A314D"/>
         </w:pBdr>
@@ -11457,7 +11516,7 @@
     <w:p>
       <w:pPr>
         <w:keepNext/>
-        <w:spacing w:before="280"/>
+        <w:spacing w:before="0"/>
         <w:pBdr>
           <w:bottom w:val="single" w:sz="14" w:space="3" w:color="B4862D"/>
         </w:pBdr>
@@ -11949,8 +12008,9 @@
     </w:p>
     <w:p>
       <w:pPr>
+        <w:spacing w:before="0"/>
         <w:keepNext/>
-        <w:spacing w:before="280"/>
+        <w:pageBreakBefore/>
         <w:pBdr>
           <w:bottom w:val="single" w:sz="14" w:space="3" w:color="B4862D"/>
         </w:pBdr>
@@ -12457,7 +12517,8 @@
     </w:p>
     <w:p>
       <w:pPr>
-        <w:spacing w:before="320"/>
+        <w:spacing w:before="0"/>
+        <w:pageBreakBefore/>
         <w:pBdr>
           <w:bottom w:val="single" w:sz="14" w:space="3" w:color="B4862D"/>
         </w:pBdr>

--- a/output/g20-ministers-trade-list.docx
+++ b/output/g20-ministers-trade-list.docx
@@ -9141,7 +9141,7 @@
             <w:r>
               <w:drawing>
                 <wp:inline xmlns:a="http://schemas.openxmlformats.org/drawingml/2006/main" xmlns:pic="http://schemas.openxmlformats.org/drawingml/2006/picture">
-                  <wp:extent cx="566928" cy="708660"/>
+                  <wp:extent cx="566928" cy="709551"/>
                   <wp:docPr id="47" name="Picture 47"/>
                   <wp:cNvGraphicFramePr>
                     <a:graphicFrameLocks noChangeAspect="1"/>
@@ -9150,7 +9150,7 @@
                     <a:graphicData uri="http://schemas.openxmlformats.org/drawingml/2006/picture">
                       <pic:pic>
                         <pic:nvPicPr>
-                          <pic:cNvPr id="0" name="_ph-mexico-pena.png"/>
+                          <pic:cNvPr id="0" name="mexico-pena.png"/>
                           <pic:cNvPicPr/>
                         </pic:nvPicPr>
                         <pic:blipFill>
@@ -9162,7 +9162,7 @@
                         <pic:spPr>
                           <a:xfrm>
                             <a:off x="0" y="0"/>
-                            <a:ext cx="566928" cy="708660"/>
+                            <a:ext cx="566928" cy="709551"/>
                           </a:xfrm>
                           <a:prstGeom prst="rect"/>
                         </pic:spPr>
@@ -9599,7 +9599,7 @@
                     <a:graphicData uri="http://schemas.openxmlformats.org/drawingml/2006/picture">
                       <pic:pic>
                         <pic:nvPicPr>
-                          <pic:cNvPr id="0" name="_ph-poland-domanski.png"/>
+                          <pic:cNvPr id="0" name="poland-domanski.png"/>
                           <pic:cNvPicPr/>
                         </pic:nvPicPr>
                         <pic:blipFill>
@@ -9730,7 +9730,7 @@
             <w:r>
               <w:drawing>
                 <wp:inline xmlns:a="http://schemas.openxmlformats.org/drawingml/2006/main" xmlns:pic="http://schemas.openxmlformats.org/drawingml/2006/picture">
-                  <wp:extent cx="566928" cy="708660"/>
+                  <wp:extent cx="566928" cy="709551"/>
                   <wp:docPr id="50" name="Picture 50"/>
                   <wp:cNvGraphicFramePr>
                     <a:graphicFrameLocks noChangeAspect="1"/>
@@ -9739,7 +9739,7 @@
                     <a:graphicData uri="http://schemas.openxmlformats.org/drawingml/2006/picture">
                       <pic:pic>
                         <pic:nvPicPr>
-                          <pic:cNvPr id="0" name="_ph-poland-baranowski.png"/>
+                          <pic:cNvPr id="0" name="poland-baranowski.png"/>
                           <pic:cNvPicPr/>
                         </pic:nvPicPr>
                         <pic:blipFill>
@@ -9751,7 +9751,7 @@
                         <pic:spPr>
                           <a:xfrm>
                             <a:off x="0" y="0"/>
-                            <a:ext cx="566928" cy="708660"/>
+                            <a:ext cx="566928" cy="709551"/>
                           </a:xfrm>
                           <a:prstGeom prst="rect"/>
                         </pic:spPr>
@@ -9902,7 +9902,7 @@
             <w:r>
               <w:drawing>
                 <wp:inline xmlns:a="http://schemas.openxmlformats.org/drawingml/2006/main" xmlns:pic="http://schemas.openxmlformats.org/drawingml/2006/picture">
-                  <wp:extent cx="566928" cy="708660"/>
+                  <wp:extent cx="566928" cy="709551"/>
                   <wp:docPr id="51" name="Picture 51"/>
                   <wp:cNvGraphicFramePr>
                     <a:graphicFrameLocks noChangeAspect="1"/>
@@ -9911,7 +9911,7 @@
                     <a:graphicData uri="http://schemas.openxmlformats.org/drawingml/2006/picture">
                       <pic:pic>
                         <pic:nvPicPr>
-                          <pic:cNvPr id="0" name="_ph-poland-gawkowski.png"/>
+                          <pic:cNvPr id="0" name="poland-gawkowski.png"/>
                           <pic:cNvPicPr/>
                         </pic:nvPicPr>
                         <pic:blipFill>
@@ -9923,7 +9923,7 @@
                         <pic:spPr>
                           <a:xfrm>
                             <a:off x="0" y="0"/>
-                            <a:ext cx="566928" cy="708660"/>
+                            <a:ext cx="566928" cy="709551"/>
                           </a:xfrm>
                           <a:prstGeom prst="rect"/>
                         </pic:spPr>
@@ -10375,7 +10375,7 @@
                     <a:graphicData uri="http://schemas.openxmlformats.org/drawingml/2006/picture">
                       <pic:pic>
                         <pic:nvPicPr>
-                          <pic:cNvPr id="0" name="_ph-russia-alikhanov.png"/>
+                          <pic:cNvPr id="0" name="russia-alikhanov.png"/>
                           <pic:cNvPicPr/>
                         </pic:nvPicPr>
                         <pic:blipFill>
@@ -10506,7 +10506,7 @@
             <w:r>
               <w:drawing>
                 <wp:inline xmlns:a="http://schemas.openxmlformats.org/drawingml/2006/main" xmlns:pic="http://schemas.openxmlformats.org/drawingml/2006/picture">
-                  <wp:extent cx="566928" cy="708660"/>
+                  <wp:extent cx="566928" cy="716120"/>
                   <wp:docPr id="54" name="Picture 54"/>
                   <wp:cNvGraphicFramePr>
                     <a:graphicFrameLocks noChangeAspect="1"/>
@@ -10515,7 +10515,7 @@
                     <a:graphicData uri="http://schemas.openxmlformats.org/drawingml/2006/picture">
                       <pic:pic>
                         <pic:nvPicPr>
-                          <pic:cNvPr id="0" name="_ph-russia-reshetnikov.png"/>
+                          <pic:cNvPr id="0" name="russia-reshetnikov.png"/>
                           <pic:cNvPicPr/>
                         </pic:nvPicPr>
                         <pic:blipFill>
@@ -10527,7 +10527,7 @@
                         <pic:spPr>
                           <a:xfrm>
                             <a:off x="0" y="0"/>
-                            <a:ext cx="566928" cy="708660"/>
+                            <a:ext cx="566928" cy="716120"/>
                           </a:xfrm>
                           <a:prstGeom prst="rect"/>
                         </pic:spPr>
@@ -10678,7 +10678,7 @@
             <w:r>
               <w:drawing>
                 <wp:inline xmlns:a="http://schemas.openxmlformats.org/drawingml/2006/main" xmlns:pic="http://schemas.openxmlformats.org/drawingml/2006/picture">
-                  <wp:extent cx="566928" cy="708660"/>
+                  <wp:extent cx="566928" cy="716120"/>
                   <wp:docPr id="55" name="Picture 55"/>
                   <wp:cNvGraphicFramePr>
                     <a:graphicFrameLocks noChangeAspect="1"/>
@@ -10687,11 +10687,11 @@
                     <a:graphicData uri="http://schemas.openxmlformats.org/drawingml/2006/picture">
                       <pic:pic>
                         <pic:nvPicPr>
-                          <pic:cNvPr id="0" name="_ph-canada-sidhu.png"/>
+                          <pic:cNvPr id="0" name="russia-shadayev.png"/>
                           <pic:cNvPicPr/>
                         </pic:nvPicPr>
                         <pic:blipFill>
-                          <a:blip r:embed="rId23"/>
+                          <a:blip r:embed="rId62"/>
                           <a:stretch>
                             <a:fillRect/>
                           </a:stretch>
@@ -10699,7 +10699,7 @@
                         <pic:spPr>
                           <a:xfrm>
                             <a:off x="0" y="0"/>
-                            <a:ext cx="566928" cy="708660"/>
+                            <a:ext cx="566928" cy="716120"/>
                           </a:xfrm>
                           <a:prstGeom prst="rect"/>
                         </pic:spPr>
@@ -10828,7 +10828,7 @@
                     <pic:cNvPicPr/>
                   </pic:nvPicPr>
                   <pic:blipFill>
-                    <a:blip r:embed="rId62"/>
+                    <a:blip r:embed="rId63"/>
                     <a:stretch>
                       <a:fillRect/>
                     </a:stretch>
@@ -11155,7 +11155,7 @@
                           <pic:cNvPicPr/>
                         </pic:nvPicPr>
                         <pic:blipFill>
-                          <a:blip r:embed="rId63"/>
+                          <a:blip r:embed="rId64"/>
                           <a:stretch>
                             <a:fillRect/>
                           </a:stretch>
@@ -11282,7 +11282,7 @@
             <w:r>
               <w:drawing>
                 <wp:inline xmlns:a="http://schemas.openxmlformats.org/drawingml/2006/main" xmlns:pic="http://schemas.openxmlformats.org/drawingml/2006/picture">
-                  <wp:extent cx="566928" cy="708660"/>
+                  <wp:extent cx="566928" cy="709551"/>
                   <wp:docPr id="58" name="Picture 58"/>
                   <wp:cNvGraphicFramePr>
                     <a:graphicFrameLocks noChangeAspect="1"/>
@@ -11291,11 +11291,11 @@
                     <a:graphicData uri="http://schemas.openxmlformats.org/drawingml/2006/picture">
                       <pic:pic>
                         <pic:nvPicPr>
-                          <pic:cNvPr id="0" name="_ph-saudi-alqasabi.png"/>
+                          <pic:cNvPr id="0" name="saudi-abduljabbar.png"/>
                           <pic:cNvPicPr/>
                         </pic:nvPicPr>
                         <pic:blipFill>
-                          <a:blip r:embed="rId63"/>
+                          <a:blip r:embed="rId65"/>
                           <a:stretch>
                             <a:fillRect/>
                           </a:stretch>
@@ -11303,7 +11303,7 @@
                         <pic:spPr>
                           <a:xfrm>
                             <a:off x="0" y="0"/>
-                            <a:ext cx="566928" cy="708660"/>
+                            <a:ext cx="566928" cy="709551"/>
                           </a:xfrm>
                           <a:prstGeom prst="rect"/>
                         </pic:spPr>
@@ -11449,7 +11449,7 @@
             <w:r>
               <w:drawing>
                 <wp:inline xmlns:a="http://schemas.openxmlformats.org/drawingml/2006/main" xmlns:pic="http://schemas.openxmlformats.org/drawingml/2006/picture">
-                  <wp:extent cx="566928" cy="708660"/>
+                  <wp:extent cx="566928" cy="716120"/>
                   <wp:docPr id="59" name="Picture 59"/>
                   <wp:cNvGraphicFramePr>
                     <a:graphicFrameLocks noChangeAspect="1"/>
@@ -11458,11 +11458,11 @@
                     <a:graphicData uri="http://schemas.openxmlformats.org/drawingml/2006/picture">
                       <pic:pic>
                         <pic:nvPicPr>
-                          <pic:cNvPr id="0" name="_ph-russia-alikhanov.png"/>
+                          <pic:cNvPr id="0" name="saudi-alswaha.png"/>
                           <pic:cNvPicPr/>
                         </pic:nvPicPr>
                         <pic:blipFill>
-                          <a:blip r:embed="rId60"/>
+                          <a:blip r:embed="rId66"/>
                           <a:stretch>
                             <a:fillRect/>
                           </a:stretch>
@@ -11470,7 +11470,7 @@
                         <pic:spPr>
                           <a:xfrm>
                             <a:off x="0" y="0"/>
-                            <a:ext cx="566928" cy="708660"/>
+                            <a:ext cx="566928" cy="716120"/>
                           </a:xfrm>
                           <a:prstGeom prst="rect"/>
                         </pic:spPr>
@@ -11584,7 +11584,7 @@
                     <pic:cNvPicPr/>
                   </pic:nvPicPr>
                   <pic:blipFill>
-                    <a:blip r:embed="rId64"/>
+                    <a:blip r:embed="rId67"/>
                     <a:stretch>
                       <a:fillRect/>
                     </a:stretch>
@@ -11898,7 +11898,7 @@
             <w:r>
               <w:drawing>
                 <wp:inline xmlns:a="http://schemas.openxmlformats.org/drawingml/2006/main" xmlns:pic="http://schemas.openxmlformats.org/drawingml/2006/picture">
-                  <wp:extent cx="566928" cy="708660"/>
+                  <wp:extent cx="566928" cy="716120"/>
                   <wp:docPr id="61" name="Picture 61"/>
                   <wp:cNvGraphicFramePr>
                     <a:graphicFrameLocks noChangeAspect="1"/>
@@ -11907,11 +11907,11 @@
                     <a:graphicData uri="http://schemas.openxmlformats.org/drawingml/2006/picture">
                       <pic:pic>
                         <pic:nvPicPr>
-                          <pic:cNvPr id="0" name="_ph-korea-kim.png"/>
+                          <pic:cNvPr id="0" name="korea-kim.png"/>
                           <pic:cNvPicPr/>
                         </pic:nvPicPr>
                         <pic:blipFill>
-                          <a:blip r:embed="rId65"/>
+                          <a:blip r:embed="rId68"/>
                           <a:stretch>
                             <a:fillRect/>
                           </a:stretch>
@@ -11919,7 +11919,7 @@
                         <pic:spPr>
                           <a:xfrm>
                             <a:off x="0" y="0"/>
-                            <a:ext cx="566928" cy="708660"/>
+                            <a:ext cx="566928" cy="716120"/>
                           </a:xfrm>
                           <a:prstGeom prst="rect"/>
                         </pic:spPr>
@@ -12038,7 +12038,7 @@
             <w:r>
               <w:drawing>
                 <wp:inline xmlns:a="http://schemas.openxmlformats.org/drawingml/2006/main" xmlns:pic="http://schemas.openxmlformats.org/drawingml/2006/picture">
-                  <wp:extent cx="566928" cy="708660"/>
+                  <wp:extent cx="566928" cy="716120"/>
                   <wp:docPr id="62" name="Picture 62"/>
                   <wp:cNvGraphicFramePr>
                     <a:graphicFrameLocks noChangeAspect="1"/>
@@ -12047,11 +12047,11 @@
                     <a:graphicData uri="http://schemas.openxmlformats.org/drawingml/2006/picture">
                       <pic:pic>
                         <pic:nvPicPr>
-                          <pic:cNvPr id="0" name="_ph-china-hejun.png"/>
+                          <pic:cNvPr id="0" name="korea-yeo.png"/>
                           <pic:cNvPicPr/>
                         </pic:nvPicPr>
                         <pic:blipFill>
-                          <a:blip r:embed="rId29"/>
+                          <a:blip r:embed="rId69"/>
                           <a:stretch>
                             <a:fillRect/>
                           </a:stretch>
@@ -12059,7 +12059,7 @@
                         <pic:spPr>
                           <a:xfrm>
                             <a:off x="0" y="0"/>
-                            <a:ext cx="566928" cy="708660"/>
+                            <a:ext cx="566928" cy="716120"/>
                           </a:xfrm>
                           <a:prstGeom prst="rect"/>
                         </pic:spPr>
@@ -12195,7 +12195,7 @@
             <w:r>
               <w:drawing>
                 <wp:inline xmlns:a="http://schemas.openxmlformats.org/drawingml/2006/main" xmlns:pic="http://schemas.openxmlformats.org/drawingml/2006/picture">
-                  <wp:extent cx="566928" cy="708660"/>
+                  <wp:extent cx="566928" cy="704830"/>
                   <wp:docPr id="63" name="Picture 63"/>
                   <wp:cNvGraphicFramePr>
                     <a:graphicFrameLocks noChangeAspect="1"/>
@@ -12204,11 +12204,11 @@
                     <a:graphicData uri="http://schemas.openxmlformats.org/drawingml/2006/picture">
                       <pic:pic>
                         <pic:nvPicPr>
-                          <pic:cNvPr id="0" name="_ph-korea-bae.png"/>
+                          <pic:cNvPr id="0" name="korea-bae.png"/>
                           <pic:cNvPicPr/>
                         </pic:nvPicPr>
                         <pic:blipFill>
-                          <a:blip r:embed="rId66"/>
+                          <a:blip r:embed="rId70"/>
                           <a:stretch>
                             <a:fillRect/>
                           </a:stretch>
@@ -12216,7 +12216,7 @@
                         <pic:spPr>
                           <a:xfrm>
                             <a:off x="0" y="0"/>
-                            <a:ext cx="566928" cy="708660"/>
+                            <a:ext cx="566928" cy="704830"/>
                           </a:xfrm>
                           <a:prstGeom prst="rect"/>
                         </pic:spPr>
@@ -12330,7 +12330,7 @@
                     <pic:cNvPicPr/>
                   </pic:nvPicPr>
                   <pic:blipFill>
-                    <a:blip r:embed="rId67"/>
+                    <a:blip r:embed="rId71"/>
                     <a:stretch>
                       <a:fillRect/>
                     </a:stretch>
@@ -12653,11 +12653,11 @@
                     <a:graphicData uri="http://schemas.openxmlformats.org/drawingml/2006/picture">
                       <pic:pic>
                         <pic:nvPicPr>
-                          <pic:cNvPr id="0" name="_ph-turkiye-bolat.png"/>
+                          <pic:cNvPr id="0" name="turkiye-bolat.png"/>
                           <pic:cNvPicPr/>
                         </pic:nvPicPr>
                         <pic:blipFill>
-                          <a:blip r:embed="rId68"/>
+                          <a:blip r:embed="rId72"/>
                           <a:stretch>
                             <a:fillRect/>
                           </a:stretch>
@@ -12801,7 +12801,7 @@
             <w:r>
               <w:drawing>
                 <wp:inline xmlns:a="http://schemas.openxmlformats.org/drawingml/2006/main" xmlns:pic="http://schemas.openxmlformats.org/drawingml/2006/picture">
-                  <wp:extent cx="566928" cy="708660"/>
+                  <wp:extent cx="566928" cy="716120"/>
                   <wp:docPr id="66" name="Picture 66"/>
                   <wp:cNvGraphicFramePr>
                     <a:graphicFrameLocks noChangeAspect="1"/>
@@ -12810,11 +12810,11 @@
                     <a:graphicData uri="http://schemas.openxmlformats.org/drawingml/2006/picture">
                       <pic:pic>
                         <pic:nvPicPr>
-                          <pic:cNvPr id="0" name="_ph-brazil-rosa.png"/>
+                          <pic:cNvPr id="0" name="turkiye-kacir.png"/>
                           <pic:cNvPicPr/>
                         </pic:nvPicPr>
                         <pic:blipFill>
-                          <a:blip r:embed="rId19"/>
+                          <a:blip r:embed="rId73"/>
                           <a:stretch>
                             <a:fillRect/>
                           </a:stretch>
@@ -12822,7 +12822,7 @@
                         <pic:spPr>
                           <a:xfrm>
                             <a:off x="0" y="0"/>
-                            <a:ext cx="566928" cy="708660"/>
+                            <a:ext cx="566928" cy="716120"/>
                           </a:xfrm>
                           <a:prstGeom prst="rect"/>
                         </pic:spPr>
@@ -12951,7 +12951,7 @@
                     <pic:cNvPicPr/>
                   </pic:nvPicPr>
                   <pic:blipFill>
-                    <a:blip r:embed="rId69"/>
+                    <a:blip r:embed="rId74"/>
                     <a:stretch>
                       <a:fillRect/>
                     </a:stretch>
@@ -13274,11 +13274,11 @@
                     <a:graphicData uri="http://schemas.openxmlformats.org/drawingml/2006/picture">
                       <pic:pic>
                         <pic:nvPicPr>
-                          <pic:cNvPr id="0" name="_ph-uk-kyle.png"/>
+                          <pic:cNvPr id="0" name="uk-kyle.png"/>
                           <pic:cNvPicPr/>
                         </pic:nvPicPr>
                         <pic:blipFill>
-                          <a:blip r:embed="rId70"/>
+                          <a:blip r:embed="rId75"/>
                           <a:stretch>
                             <a:fillRect/>
                           </a:stretch>
@@ -13414,11 +13414,11 @@
                     <a:graphicData uri="http://schemas.openxmlformats.org/drawingml/2006/picture">
                       <pic:pic>
                         <pic:nvPicPr>
-                          <pic:cNvPr id="0" name="_ph-uk-bryant.png"/>
+                          <pic:cNvPr id="0" name="uk-bryant.png"/>
                           <pic:cNvPicPr/>
                         </pic:nvPicPr>
                         <pic:blipFill>
-                          <a:blip r:embed="rId71"/>
+                          <a:blip r:embed="rId76"/>
                           <a:stretch>
                             <a:fillRect/>
                           </a:stretch>
@@ -13571,11 +13571,11 @@
                     <a:graphicData uri="http://schemas.openxmlformats.org/drawingml/2006/picture">
                       <pic:pic>
                         <pic:nvPicPr>
-                          <pic:cNvPr id="0" name="_ph-uk-kendall.png"/>
+                          <pic:cNvPr id="0" name="uk-kendall.png"/>
                           <pic:cNvPicPr/>
                         </pic:nvPicPr>
                         <pic:blipFill>
-                          <a:blip r:embed="rId72"/>
+                          <a:blip r:embed="rId77"/>
                           <a:stretch>
                             <a:fillRect/>
                           </a:stretch>
@@ -13712,7 +13712,7 @@
                     <pic:cNvPicPr/>
                   </pic:nvPicPr>
                   <pic:blipFill>
-                    <a:blip r:embed="rId73"/>
+                    <a:blip r:embed="rId78"/>
                     <a:stretch>
                       <a:fillRect/>
                     </a:stretch>
@@ -13988,7 +13988,7 @@
             <w:r>
               <w:drawing>
                 <wp:inline xmlns:a="http://schemas.openxmlformats.org/drawingml/2006/main" xmlns:pic="http://schemas.openxmlformats.org/drawingml/2006/picture">
-                  <wp:extent cx="566928" cy="708660"/>
+                  <wp:extent cx="566928" cy="716120"/>
                   <wp:docPr id="72" name="Picture 72"/>
                   <wp:cNvGraphicFramePr>
                     <a:graphicFrameLocks noChangeAspect="1"/>
@@ -13997,11 +13997,11 @@
                     <a:graphicData uri="http://schemas.openxmlformats.org/drawingml/2006/picture">
                       <pic:pic>
                         <pic:nvPicPr>
-                          <pic:cNvPr id="0" name="_ph-us-lutnick.png"/>
+                          <pic:cNvPr id="0" name="us-lutnick.png"/>
                           <pic:cNvPicPr/>
                         </pic:nvPicPr>
                         <pic:blipFill>
-                          <a:blip r:embed="rId74"/>
+                          <a:blip r:embed="rId79"/>
                           <a:stretch>
                             <a:fillRect/>
                           </a:stretch>
@@ -14009,7 +14009,7 @@
                         <pic:spPr>
                           <a:xfrm>
                             <a:off x="0" y="0"/>
-                            <a:ext cx="566928" cy="708660"/>
+                            <a:ext cx="566928" cy="716120"/>
                           </a:xfrm>
                           <a:prstGeom prst="rect"/>
                         </pic:spPr>
@@ -14128,7 +14128,7 @@
             <w:r>
               <w:drawing>
                 <wp:inline xmlns:a="http://schemas.openxmlformats.org/drawingml/2006/main" xmlns:pic="http://schemas.openxmlformats.org/drawingml/2006/picture">
-                  <wp:extent cx="566928" cy="708660"/>
+                  <wp:extent cx="566928" cy="716120"/>
                   <wp:docPr id="73" name="Picture 73"/>
                   <wp:cNvGraphicFramePr>
                     <a:graphicFrameLocks noChangeAspect="1"/>
@@ -14137,11 +14137,11 @@
                     <a:graphicData uri="http://schemas.openxmlformats.org/drawingml/2006/picture">
                       <pic:pic>
                         <pic:nvPicPr>
-                          <pic:cNvPr id="0" name="_ph-us-greer.png"/>
+                          <pic:cNvPr id="0" name="us-greer.png"/>
                           <pic:cNvPicPr/>
                         </pic:nvPicPr>
                         <pic:blipFill>
-                          <a:blip r:embed="rId75"/>
+                          <a:blip r:embed="rId80"/>
                           <a:stretch>
                             <a:fillRect/>
                           </a:stretch>
@@ -14149,7 +14149,7 @@
                         <pic:spPr>
                           <a:xfrm>
                             <a:off x="0" y="0"/>
-                            <a:ext cx="566928" cy="708660"/>
+                            <a:ext cx="566928" cy="716120"/>
                           </a:xfrm>
                           <a:prstGeom prst="rect"/>
                         </pic:spPr>
@@ -14300,7 +14300,7 @@
             <w:r>
               <w:drawing>
                 <wp:inline xmlns:a="http://schemas.openxmlformats.org/drawingml/2006/main" xmlns:pic="http://schemas.openxmlformats.org/drawingml/2006/picture">
-                  <wp:extent cx="566928" cy="708660"/>
+                  <wp:extent cx="566928" cy="704830"/>
                   <wp:docPr id="74" name="Picture 74"/>
                   <wp:cNvGraphicFramePr>
                     <a:graphicFrameLocks noChangeAspect="1"/>
@@ -14309,11 +14309,11 @@
                     <a:graphicData uri="http://schemas.openxmlformats.org/drawingml/2006/picture">
                       <pic:pic>
                         <pic:nvPicPr>
-                          <pic:cNvPr id="0" name="_ph-us-kratsios.png"/>
+                          <pic:cNvPr id="0" name="us-kratsios.png"/>
                           <pic:cNvPicPr/>
                         </pic:nvPicPr>
                         <pic:blipFill>
-                          <a:blip r:embed="rId76"/>
+                          <a:blip r:embed="rId81"/>
                           <a:stretch>
                             <a:fillRect/>
                           </a:stretch>
@@ -14321,7 +14321,7 @@
                         <pic:spPr>
                           <a:xfrm>
                             <a:off x="0" y="0"/>
-                            <a:ext cx="566928" cy="708660"/>
+                            <a:ext cx="566928" cy="704830"/>
                           </a:xfrm>
                           <a:prstGeom prst="rect"/>
                         </pic:spPr>
@@ -14440,7 +14440,7 @@
             <w:r>
               <w:drawing>
                 <wp:inline xmlns:a="http://schemas.openxmlformats.org/drawingml/2006/main" xmlns:pic="http://schemas.openxmlformats.org/drawingml/2006/picture">
-                  <wp:extent cx="566928" cy="708660"/>
+                  <wp:extent cx="566928" cy="716120"/>
                   <wp:docPr id="75" name="Picture 75"/>
                   <wp:cNvGraphicFramePr>
                     <a:graphicFrameLocks noChangeAspect="1"/>
@@ -14449,11 +14449,11 @@
                     <a:graphicData uri="http://schemas.openxmlformats.org/drawingml/2006/picture">
                       <pic:pic>
                         <pic:nvPicPr>
-                          <pic:cNvPr id="0" name="_ph-japan-akazawa.png"/>
+                          <pic:cNvPr id="0" name="us-roth.png"/>
                           <pic:cNvPicPr/>
                         </pic:nvPicPr>
                         <pic:blipFill>
-                          <a:blip r:embed="rId49"/>
+                          <a:blip r:embed="rId82"/>
                           <a:stretch>
                             <a:fillRect/>
                           </a:stretch>
@@ -14461,7 +14461,7 @@
                         <pic:spPr>
                           <a:xfrm>
                             <a:off x="0" y="0"/>
-                            <a:ext cx="566928" cy="708660"/>
+                            <a:ext cx="566928" cy="716120"/>
                           </a:xfrm>
                           <a:prstGeom prst="rect"/>
                         </pic:spPr>
@@ -14609,7 +14609,7 @@
                     <pic:cNvPicPr/>
                   </pic:nvPicPr>
                   <pic:blipFill>
-                    <a:blip r:embed="rId77"/>
+                    <a:blip r:embed="rId83"/>
                     <a:stretch>
                       <a:fillRect/>
                     </a:stretch>
@@ -14962,7 +14962,7 @@
                           <pic:cNvPicPr/>
                         </pic:nvPicPr>
                         <pic:blipFill>
-                          <a:blip r:embed="rId78"/>
+                          <a:blip r:embed="rId84"/>
                           <a:stretch>
                             <a:fillRect/>
                           </a:stretch>
@@ -15119,7 +15119,7 @@
                           <pic:cNvPicPr/>
                         </pic:nvPicPr>
                         <pic:blipFill>
-                          <a:blip r:embed="rId79"/>
+                          <a:blip r:embed="rId85"/>
                           <a:stretch>
                             <a:fillRect/>
                           </a:stretch>
@@ -15241,7 +15241,7 @@
                     <pic:cNvPicPr/>
                   </pic:nvPicPr>
                   <pic:blipFill>
-                    <a:blip r:embed="rId80"/>
+                    <a:blip r:embed="rId86"/>
                     <a:stretch>
                       <a:fillRect/>
                     </a:stretch>
@@ -15594,7 +15594,7 @@
                           <pic:cNvPicPr/>
                         </pic:nvPicPr>
                         <pic:blipFill>
-                          <a:blip r:embed="rId81"/>
+                          <a:blip r:embed="rId87"/>
                           <a:stretch>
                             <a:fillRect/>
                           </a:stretch>
@@ -15766,7 +15766,7 @@
                           <pic:cNvPicPr/>
                         </pic:nvPicPr>
                         <pic:blipFill>
-                          <a:blip r:embed="rId82"/>
+                          <a:blip r:embed="rId88"/>
                           <a:stretch>
                             <a:fillRect/>
                           </a:stretch>
@@ -15864,7 +15864,7 @@
       </w:r>
     </w:p>
     <w:sectPr>
-      <w:footerReference w:type="default" r:id="rId83"/>
+      <w:footerReference w:type="default" r:id="rId89"/>
       <w:pgSz w:w="12240" w:h="15840"/>
       <w:pgMar w:top="1008" w:right="1224" w:bottom="1152" w:left="1224" w:header="720" w:footer="720" w:gutter="0"/>
       <w:cols w:space="720"/>

--- a/output/g20-ministers-trade-list.docx
+++ b/output/g20-ministers-trade-list.docx
@@ -3363,7 +3363,7 @@
             <w:r>
               <w:drawing>
                 <wp:inline xmlns:a="http://schemas.openxmlformats.org/drawingml/2006/main" xmlns:pic="http://schemas.openxmlformats.org/drawingml/2006/picture">
-                  <wp:extent cx="566928" cy="708660"/>
+                  <wp:extent cx="566928" cy="707594"/>
                   <wp:docPr id="17" name="Picture 17"/>
                   <wp:cNvGraphicFramePr>
                     <a:graphicFrameLocks noChangeAspect="1"/>
@@ -3372,7 +3372,7 @@
                     <a:graphicData uri="http://schemas.openxmlformats.org/drawingml/2006/picture">
                       <pic:pic>
                         <pic:nvPicPr>
-                          <pic:cNvPr id="0" name="_ph-canada-solomon.png"/>
+                          <pic:cNvPr id="0" name="canada-solomon.png"/>
                           <pic:cNvPicPr/>
                         </pic:nvPicPr>
                         <pic:blipFill>
@@ -3384,7 +3384,7 @@
                         <pic:spPr>
                           <a:xfrm>
                             <a:off x="0" y="0"/>
-                            <a:ext cx="566928" cy="708660"/>
+                            <a:ext cx="566928" cy="707594"/>
                           </a:xfrm>
                           <a:prstGeom prst="rect"/>
                         </pic:spPr>
@@ -3812,7 +3812,7 @@
             <w:r>
               <w:drawing>
                 <wp:inline xmlns:a="http://schemas.openxmlformats.org/drawingml/2006/main" xmlns:pic="http://schemas.openxmlformats.org/drawingml/2006/picture">
-                  <wp:extent cx="566928" cy="708660"/>
+                  <wp:extent cx="566928" cy="705986"/>
                   <wp:docPr id="19" name="Picture 19"/>
                   <wp:cNvGraphicFramePr>
                     <a:graphicFrameLocks noChangeAspect="1"/>
@@ -3821,7 +3821,7 @@
                     <a:graphicData uri="http://schemas.openxmlformats.org/drawingml/2006/picture">
                       <pic:pic>
                         <pic:nvPicPr>
-                          <pic:cNvPr id="0" name="_ph-china-wangwentao.png"/>
+                          <pic:cNvPr id="0" name="china-wangwentao.png"/>
                           <pic:cNvPicPr/>
                         </pic:nvPicPr>
                         <pic:blipFill>
@@ -3833,7 +3833,7 @@
                         <pic:spPr>
                           <a:xfrm>
                             <a:off x="0" y="0"/>
-                            <a:ext cx="566928" cy="708660"/>
+                            <a:ext cx="566928" cy="705986"/>
                           </a:xfrm>
                           <a:prstGeom prst="rect"/>
                         </pic:spPr>
@@ -3952,7 +3952,7 @@
             <w:r>
               <w:drawing>
                 <wp:inline xmlns:a="http://schemas.openxmlformats.org/drawingml/2006/main" xmlns:pic="http://schemas.openxmlformats.org/drawingml/2006/picture">
-                  <wp:extent cx="566928" cy="708660"/>
+                  <wp:extent cx="566928" cy="709551"/>
                   <wp:docPr id="20" name="Picture 20"/>
                   <wp:cNvGraphicFramePr>
                     <a:graphicFrameLocks noChangeAspect="1"/>
@@ -3961,7 +3961,7 @@
                     <a:graphicData uri="http://schemas.openxmlformats.org/drawingml/2006/picture">
                       <pic:pic>
                         <pic:nvPicPr>
-                          <pic:cNvPr id="0" name="_ph-china-lichenggang.png"/>
+                          <pic:cNvPr id="0" name="china-lichenggang.png"/>
                           <pic:cNvPicPr/>
                         </pic:nvPicPr>
                         <pic:blipFill>
@@ -3973,7 +3973,7 @@
                         <pic:spPr>
                           <a:xfrm>
                             <a:off x="0" y="0"/>
-                            <a:ext cx="566928" cy="708660"/>
+                            <a:ext cx="566928" cy="709551"/>
                           </a:xfrm>
                           <a:prstGeom prst="rect"/>
                         </pic:spPr>
@@ -4124,7 +4124,7 @@
             <w:r>
               <w:drawing>
                 <wp:inline xmlns:a="http://schemas.openxmlformats.org/drawingml/2006/main" xmlns:pic="http://schemas.openxmlformats.org/drawingml/2006/picture">
-                  <wp:extent cx="566928" cy="708660"/>
+                  <wp:extent cx="566928" cy="707709"/>
                   <wp:docPr id="21" name="Picture 21"/>
                   <wp:cNvGraphicFramePr>
                     <a:graphicFrameLocks noChangeAspect="1"/>
@@ -4133,7 +4133,7 @@
                     <a:graphicData uri="http://schemas.openxmlformats.org/drawingml/2006/picture">
                       <pic:pic>
                         <pic:nvPicPr>
-                          <pic:cNvPr id="0" name="_ph-china-lilecheng.png"/>
+                          <pic:cNvPr id="0" name="china-lilecheng.png"/>
                           <pic:cNvPicPr/>
                         </pic:nvPicPr>
                         <pic:blipFill>
@@ -4145,7 +4145,7 @@
                         <pic:spPr>
                           <a:xfrm>
                             <a:off x="0" y="0"/>
-                            <a:ext cx="566928" cy="708660"/>
+                            <a:ext cx="566928" cy="707709"/>
                           </a:xfrm>
                           <a:prstGeom prst="rect"/>
                         </pic:spPr>
@@ -4264,7 +4264,7 @@
             <w:r>
               <w:drawing>
                 <wp:inline xmlns:a="http://schemas.openxmlformats.org/drawingml/2006/main" xmlns:pic="http://schemas.openxmlformats.org/drawingml/2006/picture">
-                  <wp:extent cx="566928" cy="708660"/>
+                  <wp:extent cx="566928" cy="705768"/>
                   <wp:docPr id="22" name="Picture 22"/>
                   <wp:cNvGraphicFramePr>
                     <a:graphicFrameLocks noChangeAspect="1"/>
@@ -4273,7 +4273,7 @@
                     <a:graphicData uri="http://schemas.openxmlformats.org/drawingml/2006/picture">
                       <pic:pic>
                         <pic:nvPicPr>
-                          <pic:cNvPr id="0" name="_ph-china-hejun.png"/>
+                          <pic:cNvPr id="0" name="china-hejun.png"/>
                           <pic:cNvPicPr/>
                         </pic:nvPicPr>
                         <pic:blipFill>
@@ -4285,7 +4285,7 @@
                         <pic:spPr>
                           <a:xfrm>
                             <a:off x="0" y="0"/>
-                            <a:ext cx="566928" cy="708660"/>
+                            <a:ext cx="566928" cy="705768"/>
                           </a:xfrm>
                           <a:prstGeom prst="rect"/>
                         </pic:spPr>
@@ -4728,7 +4728,7 @@
             <w:r>
               <w:drawing>
                 <wp:inline xmlns:a="http://schemas.openxmlformats.org/drawingml/2006/main" xmlns:pic="http://schemas.openxmlformats.org/drawingml/2006/picture">
-                  <wp:extent cx="566928" cy="708660"/>
+                  <wp:extent cx="566928" cy="707709"/>
                   <wp:docPr id="24" name="Picture 24"/>
                   <wp:cNvGraphicFramePr>
                     <a:graphicFrameLocks noChangeAspect="1"/>
@@ -4737,7 +4737,7 @@
                     <a:graphicData uri="http://schemas.openxmlformats.org/drawingml/2006/picture">
                       <pic:pic>
                         <pic:nvPicPr>
-                          <pic:cNvPr id="0" name="_ph-france-forissier.png"/>
+                          <pic:cNvPr id="0" name="france-forissier.png"/>
                           <pic:cNvPicPr/>
                         </pic:nvPicPr>
                         <pic:blipFill>
@@ -4749,7 +4749,7 @@
                         <pic:spPr>
                           <a:xfrm>
                             <a:off x="0" y="0"/>
-                            <a:ext cx="566928" cy="708660"/>
+                            <a:ext cx="566928" cy="707709"/>
                           </a:xfrm>
                           <a:prstGeom prst="rect"/>
                         </pic:spPr>
@@ -4885,7 +4885,7 @@
             <w:r>
               <w:drawing>
                 <wp:inline xmlns:a="http://schemas.openxmlformats.org/drawingml/2006/main" xmlns:pic="http://schemas.openxmlformats.org/drawingml/2006/picture">
-                  <wp:extent cx="566928" cy="708660"/>
+                  <wp:extent cx="566928" cy="709551"/>
                   <wp:docPr id="25" name="Picture 25"/>
                   <wp:cNvGraphicFramePr>
                     <a:graphicFrameLocks noChangeAspect="1"/>
@@ -4894,7 +4894,7 @@
                     <a:graphicData uri="http://schemas.openxmlformats.org/drawingml/2006/picture">
                       <pic:pic>
                         <pic:nvPicPr>
-                          <pic:cNvPr id="0" name="_ph-france-lehenanff.png"/>
+                          <pic:cNvPr id="0" name="france-lehenanff.png"/>
                           <pic:cNvPicPr/>
                         </pic:nvPicPr>
                         <pic:blipFill>
@@ -4906,7 +4906,7 @@
                         <pic:spPr>
                           <a:xfrm>
                             <a:off x="0" y="0"/>
-                            <a:ext cx="566928" cy="708660"/>
+                            <a:ext cx="566928" cy="709551"/>
                           </a:xfrm>
                           <a:prstGeom prst="rect"/>
                         </pic:spPr>
@@ -5334,7 +5334,7 @@
             <w:r>
               <w:drawing>
                 <wp:inline xmlns:a="http://schemas.openxmlformats.org/drawingml/2006/main" xmlns:pic="http://schemas.openxmlformats.org/drawingml/2006/picture">
-                  <wp:extent cx="566928" cy="708660"/>
+                  <wp:extent cx="566928" cy="709551"/>
                   <wp:docPr id="27" name="Picture 27"/>
                   <wp:cNvGraphicFramePr>
                     <a:graphicFrameLocks noChangeAspect="1"/>
@@ -5343,7 +5343,7 @@
                     <a:graphicData uri="http://schemas.openxmlformats.org/drawingml/2006/picture">
                       <pic:pic>
                         <pic:nvPicPr>
-                          <pic:cNvPr id="0" name="_ph-germany-reiche.png"/>
+                          <pic:cNvPr id="0" name="germany-reiche.png"/>
                           <pic:cNvPicPr/>
                         </pic:nvPicPr>
                         <pic:blipFill>
@@ -5355,7 +5355,7 @@
                         <pic:spPr>
                           <a:xfrm>
                             <a:off x="0" y="0"/>
-                            <a:ext cx="566928" cy="708660"/>
+                            <a:ext cx="566928" cy="709551"/>
                           </a:xfrm>
                           <a:prstGeom prst="rect"/>
                         </pic:spPr>
@@ -5506,7 +5506,7 @@
             <w:r>
               <w:drawing>
                 <wp:inline xmlns:a="http://schemas.openxmlformats.org/drawingml/2006/main" xmlns:pic="http://schemas.openxmlformats.org/drawingml/2006/picture">
-                  <wp:extent cx="566928" cy="708660"/>
+                  <wp:extent cx="566928" cy="709551"/>
                   <wp:docPr id="28" name="Picture 28"/>
                   <wp:cNvGraphicFramePr>
                     <a:graphicFrameLocks noChangeAspect="1"/>
@@ -5515,7 +5515,7 @@
                     <a:graphicData uri="http://schemas.openxmlformats.org/drawingml/2006/picture">
                       <pic:pic>
                         <pic:nvPicPr>
-                          <pic:cNvPr id="0" name="_ph-germany-wildberger.png"/>
+                          <pic:cNvPr id="0" name="germany-wildberger.png"/>
                           <pic:cNvPicPr/>
                         </pic:nvPicPr>
                         <pic:blipFill>
@@ -5527,7 +5527,7 @@
                         <pic:spPr>
                           <a:xfrm>
                             <a:off x="0" y="0"/>
-                            <a:ext cx="566928" cy="708660"/>
+                            <a:ext cx="566928" cy="709551"/>
                           </a:xfrm>
                           <a:prstGeom prst="rect"/>
                         </pic:spPr>
@@ -5955,7 +5955,7 @@
             <w:r>
               <w:drawing>
                 <wp:inline xmlns:a="http://schemas.openxmlformats.org/drawingml/2006/main" xmlns:pic="http://schemas.openxmlformats.org/drawingml/2006/picture">
-                  <wp:extent cx="566928" cy="708660"/>
+                  <wp:extent cx="566928" cy="711495"/>
                   <wp:docPr id="30" name="Picture 30"/>
                   <wp:cNvGraphicFramePr>
                     <a:graphicFrameLocks noChangeAspect="1"/>
@@ -5964,7 +5964,7 @@
                     <a:graphicData uri="http://schemas.openxmlformats.org/drawingml/2006/picture">
                       <pic:pic>
                         <pic:nvPicPr>
-                          <pic:cNvPr id="0" name="_ph-india-goyal.png"/>
+                          <pic:cNvPr id="0" name="india-goyal.png"/>
                           <pic:cNvPicPr/>
                         </pic:nvPicPr>
                         <pic:blipFill>
@@ -5976,7 +5976,7 @@
                         <pic:spPr>
                           <a:xfrm>
                             <a:off x="0" y="0"/>
-                            <a:ext cx="566928" cy="708660"/>
+                            <a:ext cx="566928" cy="711495"/>
                           </a:xfrm>
                           <a:prstGeom prst="rect"/>
                         </pic:spPr>
@@ -6095,7 +6095,7 @@
             <w:r>
               <w:drawing>
                 <wp:inline xmlns:a="http://schemas.openxmlformats.org/drawingml/2006/main" xmlns:pic="http://schemas.openxmlformats.org/drawingml/2006/picture">
-                  <wp:extent cx="566928" cy="708660"/>
+                  <wp:extent cx="566928" cy="709551"/>
                   <wp:docPr id="31" name="Picture 31"/>
                   <wp:cNvGraphicFramePr>
                     <a:graphicFrameLocks noChangeAspect="1"/>
@@ -6104,7 +6104,7 @@
                     <a:graphicData uri="http://schemas.openxmlformats.org/drawingml/2006/picture">
                       <pic:pic>
                         <pic:nvPicPr>
-                          <pic:cNvPr id="0" name="_ph-india-agrawal.png"/>
+                          <pic:cNvPr id="0" name="india-agrawal.png"/>
                           <pic:cNvPicPr/>
                         </pic:nvPicPr>
                         <pic:blipFill>
@@ -6116,7 +6116,7 @@
                         <pic:spPr>
                           <a:xfrm>
                             <a:off x="0" y="0"/>
-                            <a:ext cx="566928" cy="708660"/>
+                            <a:ext cx="566928" cy="709551"/>
                           </a:xfrm>
                           <a:prstGeom prst="rect"/>
                         </pic:spPr>
@@ -6276,7 +6276,7 @@
                     <a:graphicData uri="http://schemas.openxmlformats.org/drawingml/2006/picture">
                       <pic:pic>
                         <pic:nvPicPr>
-                          <pic:cNvPr id="0" name="_ph-india-vaishnaw.png"/>
+                          <pic:cNvPr id="0" name="india-vaishnaw.png"/>
                           <pic:cNvPicPr/>
                         </pic:nvPicPr>
                         <pic:blipFill>
@@ -6731,7 +6731,7 @@
             <w:r>
               <w:drawing>
                 <wp:inline xmlns:a="http://schemas.openxmlformats.org/drawingml/2006/main" xmlns:pic="http://schemas.openxmlformats.org/drawingml/2006/picture">
-                  <wp:extent cx="566928" cy="708660"/>
+                  <wp:extent cx="566928" cy="705986"/>
                   <wp:docPr id="34" name="Picture 34"/>
                   <wp:cNvGraphicFramePr>
                     <a:graphicFrameLocks noChangeAspect="1"/>
@@ -6740,7 +6740,7 @@
                     <a:graphicData uri="http://schemas.openxmlformats.org/drawingml/2006/picture">
                       <pic:pic>
                         <pic:nvPicPr>
-                          <pic:cNvPr id="0" name="_ph-indonesia-santoso.png"/>
+                          <pic:cNvPr id="0" name="indonesia-santoso.png"/>
                           <pic:cNvPicPr/>
                         </pic:nvPicPr>
                         <pic:blipFill>
@@ -6752,7 +6752,7 @@
                         <pic:spPr>
                           <a:xfrm>
                             <a:off x="0" y="0"/>
-                            <a:ext cx="566928" cy="708660"/>
+                            <a:ext cx="566928" cy="705986"/>
                           </a:xfrm>
                           <a:prstGeom prst="rect"/>
                         </pic:spPr>
@@ -6871,7 +6871,7 @@
             <w:r>
               <w:drawing>
                 <wp:inline xmlns:a="http://schemas.openxmlformats.org/drawingml/2006/main" xmlns:pic="http://schemas.openxmlformats.org/drawingml/2006/picture">
-                  <wp:extent cx="566928" cy="708660"/>
+                  <wp:extent cx="566928" cy="709551"/>
                   <wp:docPr id="35" name="Picture 35"/>
                   <wp:cNvGraphicFramePr>
                     <a:graphicFrameLocks noChangeAspect="1"/>
@@ -6880,7 +6880,7 @@
                     <a:graphicData uri="http://schemas.openxmlformats.org/drawingml/2006/picture">
                       <pic:pic>
                         <pic:nvPicPr>
-                          <pic:cNvPr id="0" name="_ph-indonesia-airlangga.png"/>
+                          <pic:cNvPr id="0" name="indonesia-airlangga.png"/>
                           <pic:cNvPicPr/>
                         </pic:nvPicPr>
                         <pic:blipFill>
@@ -6892,7 +6892,7 @@
                         <pic:spPr>
                           <a:xfrm>
                             <a:off x="0" y="0"/>
-                            <a:ext cx="566928" cy="708660"/>
+                            <a:ext cx="566928" cy="709551"/>
                           </a:xfrm>
                           <a:prstGeom prst="rect"/>
                         </pic:spPr>
@@ -7028,7 +7028,7 @@
             <w:r>
               <w:drawing>
                 <wp:inline xmlns:a="http://schemas.openxmlformats.org/drawingml/2006/main" xmlns:pic="http://schemas.openxmlformats.org/drawingml/2006/picture">
-                  <wp:extent cx="566928" cy="708660"/>
+                  <wp:extent cx="566928" cy="709551"/>
                   <wp:docPr id="36" name="Picture 36"/>
                   <wp:cNvGraphicFramePr>
                     <a:graphicFrameLocks noChangeAspect="1"/>
@@ -7037,7 +7037,7 @@
                     <a:graphicData uri="http://schemas.openxmlformats.org/drawingml/2006/picture">
                       <pic:pic>
                         <pic:nvPicPr>
-                          <pic:cNvPr id="0" name="_ph-indonesia-hafid.png"/>
+                          <pic:cNvPr id="0" name="indonesia-hafid.png"/>
                           <pic:cNvPicPr/>
                         </pic:nvPicPr>
                         <pic:blipFill>
@@ -7049,7 +7049,7 @@
                         <pic:spPr>
                           <a:xfrm>
                             <a:off x="0" y="0"/>
-                            <a:ext cx="566928" cy="708660"/>
+                            <a:ext cx="566928" cy="709551"/>
                           </a:xfrm>
                           <a:prstGeom prst="rect"/>
                         </pic:spPr>
@@ -7477,7 +7477,7 @@
             <w:r>
               <w:drawing>
                 <wp:inline xmlns:a="http://schemas.openxmlformats.org/drawingml/2006/main" xmlns:pic="http://schemas.openxmlformats.org/drawingml/2006/picture">
-                  <wp:extent cx="566928" cy="708660"/>
+                  <wp:extent cx="566928" cy="709551"/>
                   <wp:docPr id="38" name="Picture 38"/>
                   <wp:cNvGraphicFramePr>
                     <a:graphicFrameLocks noChangeAspect="1"/>
@@ -7486,7 +7486,7 @@
                     <a:graphicData uri="http://schemas.openxmlformats.org/drawingml/2006/picture">
                       <pic:pic>
                         <pic:nvPicPr>
-                          <pic:cNvPr id="0" name="_ph-italy-tajani.png"/>
+                          <pic:cNvPr id="0" name="italy-tajani.png"/>
                           <pic:cNvPicPr/>
                         </pic:nvPicPr>
                         <pic:blipFill>
@@ -7498,7 +7498,7 @@
                         <pic:spPr>
                           <a:xfrm>
                             <a:off x="0" y="0"/>
-                            <a:ext cx="566928" cy="708660"/>
+                            <a:ext cx="566928" cy="709551"/>
                           </a:xfrm>
                           <a:prstGeom prst="rect"/>
                         </pic:spPr>
@@ -7617,7 +7617,7 @@
             <w:r>
               <w:drawing>
                 <wp:inline xmlns:a="http://schemas.openxmlformats.org/drawingml/2006/main" xmlns:pic="http://schemas.openxmlformats.org/drawingml/2006/picture">
-                  <wp:extent cx="566928" cy="708660"/>
+                  <wp:extent cx="566928" cy="706819"/>
                   <wp:docPr id="39" name="Picture 39"/>
                   <wp:cNvGraphicFramePr>
                     <a:graphicFrameLocks noChangeAspect="1"/>
@@ -7626,7 +7626,7 @@
                     <a:graphicData uri="http://schemas.openxmlformats.org/drawingml/2006/picture">
                       <pic:pic>
                         <pic:nvPicPr>
-                          <pic:cNvPr id="0" name="_ph-italy-urso.png"/>
+                          <pic:cNvPr id="0" name="italy-urso.png"/>
                           <pic:cNvPicPr/>
                         </pic:nvPicPr>
                         <pic:blipFill>
@@ -7638,7 +7638,7 @@
                         <pic:spPr>
                           <a:xfrm>
                             <a:off x="0" y="0"/>
-                            <a:ext cx="566928" cy="708660"/>
+                            <a:ext cx="566928" cy="706819"/>
                           </a:xfrm>
                           <a:prstGeom prst="rect"/>
                         </pic:spPr>
@@ -7774,7 +7774,7 @@
             <w:r>
               <w:drawing>
                 <wp:inline xmlns:a="http://schemas.openxmlformats.org/drawingml/2006/main" xmlns:pic="http://schemas.openxmlformats.org/drawingml/2006/picture">
-                  <wp:extent cx="566928" cy="708660"/>
+                  <wp:extent cx="566928" cy="709551"/>
                   <wp:docPr id="40" name="Picture 40"/>
                   <wp:cNvGraphicFramePr>
                     <a:graphicFrameLocks noChangeAspect="1"/>
@@ -7783,7 +7783,7 @@
                     <a:graphicData uri="http://schemas.openxmlformats.org/drawingml/2006/picture">
                       <pic:pic>
                         <pic:nvPicPr>
-                          <pic:cNvPr id="0" name="_ph-italy-butti.png"/>
+                          <pic:cNvPr id="0" name="italy-butti.png"/>
                           <pic:cNvPicPr/>
                         </pic:nvPicPr>
                         <pic:blipFill>
@@ -7795,7 +7795,7 @@
                         <pic:spPr>
                           <a:xfrm>
                             <a:off x="0" y="0"/>
-                            <a:ext cx="566928" cy="708660"/>
+                            <a:ext cx="566928" cy="709551"/>
                           </a:xfrm>
                           <a:prstGeom prst="rect"/>
                         </pic:spPr>
@@ -8223,7 +8223,7 @@
             <w:r>
               <w:drawing>
                 <wp:inline xmlns:a="http://schemas.openxmlformats.org/drawingml/2006/main" xmlns:pic="http://schemas.openxmlformats.org/drawingml/2006/picture">
-                  <wp:extent cx="566928" cy="708660"/>
+                  <wp:extent cx="566928" cy="707709"/>
                   <wp:docPr id="42" name="Picture 42"/>
                   <wp:cNvGraphicFramePr>
                     <a:graphicFrameLocks noChangeAspect="1"/>
@@ -8232,7 +8232,7 @@
                     <a:graphicData uri="http://schemas.openxmlformats.org/drawingml/2006/picture">
                       <pic:pic>
                         <pic:nvPicPr>
-                          <pic:cNvPr id="0" name="_ph-japan-akazawa.png"/>
+                          <pic:cNvPr id="0" name="japan-akazawa.png"/>
                           <pic:cNvPicPr/>
                         </pic:nvPicPr>
                         <pic:blipFill>
@@ -8244,7 +8244,7 @@
                         <pic:spPr>
                           <a:xfrm>
                             <a:off x="0" y="0"/>
-                            <a:ext cx="566928" cy="708660"/>
+                            <a:ext cx="566928" cy="707709"/>
                           </a:xfrm>
                           <a:prstGeom prst="rect"/>
                         </pic:spPr>
@@ -8395,7 +8395,7 @@
             <w:r>
               <w:drawing>
                 <wp:inline xmlns:a="http://schemas.openxmlformats.org/drawingml/2006/main" xmlns:pic="http://schemas.openxmlformats.org/drawingml/2006/picture">
-                  <wp:extent cx="566928" cy="708660"/>
+                  <wp:extent cx="566928" cy="706545"/>
                   <wp:docPr id="43" name="Picture 43"/>
                   <wp:cNvGraphicFramePr>
                     <a:graphicFrameLocks noChangeAspect="1"/>
@@ -8404,7 +8404,7 @@
                     <a:graphicData uri="http://schemas.openxmlformats.org/drawingml/2006/picture">
                       <pic:pic>
                         <pic:nvPicPr>
-                          <pic:cNvPr id="0" name="_ph-japan-matsumoto.png"/>
+                          <pic:cNvPr id="0" name="japan-matsumoto.png"/>
                           <pic:cNvPicPr/>
                         </pic:nvPicPr>
                         <pic:blipFill>
@@ -8416,7 +8416,7 @@
                         <pic:spPr>
                           <a:xfrm>
                             <a:off x="0" y="0"/>
-                            <a:ext cx="566928" cy="708660"/>
+                            <a:ext cx="566928" cy="706545"/>
                           </a:xfrm>
                           <a:prstGeom prst="rect"/>
                         </pic:spPr>
@@ -8844,7 +8844,7 @@
             <w:r>
               <w:drawing>
                 <wp:inline xmlns:a="http://schemas.openxmlformats.org/drawingml/2006/main" xmlns:pic="http://schemas.openxmlformats.org/drawingml/2006/picture">
-                  <wp:extent cx="566928" cy="708660"/>
+                  <wp:extent cx="566928" cy="705986"/>
                   <wp:docPr id="45" name="Picture 45"/>
                   <wp:cNvGraphicFramePr>
                     <a:graphicFrameLocks noChangeAspect="1"/>
@@ -8853,7 +8853,7 @@
                     <a:graphicData uri="http://schemas.openxmlformats.org/drawingml/2006/picture">
                       <pic:pic>
                         <pic:nvPicPr>
-                          <pic:cNvPr id="0" name="_ph-mexico-ebrard.png"/>
+                          <pic:cNvPr id="0" name="mexico-ebrard.png"/>
                           <pic:cNvPicPr/>
                         </pic:nvPicPr>
                         <pic:blipFill>
@@ -8865,7 +8865,7 @@
                         <pic:spPr>
                           <a:xfrm>
                             <a:off x="0" y="0"/>
-                            <a:ext cx="566928" cy="708660"/>
+                            <a:ext cx="566928" cy="705986"/>
                           </a:xfrm>
                           <a:prstGeom prst="rect"/>
                         </pic:spPr>
@@ -8984,7 +8984,7 @@
             <w:r>
               <w:drawing>
                 <wp:inline xmlns:a="http://schemas.openxmlformats.org/drawingml/2006/main" xmlns:pic="http://schemas.openxmlformats.org/drawingml/2006/picture">
-                  <wp:extent cx="566928" cy="708660"/>
+                  <wp:extent cx="566928" cy="709551"/>
                   <wp:docPr id="46" name="Picture 46"/>
                   <wp:cNvGraphicFramePr>
                     <a:graphicFrameLocks noChangeAspect="1"/>
@@ -8993,7 +8993,7 @@
                     <a:graphicData uri="http://schemas.openxmlformats.org/drawingml/2006/picture">
                       <pic:pic>
                         <pic:nvPicPr>
-                          <pic:cNvPr id="0" name="_ph-mexico-gutierrez.png"/>
+                          <pic:cNvPr id="0" name="mexico-gutierrez.png"/>
                           <pic:cNvPicPr/>
                         </pic:nvPicPr>
                         <pic:blipFill>
@@ -9005,7 +9005,7 @@
                         <pic:spPr>
                           <a:xfrm>
                             <a:off x="0" y="0"/>
-                            <a:ext cx="566928" cy="708660"/>
+                            <a:ext cx="566928" cy="709551"/>
                           </a:xfrm>
                           <a:prstGeom prst="rect"/>
                         </pic:spPr>
@@ -9141,7 +9141,7 @@
             <w:r>
               <w:drawing>
                 <wp:inline xmlns:a="http://schemas.openxmlformats.org/drawingml/2006/main" xmlns:pic="http://schemas.openxmlformats.org/drawingml/2006/picture">
-                  <wp:extent cx="566928" cy="709551"/>
+                  <wp:extent cx="566928" cy="705986"/>
                   <wp:docPr id="47" name="Picture 47"/>
                   <wp:cNvGraphicFramePr>
                     <a:graphicFrameLocks noChangeAspect="1"/>
@@ -9162,7 +9162,7 @@
                         <pic:spPr>
                           <a:xfrm>
                             <a:off x="0" y="0"/>
-                            <a:ext cx="566928" cy="709551"/>
+                            <a:ext cx="566928" cy="705986"/>
                           </a:xfrm>
                           <a:prstGeom prst="rect"/>
                         </pic:spPr>
@@ -9730,7 +9730,7 @@
             <w:r>
               <w:drawing>
                 <wp:inline xmlns:a="http://schemas.openxmlformats.org/drawingml/2006/main" xmlns:pic="http://schemas.openxmlformats.org/drawingml/2006/picture">
-                  <wp:extent cx="566928" cy="709551"/>
+                  <wp:extent cx="566928" cy="705986"/>
                   <wp:docPr id="50" name="Picture 50"/>
                   <wp:cNvGraphicFramePr>
                     <a:graphicFrameLocks noChangeAspect="1"/>
@@ -9751,7 +9751,7 @@
                         <pic:spPr>
                           <a:xfrm>
                             <a:off x="0" y="0"/>
-                            <a:ext cx="566928" cy="709551"/>
+                            <a:ext cx="566928" cy="705986"/>
                           </a:xfrm>
                           <a:prstGeom prst="rect"/>
                         </pic:spPr>
@@ -9902,7 +9902,7 @@
             <w:r>
               <w:drawing>
                 <wp:inline xmlns:a="http://schemas.openxmlformats.org/drawingml/2006/main" xmlns:pic="http://schemas.openxmlformats.org/drawingml/2006/picture">
-                  <wp:extent cx="566928" cy="709551"/>
+                  <wp:extent cx="566928" cy="705986"/>
                   <wp:docPr id="51" name="Picture 51"/>
                   <wp:cNvGraphicFramePr>
                     <a:graphicFrameLocks noChangeAspect="1"/>
@@ -9923,7 +9923,7 @@
                         <pic:spPr>
                           <a:xfrm>
                             <a:off x="0" y="0"/>
-                            <a:ext cx="566928" cy="709551"/>
+                            <a:ext cx="566928" cy="705986"/>
                           </a:xfrm>
                           <a:prstGeom prst="rect"/>
                         </pic:spPr>
@@ -10506,7 +10506,7 @@
             <w:r>
               <w:drawing>
                 <wp:inline xmlns:a="http://schemas.openxmlformats.org/drawingml/2006/main" xmlns:pic="http://schemas.openxmlformats.org/drawingml/2006/picture">
-                  <wp:extent cx="566928" cy="716120"/>
+                  <wp:extent cx="566928" cy="708660"/>
                   <wp:docPr id="54" name="Picture 54"/>
                   <wp:cNvGraphicFramePr>
                     <a:graphicFrameLocks noChangeAspect="1"/>
@@ -10527,7 +10527,7 @@
                         <pic:spPr>
                           <a:xfrm>
                             <a:off x="0" y="0"/>
-                            <a:ext cx="566928" cy="716120"/>
+                            <a:ext cx="566928" cy="708660"/>
                           </a:xfrm>
                           <a:prstGeom prst="rect"/>
                         </pic:spPr>
@@ -10678,7 +10678,7 @@
             <w:r>
               <w:drawing>
                 <wp:inline xmlns:a="http://schemas.openxmlformats.org/drawingml/2006/main" xmlns:pic="http://schemas.openxmlformats.org/drawingml/2006/picture">
-                  <wp:extent cx="566928" cy="716120"/>
+                  <wp:extent cx="566928" cy="708660"/>
                   <wp:docPr id="55" name="Picture 55"/>
                   <wp:cNvGraphicFramePr>
                     <a:graphicFrameLocks noChangeAspect="1"/>
@@ -10699,7 +10699,7 @@
                         <pic:spPr>
                           <a:xfrm>
                             <a:off x="0" y="0"/>
-                            <a:ext cx="566928" cy="716120"/>
+                            <a:ext cx="566928" cy="708660"/>
                           </a:xfrm>
                           <a:prstGeom prst="rect"/>
                         </pic:spPr>
@@ -11282,7 +11282,7 @@
             <w:r>
               <w:drawing>
                 <wp:inline xmlns:a="http://schemas.openxmlformats.org/drawingml/2006/main" xmlns:pic="http://schemas.openxmlformats.org/drawingml/2006/picture">
-                  <wp:extent cx="566928" cy="709551"/>
+                  <wp:extent cx="566928" cy="705986"/>
                   <wp:docPr id="58" name="Picture 58"/>
                   <wp:cNvGraphicFramePr>
                     <a:graphicFrameLocks noChangeAspect="1"/>
@@ -11303,7 +11303,7 @@
                         <pic:spPr>
                           <a:xfrm>
                             <a:off x="0" y="0"/>
-                            <a:ext cx="566928" cy="709551"/>
+                            <a:ext cx="566928" cy="705986"/>
                           </a:xfrm>
                           <a:prstGeom prst="rect"/>
                         </pic:spPr>
@@ -11449,7 +11449,7 @@
             <w:r>
               <w:drawing>
                 <wp:inline xmlns:a="http://schemas.openxmlformats.org/drawingml/2006/main" xmlns:pic="http://schemas.openxmlformats.org/drawingml/2006/picture">
-                  <wp:extent cx="566928" cy="716120"/>
+                  <wp:extent cx="566928" cy="708660"/>
                   <wp:docPr id="59" name="Picture 59"/>
                   <wp:cNvGraphicFramePr>
                     <a:graphicFrameLocks noChangeAspect="1"/>
@@ -11470,7 +11470,7 @@
                         <pic:spPr>
                           <a:xfrm>
                             <a:off x="0" y="0"/>
-                            <a:ext cx="566928" cy="716120"/>
+                            <a:ext cx="566928" cy="708660"/>
                           </a:xfrm>
                           <a:prstGeom prst="rect"/>
                         </pic:spPr>
@@ -11898,7 +11898,7 @@
             <w:r>
               <w:drawing>
                 <wp:inline xmlns:a="http://schemas.openxmlformats.org/drawingml/2006/main" xmlns:pic="http://schemas.openxmlformats.org/drawingml/2006/picture">
-                  <wp:extent cx="566928" cy="716120"/>
+                  <wp:extent cx="566928" cy="708660"/>
                   <wp:docPr id="61" name="Picture 61"/>
                   <wp:cNvGraphicFramePr>
                     <a:graphicFrameLocks noChangeAspect="1"/>
@@ -11919,7 +11919,7 @@
                         <pic:spPr>
                           <a:xfrm>
                             <a:off x="0" y="0"/>
-                            <a:ext cx="566928" cy="716120"/>
+                            <a:ext cx="566928" cy="708660"/>
                           </a:xfrm>
                           <a:prstGeom prst="rect"/>
                         </pic:spPr>
@@ -12038,7 +12038,7 @@
             <w:r>
               <w:drawing>
                 <wp:inline xmlns:a="http://schemas.openxmlformats.org/drawingml/2006/main" xmlns:pic="http://schemas.openxmlformats.org/drawingml/2006/picture">
-                  <wp:extent cx="566928" cy="716120"/>
+                  <wp:extent cx="566928" cy="708660"/>
                   <wp:docPr id="62" name="Picture 62"/>
                   <wp:cNvGraphicFramePr>
                     <a:graphicFrameLocks noChangeAspect="1"/>
@@ -12059,7 +12059,7 @@
                         <pic:spPr>
                           <a:xfrm>
                             <a:off x="0" y="0"/>
-                            <a:ext cx="566928" cy="716120"/>
+                            <a:ext cx="566928" cy="708660"/>
                           </a:xfrm>
                           <a:prstGeom prst="rect"/>
                         </pic:spPr>
@@ -12195,7 +12195,7 @@
             <w:r>
               <w:drawing>
                 <wp:inline xmlns:a="http://schemas.openxmlformats.org/drawingml/2006/main" xmlns:pic="http://schemas.openxmlformats.org/drawingml/2006/picture">
-                  <wp:extent cx="566928" cy="704830"/>
+                  <wp:extent cx="566928" cy="714485"/>
                   <wp:docPr id="63" name="Picture 63"/>
                   <wp:cNvGraphicFramePr>
                     <a:graphicFrameLocks noChangeAspect="1"/>
@@ -12216,7 +12216,7 @@
                         <pic:spPr>
                           <a:xfrm>
                             <a:off x="0" y="0"/>
-                            <a:ext cx="566928" cy="704830"/>
+                            <a:ext cx="566928" cy="714485"/>
                           </a:xfrm>
                           <a:prstGeom prst="rect"/>
                         </pic:spPr>
@@ -12801,7 +12801,7 @@
             <w:r>
               <w:drawing>
                 <wp:inline xmlns:a="http://schemas.openxmlformats.org/drawingml/2006/main" xmlns:pic="http://schemas.openxmlformats.org/drawingml/2006/picture">
-                  <wp:extent cx="566928" cy="716120"/>
+                  <wp:extent cx="566928" cy="708660"/>
                   <wp:docPr id="66" name="Picture 66"/>
                   <wp:cNvGraphicFramePr>
                     <a:graphicFrameLocks noChangeAspect="1"/>
@@ -12822,7 +12822,7 @@
                         <pic:spPr>
                           <a:xfrm>
                             <a:off x="0" y="0"/>
-                            <a:ext cx="566928" cy="716120"/>
+                            <a:ext cx="566928" cy="708660"/>
                           </a:xfrm>
                           <a:prstGeom prst="rect"/>
                         </pic:spPr>
@@ -13988,7 +13988,7 @@
             <w:r>
               <w:drawing>
                 <wp:inline xmlns:a="http://schemas.openxmlformats.org/drawingml/2006/main" xmlns:pic="http://schemas.openxmlformats.org/drawingml/2006/picture">
-                  <wp:extent cx="566928" cy="716120"/>
+                  <wp:extent cx="566928" cy="708660"/>
                   <wp:docPr id="72" name="Picture 72"/>
                   <wp:cNvGraphicFramePr>
                     <a:graphicFrameLocks noChangeAspect="1"/>
@@ -14009,7 +14009,7 @@
                         <pic:spPr>
                           <a:xfrm>
                             <a:off x="0" y="0"/>
-                            <a:ext cx="566928" cy="716120"/>
+                            <a:ext cx="566928" cy="708660"/>
                           </a:xfrm>
                           <a:prstGeom prst="rect"/>
                         </pic:spPr>
@@ -14128,7 +14128,7 @@
             <w:r>
               <w:drawing>
                 <wp:inline xmlns:a="http://schemas.openxmlformats.org/drawingml/2006/main" xmlns:pic="http://schemas.openxmlformats.org/drawingml/2006/picture">
-                  <wp:extent cx="566928" cy="716120"/>
+                  <wp:extent cx="566928" cy="708660"/>
                   <wp:docPr id="73" name="Picture 73"/>
                   <wp:cNvGraphicFramePr>
                     <a:graphicFrameLocks noChangeAspect="1"/>
@@ -14149,7 +14149,7 @@
                         <pic:spPr>
                           <a:xfrm>
                             <a:off x="0" y="0"/>
-                            <a:ext cx="566928" cy="716120"/>
+                            <a:ext cx="566928" cy="708660"/>
                           </a:xfrm>
                           <a:prstGeom prst="rect"/>
                         </pic:spPr>
@@ -14300,7 +14300,7 @@
             <w:r>
               <w:drawing>
                 <wp:inline xmlns:a="http://schemas.openxmlformats.org/drawingml/2006/main" xmlns:pic="http://schemas.openxmlformats.org/drawingml/2006/picture">
-                  <wp:extent cx="566928" cy="704830"/>
+                  <wp:extent cx="566928" cy="714485"/>
                   <wp:docPr id="74" name="Picture 74"/>
                   <wp:cNvGraphicFramePr>
                     <a:graphicFrameLocks noChangeAspect="1"/>
@@ -14321,7 +14321,7 @@
                         <pic:spPr>
                           <a:xfrm>
                             <a:off x="0" y="0"/>
-                            <a:ext cx="566928" cy="704830"/>
+                            <a:ext cx="566928" cy="714485"/>
                           </a:xfrm>
                           <a:prstGeom prst="rect"/>
                         </pic:spPr>
@@ -14440,7 +14440,7 @@
             <w:r>
               <w:drawing>
                 <wp:inline xmlns:a="http://schemas.openxmlformats.org/drawingml/2006/main" xmlns:pic="http://schemas.openxmlformats.org/drawingml/2006/picture">
-                  <wp:extent cx="566928" cy="716120"/>
+                  <wp:extent cx="566928" cy="708660"/>
                   <wp:docPr id="75" name="Picture 75"/>
                   <wp:cNvGraphicFramePr>
                     <a:graphicFrameLocks noChangeAspect="1"/>
@@ -14461,7 +14461,7 @@
                         <pic:spPr>
                           <a:xfrm>
                             <a:off x="0" y="0"/>
-                            <a:ext cx="566928" cy="716120"/>
+                            <a:ext cx="566928" cy="708660"/>
                           </a:xfrm>
                           <a:prstGeom prst="rect"/>
                         </pic:spPr>

--- a/output/g20-ministers-trade-list.docx
+++ b/output/g20-ministers-trade-list.docx
@@ -758,7 +758,7 @@
             <w:r>
               <w:drawing>
                 <wp:inline xmlns:a="http://schemas.openxmlformats.org/drawingml/2006/main" xmlns:pic="http://schemas.openxmlformats.org/drawingml/2006/picture">
-                  <wp:extent cx="566928" cy="708660"/>
+                  <wp:extent cx="566928" cy="709551"/>
                   <wp:docPr id="3" name="Picture 3"/>
                   <wp:cNvGraphicFramePr>
                     <a:graphicFrameLocks noChangeAspect="1"/>
@@ -767,7 +767,7 @@
                     <a:graphicData uri="http://schemas.openxmlformats.org/drawingml/2006/picture">
                       <pic:pic>
                         <pic:nvPicPr>
-                          <pic:cNvPr id="0" name="_ph-argentina-quirno.png"/>
+                          <pic:cNvPr id="0" name="argentina-quirno.png"/>
                           <pic:cNvPicPr/>
                         </pic:nvPicPr>
                         <pic:blipFill>
@@ -779,7 +779,7 @@
                         <pic:spPr>
                           <a:xfrm>
                             <a:off x="0" y="0"/>
-                            <a:ext cx="566928" cy="708660"/>
+                            <a:ext cx="566928" cy="709551"/>
                           </a:xfrm>
                           <a:prstGeom prst="rect"/>
                         </pic:spPr>
@@ -1544,7 +1544,7 @@
             <w:r>
               <w:drawing>
                 <wp:inline xmlns:a="http://schemas.openxmlformats.org/drawingml/2006/main" xmlns:pic="http://schemas.openxmlformats.org/drawingml/2006/picture">
-                  <wp:extent cx="566928" cy="708660"/>
+                  <wp:extent cx="566928" cy="706480"/>
                   <wp:docPr id="7" name="Picture 7"/>
                   <wp:cNvGraphicFramePr>
                     <a:graphicFrameLocks noChangeAspect="1"/>
@@ -1553,7 +1553,7 @@
                     <a:graphicData uri="http://schemas.openxmlformats.org/drawingml/2006/picture">
                       <pic:pic>
                         <pic:nvPicPr>
-                          <pic:cNvPr id="0" name="_ph-australia-farrell.png"/>
+                          <pic:cNvPr id="0" name="australia-farrell.png"/>
                           <pic:cNvPicPr/>
                         </pic:nvPicPr>
                         <pic:blipFill>
@@ -1565,7 +1565,7 @@
                         <pic:spPr>
                           <a:xfrm>
                             <a:off x="0" y="0"/>
-                            <a:ext cx="566928" cy="708660"/>
+                            <a:ext cx="566928" cy="706480"/>
                           </a:xfrm>
                           <a:prstGeom prst="rect"/>
                         </pic:spPr>
@@ -1716,7 +1716,7 @@
             <w:r>
               <w:drawing>
                 <wp:inline xmlns:a="http://schemas.openxmlformats.org/drawingml/2006/main" xmlns:pic="http://schemas.openxmlformats.org/drawingml/2006/picture">
-                  <wp:extent cx="566928" cy="708660"/>
+                  <wp:extent cx="566928" cy="707594"/>
                   <wp:docPr id="8" name="Picture 8"/>
                   <wp:cNvGraphicFramePr>
                     <a:graphicFrameLocks noChangeAspect="1"/>
@@ -1725,7 +1725,7 @@
                     <a:graphicData uri="http://schemas.openxmlformats.org/drawingml/2006/picture">
                       <pic:pic>
                         <pic:nvPicPr>
-                          <pic:cNvPr id="0" name="_ph-australia-charlton.png"/>
+                          <pic:cNvPr id="0" name="australia-charlton.png"/>
                           <pic:cNvPicPr/>
                         </pic:nvPicPr>
                         <pic:blipFill>
@@ -1737,7 +1737,7 @@
                         <pic:spPr>
                           <a:xfrm>
                             <a:off x="0" y="0"/>
-                            <a:ext cx="566928" cy="708660"/>
+                            <a:ext cx="566928" cy="707594"/>
                           </a:xfrm>
                           <a:prstGeom prst="rect"/>
                         </pic:spPr>
@@ -1856,7 +1856,7 @@
             <w:r>
               <w:drawing>
                 <wp:inline xmlns:a="http://schemas.openxmlformats.org/drawingml/2006/main" xmlns:pic="http://schemas.openxmlformats.org/drawingml/2006/picture">
-                  <wp:extent cx="566928" cy="708660"/>
+                  <wp:extent cx="566928" cy="709551"/>
                   <wp:docPr id="9" name="Picture 9"/>
                   <wp:cNvGraphicFramePr>
                     <a:graphicFrameLocks noChangeAspect="1"/>
@@ -1865,7 +1865,7 @@
                     <a:graphicData uri="http://schemas.openxmlformats.org/drawingml/2006/picture">
                       <pic:pic>
                         <pic:nvPicPr>
-                          <pic:cNvPr id="0" name="_ph-australia-ayres.png"/>
+                          <pic:cNvPr id="0" name="australia-ayres.png"/>
                           <pic:cNvPicPr/>
                         </pic:nvPicPr>
                         <pic:blipFill>
@@ -1877,7 +1877,7 @@
                         <pic:spPr>
                           <a:xfrm>
                             <a:off x="0" y="0"/>
-                            <a:ext cx="566928" cy="708660"/>
+                            <a:ext cx="566928" cy="709551"/>
                           </a:xfrm>
                           <a:prstGeom prst="rect"/>
                         </pic:spPr>
@@ -2320,7 +2320,7 @@
             <w:r>
               <w:drawing>
                 <wp:inline xmlns:a="http://schemas.openxmlformats.org/drawingml/2006/main" xmlns:pic="http://schemas.openxmlformats.org/drawingml/2006/picture">
-                  <wp:extent cx="566928" cy="708660"/>
+                  <wp:extent cx="566928" cy="709551"/>
                   <wp:docPr id="11" name="Picture 11"/>
                   <wp:cNvGraphicFramePr>
                     <a:graphicFrameLocks noChangeAspect="1"/>
@@ -2329,7 +2329,7 @@
                     <a:graphicData uri="http://schemas.openxmlformats.org/drawingml/2006/picture">
                       <pic:pic>
                         <pic:nvPicPr>
-                          <pic:cNvPr id="0" name="_ph-brazil-rosa.png"/>
+                          <pic:cNvPr id="0" name="brazil-rosa.png"/>
                           <pic:cNvPicPr/>
                         </pic:nvPicPr>
                         <pic:blipFill>
@@ -2341,7 +2341,7 @@
                         <pic:spPr>
                           <a:xfrm>
                             <a:off x="0" y="0"/>
-                            <a:ext cx="566928" cy="708660"/>
+                            <a:ext cx="566928" cy="709551"/>
                           </a:xfrm>
                           <a:prstGeom prst="rect"/>
                         </pic:spPr>
@@ -2477,7 +2477,7 @@
             <w:r>
               <w:drawing>
                 <wp:inline xmlns:a="http://schemas.openxmlformats.org/drawingml/2006/main" xmlns:pic="http://schemas.openxmlformats.org/drawingml/2006/picture">
-                  <wp:extent cx="566928" cy="708660"/>
+                  <wp:extent cx="566928" cy="706819"/>
                   <wp:docPr id="12" name="Picture 12"/>
                   <wp:cNvGraphicFramePr>
                     <a:graphicFrameLocks noChangeAspect="1"/>
@@ -2486,7 +2486,7 @@
                     <a:graphicData uri="http://schemas.openxmlformats.org/drawingml/2006/picture">
                       <pic:pic>
                         <pic:nvPicPr>
-                          <pic:cNvPr id="0" name="_ph-brazil-siqueira.png"/>
+                          <pic:cNvPr id="0" name="brazil-siqueira.png"/>
                           <pic:cNvPicPr/>
                         </pic:nvPicPr>
                         <pic:blipFill>
@@ -2498,7 +2498,7 @@
                         <pic:spPr>
                           <a:xfrm>
                             <a:off x="0" y="0"/>
-                            <a:ext cx="566928" cy="708660"/>
+                            <a:ext cx="566928" cy="706819"/>
                           </a:xfrm>
                           <a:prstGeom prst="rect"/>
                         </pic:spPr>
@@ -2617,7 +2617,7 @@
             <w:r>
               <w:drawing>
                 <wp:inline xmlns:a="http://schemas.openxmlformats.org/drawingml/2006/main" xmlns:pic="http://schemas.openxmlformats.org/drawingml/2006/picture">
-                  <wp:extent cx="566928" cy="708660"/>
+                  <wp:extent cx="566928" cy="711676"/>
                   <wp:docPr id="13" name="Picture 13"/>
                   <wp:cNvGraphicFramePr>
                     <a:graphicFrameLocks noChangeAspect="1"/>
@@ -2626,7 +2626,7 @@
                     <a:graphicData uri="http://schemas.openxmlformats.org/drawingml/2006/picture">
                       <pic:pic>
                         <pic:nvPicPr>
-                          <pic:cNvPr id="0" name="_ph-brazil-santos.png"/>
+                          <pic:cNvPr id="0" name="brazil-santos.png"/>
                           <pic:cNvPicPr/>
                         </pic:nvPicPr>
                         <pic:blipFill>
@@ -2638,7 +2638,7 @@
                         <pic:spPr>
                           <a:xfrm>
                             <a:off x="0" y="0"/>
-                            <a:ext cx="566928" cy="708660"/>
+                            <a:ext cx="566928" cy="711676"/>
                           </a:xfrm>
                           <a:prstGeom prst="rect"/>
                         </pic:spPr>
@@ -3075,7 +3075,7 @@
                     <a:graphicData uri="http://schemas.openxmlformats.org/drawingml/2006/picture">
                       <pic:pic>
                         <pic:nvPicPr>
-                          <pic:cNvPr id="0" name="_ph-canada-sidhu.png"/>
+                          <pic:cNvPr id="0" name="canada-sidhu.png"/>
                           <pic:cNvPicPr/>
                         </pic:nvPicPr>
                         <pic:blipFill>
@@ -3206,7 +3206,7 @@
             <w:r>
               <w:drawing>
                 <wp:inline xmlns:a="http://schemas.openxmlformats.org/drawingml/2006/main" xmlns:pic="http://schemas.openxmlformats.org/drawingml/2006/picture">
-                  <wp:extent cx="566928" cy="708660"/>
+                  <wp:extent cx="566928" cy="707594"/>
                   <wp:docPr id="16" name="Picture 16"/>
                   <wp:cNvGraphicFramePr>
                     <a:graphicFrameLocks noChangeAspect="1"/>
@@ -3215,11 +3215,11 @@
                     <a:graphicData uri="http://schemas.openxmlformats.org/drawingml/2006/picture">
                       <pic:pic>
                         <pic:nvPicPr>
-                          <pic:cNvPr id="0" name="_ph-argentina-genua.png"/>
+                          <pic:cNvPr id="0" name="canada-leblanc.png"/>
                           <pic:cNvPicPr/>
                         </pic:nvPicPr>
                         <pic:blipFill>
-                          <a:blip r:embed="rId13"/>
+                          <a:blip r:embed="rId24"/>
                           <a:stretch>
                             <a:fillRect/>
                           </a:stretch>
@@ -3227,7 +3227,7 @@
                         <pic:spPr>
                           <a:xfrm>
                             <a:off x="0" y="0"/>
-                            <a:ext cx="566928" cy="708660"/>
+                            <a:ext cx="566928" cy="707594"/>
                           </a:xfrm>
                           <a:prstGeom prst="rect"/>
                         </pic:spPr>
@@ -3363,7 +3363,7 @@
             <w:r>
               <w:drawing>
                 <wp:inline xmlns:a="http://schemas.openxmlformats.org/drawingml/2006/main" xmlns:pic="http://schemas.openxmlformats.org/drawingml/2006/picture">
-                  <wp:extent cx="566928" cy="707594"/>
+                  <wp:extent cx="566928" cy="712955"/>
                   <wp:docPr id="17" name="Picture 17"/>
                   <wp:cNvGraphicFramePr>
                     <a:graphicFrameLocks noChangeAspect="1"/>
@@ -3376,7 +3376,7 @@
                           <pic:cNvPicPr/>
                         </pic:nvPicPr>
                         <pic:blipFill>
-                          <a:blip r:embed="rId24"/>
+                          <a:blip r:embed="rId25"/>
                           <a:stretch>
                             <a:fillRect/>
                           </a:stretch>
@@ -3384,7 +3384,7 @@
                         <pic:spPr>
                           <a:xfrm>
                             <a:off x="0" y="0"/>
-                            <a:ext cx="566928" cy="707594"/>
+                            <a:ext cx="566928" cy="712955"/>
                           </a:xfrm>
                           <a:prstGeom prst="rect"/>
                         </pic:spPr>
@@ -3498,7 +3498,7 @@
                     <pic:cNvPicPr/>
                   </pic:nvPicPr>
                   <pic:blipFill>
-                    <a:blip r:embed="rId25"/>
+                    <a:blip r:embed="rId26"/>
                     <a:stretch>
                       <a:fillRect/>
                     </a:stretch>
@@ -3812,7 +3812,7 @@
             <w:r>
               <w:drawing>
                 <wp:inline xmlns:a="http://schemas.openxmlformats.org/drawingml/2006/main" xmlns:pic="http://schemas.openxmlformats.org/drawingml/2006/picture">
-                  <wp:extent cx="566928" cy="705986"/>
+                  <wp:extent cx="566928" cy="710454"/>
                   <wp:docPr id="19" name="Picture 19"/>
                   <wp:cNvGraphicFramePr>
                     <a:graphicFrameLocks noChangeAspect="1"/>
@@ -3825,7 +3825,7 @@
                           <pic:cNvPicPr/>
                         </pic:nvPicPr>
                         <pic:blipFill>
-                          <a:blip r:embed="rId26"/>
+                          <a:blip r:embed="rId27"/>
                           <a:stretch>
                             <a:fillRect/>
                           </a:stretch>
@@ -3833,7 +3833,7 @@
                         <pic:spPr>
                           <a:xfrm>
                             <a:off x="0" y="0"/>
-                            <a:ext cx="566928" cy="705986"/>
+                            <a:ext cx="566928" cy="710454"/>
                           </a:xfrm>
                           <a:prstGeom prst="rect"/>
                         </pic:spPr>
@@ -3952,7 +3952,7 @@
             <w:r>
               <w:drawing>
                 <wp:inline xmlns:a="http://schemas.openxmlformats.org/drawingml/2006/main" xmlns:pic="http://schemas.openxmlformats.org/drawingml/2006/picture">
-                  <wp:extent cx="566928" cy="709551"/>
+                  <wp:extent cx="566928" cy="705986"/>
                   <wp:docPr id="20" name="Picture 20"/>
                   <wp:cNvGraphicFramePr>
                     <a:graphicFrameLocks noChangeAspect="1"/>
@@ -3965,7 +3965,7 @@
                           <pic:cNvPicPr/>
                         </pic:nvPicPr>
                         <pic:blipFill>
-                          <a:blip r:embed="rId27"/>
+                          <a:blip r:embed="rId28"/>
                           <a:stretch>
                             <a:fillRect/>
                           </a:stretch>
@@ -3973,7 +3973,7 @@
                         <pic:spPr>
                           <a:xfrm>
                             <a:off x="0" y="0"/>
-                            <a:ext cx="566928" cy="709551"/>
+                            <a:ext cx="566928" cy="705986"/>
                           </a:xfrm>
                           <a:prstGeom prst="rect"/>
                         </pic:spPr>
@@ -4124,7 +4124,7 @@
             <w:r>
               <w:drawing>
                 <wp:inline xmlns:a="http://schemas.openxmlformats.org/drawingml/2006/main" xmlns:pic="http://schemas.openxmlformats.org/drawingml/2006/picture">
-                  <wp:extent cx="566928" cy="707709"/>
+                  <wp:extent cx="566928" cy="712491"/>
                   <wp:docPr id="21" name="Picture 21"/>
                   <wp:cNvGraphicFramePr>
                     <a:graphicFrameLocks noChangeAspect="1"/>
@@ -4137,7 +4137,7 @@
                           <pic:cNvPicPr/>
                         </pic:nvPicPr>
                         <pic:blipFill>
-                          <a:blip r:embed="rId28"/>
+                          <a:blip r:embed="rId29"/>
                           <a:stretch>
                             <a:fillRect/>
                           </a:stretch>
@@ -4145,7 +4145,7 @@
                         <pic:spPr>
                           <a:xfrm>
                             <a:off x="0" y="0"/>
-                            <a:ext cx="566928" cy="707709"/>
+                            <a:ext cx="566928" cy="712491"/>
                           </a:xfrm>
                           <a:prstGeom prst="rect"/>
                         </pic:spPr>
@@ -4264,7 +4264,7 @@
             <w:r>
               <w:drawing>
                 <wp:inline xmlns:a="http://schemas.openxmlformats.org/drawingml/2006/main" xmlns:pic="http://schemas.openxmlformats.org/drawingml/2006/picture">
-                  <wp:extent cx="566928" cy="705768"/>
+                  <wp:extent cx="566928" cy="710602"/>
                   <wp:docPr id="22" name="Picture 22"/>
                   <wp:cNvGraphicFramePr>
                     <a:graphicFrameLocks noChangeAspect="1"/>
@@ -4277,7 +4277,7 @@
                           <pic:cNvPicPr/>
                         </pic:nvPicPr>
                         <pic:blipFill>
-                          <a:blip r:embed="rId29"/>
+                          <a:blip r:embed="rId30"/>
                           <a:stretch>
                             <a:fillRect/>
                           </a:stretch>
@@ -4285,7 +4285,7 @@
                         <pic:spPr>
                           <a:xfrm>
                             <a:off x="0" y="0"/>
-                            <a:ext cx="566928" cy="705768"/>
+                            <a:ext cx="566928" cy="710602"/>
                           </a:xfrm>
                           <a:prstGeom prst="rect"/>
                         </pic:spPr>
@@ -4414,7 +4414,7 @@
                     <pic:cNvPicPr/>
                   </pic:nvPicPr>
                   <pic:blipFill>
-                    <a:blip r:embed="rId30"/>
+                    <a:blip r:embed="rId31"/>
                     <a:stretch>
                       <a:fillRect/>
                     </a:stretch>
@@ -4728,7 +4728,7 @@
             <w:r>
               <w:drawing>
                 <wp:inline xmlns:a="http://schemas.openxmlformats.org/drawingml/2006/main" xmlns:pic="http://schemas.openxmlformats.org/drawingml/2006/picture">
-                  <wp:extent cx="566928" cy="707709"/>
+                  <wp:extent cx="566928" cy="712491"/>
                   <wp:docPr id="24" name="Picture 24"/>
                   <wp:cNvGraphicFramePr>
                     <a:graphicFrameLocks noChangeAspect="1"/>
@@ -4741,7 +4741,7 @@
                           <pic:cNvPicPr/>
                         </pic:nvPicPr>
                         <pic:blipFill>
-                          <a:blip r:embed="rId31"/>
+                          <a:blip r:embed="rId32"/>
                           <a:stretch>
                             <a:fillRect/>
                           </a:stretch>
@@ -4749,7 +4749,7 @@
                         <pic:spPr>
                           <a:xfrm>
                             <a:off x="0" y="0"/>
-                            <a:ext cx="566928" cy="707709"/>
+                            <a:ext cx="566928" cy="712491"/>
                           </a:xfrm>
                           <a:prstGeom prst="rect"/>
                         </pic:spPr>
@@ -4885,7 +4885,7 @@
             <w:r>
               <w:drawing>
                 <wp:inline xmlns:a="http://schemas.openxmlformats.org/drawingml/2006/main" xmlns:pic="http://schemas.openxmlformats.org/drawingml/2006/picture">
-                  <wp:extent cx="566928" cy="709551"/>
+                  <wp:extent cx="566928" cy="705986"/>
                   <wp:docPr id="25" name="Picture 25"/>
                   <wp:cNvGraphicFramePr>
                     <a:graphicFrameLocks noChangeAspect="1"/>
@@ -4898,7 +4898,7 @@
                           <pic:cNvPicPr/>
                         </pic:nvPicPr>
                         <pic:blipFill>
-                          <a:blip r:embed="rId32"/>
+                          <a:blip r:embed="rId33"/>
                           <a:stretch>
                             <a:fillRect/>
                           </a:stretch>
@@ -4906,7 +4906,7 @@
                         <pic:spPr>
                           <a:xfrm>
                             <a:off x="0" y="0"/>
-                            <a:ext cx="566928" cy="709551"/>
+                            <a:ext cx="566928" cy="705986"/>
                           </a:xfrm>
                           <a:prstGeom prst="rect"/>
                         </pic:spPr>
@@ -5020,7 +5020,7 @@
                     <pic:cNvPicPr/>
                   </pic:nvPicPr>
                   <pic:blipFill>
-                    <a:blip r:embed="rId33"/>
+                    <a:blip r:embed="rId34"/>
                     <a:stretch>
                       <a:fillRect/>
                     </a:stretch>
@@ -5334,7 +5334,7 @@
             <w:r>
               <w:drawing>
                 <wp:inline xmlns:a="http://schemas.openxmlformats.org/drawingml/2006/main" xmlns:pic="http://schemas.openxmlformats.org/drawingml/2006/picture">
-                  <wp:extent cx="566928" cy="709551"/>
+                  <wp:extent cx="566928" cy="705986"/>
                   <wp:docPr id="27" name="Picture 27"/>
                   <wp:cNvGraphicFramePr>
                     <a:graphicFrameLocks noChangeAspect="1"/>
@@ -5347,7 +5347,7 @@
                           <pic:cNvPicPr/>
                         </pic:nvPicPr>
                         <pic:blipFill>
-                          <a:blip r:embed="rId34"/>
+                          <a:blip r:embed="rId35"/>
                           <a:stretch>
                             <a:fillRect/>
                           </a:stretch>
@@ -5355,7 +5355,7 @@
                         <pic:spPr>
                           <a:xfrm>
                             <a:off x="0" y="0"/>
-                            <a:ext cx="566928" cy="709551"/>
+                            <a:ext cx="566928" cy="705986"/>
                           </a:xfrm>
                           <a:prstGeom prst="rect"/>
                         </pic:spPr>
@@ -5506,7 +5506,7 @@
             <w:r>
               <w:drawing>
                 <wp:inline xmlns:a="http://schemas.openxmlformats.org/drawingml/2006/main" xmlns:pic="http://schemas.openxmlformats.org/drawingml/2006/picture">
-                  <wp:extent cx="566928" cy="709551"/>
+                  <wp:extent cx="566928" cy="705986"/>
                   <wp:docPr id="28" name="Picture 28"/>
                   <wp:cNvGraphicFramePr>
                     <a:graphicFrameLocks noChangeAspect="1"/>
@@ -5519,7 +5519,7 @@
                           <pic:cNvPicPr/>
                         </pic:nvPicPr>
                         <pic:blipFill>
-                          <a:blip r:embed="rId35"/>
+                          <a:blip r:embed="rId36"/>
                           <a:stretch>
                             <a:fillRect/>
                           </a:stretch>
@@ -5527,7 +5527,7 @@
                         <pic:spPr>
                           <a:xfrm>
                             <a:off x="0" y="0"/>
-                            <a:ext cx="566928" cy="709551"/>
+                            <a:ext cx="566928" cy="705986"/>
                           </a:xfrm>
                           <a:prstGeom prst="rect"/>
                         </pic:spPr>
@@ -5641,7 +5641,7 @@
                     <pic:cNvPicPr/>
                   </pic:nvPicPr>
                   <pic:blipFill>
-                    <a:blip r:embed="rId36"/>
+                    <a:blip r:embed="rId37"/>
                     <a:stretch>
                       <a:fillRect/>
                     </a:stretch>
@@ -5955,7 +5955,7 @@
             <w:r>
               <w:drawing>
                 <wp:inline xmlns:a="http://schemas.openxmlformats.org/drawingml/2006/main" xmlns:pic="http://schemas.openxmlformats.org/drawingml/2006/picture">
-                  <wp:extent cx="566928" cy="711495"/>
+                  <wp:extent cx="566928" cy="708660"/>
                   <wp:docPr id="30" name="Picture 30"/>
                   <wp:cNvGraphicFramePr>
                     <a:graphicFrameLocks noChangeAspect="1"/>
@@ -5968,7 +5968,7 @@
                           <pic:cNvPicPr/>
                         </pic:nvPicPr>
                         <pic:blipFill>
-                          <a:blip r:embed="rId37"/>
+                          <a:blip r:embed="rId38"/>
                           <a:stretch>
                             <a:fillRect/>
                           </a:stretch>
@@ -5976,7 +5976,7 @@
                         <pic:spPr>
                           <a:xfrm>
                             <a:off x="0" y="0"/>
-                            <a:ext cx="566928" cy="711495"/>
+                            <a:ext cx="566928" cy="708660"/>
                           </a:xfrm>
                           <a:prstGeom prst="rect"/>
                         </pic:spPr>
@@ -6095,7 +6095,7 @@
             <w:r>
               <w:drawing>
                 <wp:inline xmlns:a="http://schemas.openxmlformats.org/drawingml/2006/main" xmlns:pic="http://schemas.openxmlformats.org/drawingml/2006/picture">
-                  <wp:extent cx="566928" cy="709551"/>
+                  <wp:extent cx="566928" cy="705986"/>
                   <wp:docPr id="31" name="Picture 31"/>
                   <wp:cNvGraphicFramePr>
                     <a:graphicFrameLocks noChangeAspect="1"/>
@@ -6108,7 +6108,7 @@
                           <pic:cNvPicPr/>
                         </pic:nvPicPr>
                         <pic:blipFill>
-                          <a:blip r:embed="rId38"/>
+                          <a:blip r:embed="rId39"/>
                           <a:stretch>
                             <a:fillRect/>
                           </a:stretch>
@@ -6116,7 +6116,7 @@
                         <pic:spPr>
                           <a:xfrm>
                             <a:off x="0" y="0"/>
-                            <a:ext cx="566928" cy="709551"/>
+                            <a:ext cx="566928" cy="705986"/>
                           </a:xfrm>
                           <a:prstGeom prst="rect"/>
                         </pic:spPr>
@@ -6280,7 +6280,7 @@
                           <pic:cNvPicPr/>
                         </pic:nvPicPr>
                         <pic:blipFill>
-                          <a:blip r:embed="rId39"/>
+                          <a:blip r:embed="rId40"/>
                           <a:stretch>
                             <a:fillRect/>
                           </a:stretch>
@@ -6417,7 +6417,7 @@
                     <pic:cNvPicPr/>
                   </pic:nvPicPr>
                   <pic:blipFill>
-                    <a:blip r:embed="rId40"/>
+                    <a:blip r:embed="rId41"/>
                     <a:stretch>
                       <a:fillRect/>
                     </a:stretch>
@@ -6731,7 +6731,7 @@
             <w:r>
               <w:drawing>
                 <wp:inline xmlns:a="http://schemas.openxmlformats.org/drawingml/2006/main" xmlns:pic="http://schemas.openxmlformats.org/drawingml/2006/picture">
-                  <wp:extent cx="566928" cy="705986"/>
+                  <wp:extent cx="566928" cy="710454"/>
                   <wp:docPr id="34" name="Picture 34"/>
                   <wp:cNvGraphicFramePr>
                     <a:graphicFrameLocks noChangeAspect="1"/>
@@ -6744,7 +6744,7 @@
                           <pic:cNvPicPr/>
                         </pic:nvPicPr>
                         <pic:blipFill>
-                          <a:blip r:embed="rId41"/>
+                          <a:blip r:embed="rId42"/>
                           <a:stretch>
                             <a:fillRect/>
                           </a:stretch>
@@ -6752,7 +6752,7 @@
                         <pic:spPr>
                           <a:xfrm>
                             <a:off x="0" y="0"/>
-                            <a:ext cx="566928" cy="705986"/>
+                            <a:ext cx="566928" cy="710454"/>
                           </a:xfrm>
                           <a:prstGeom prst="rect"/>
                         </pic:spPr>
@@ -6871,7 +6871,7 @@
             <w:r>
               <w:drawing>
                 <wp:inline xmlns:a="http://schemas.openxmlformats.org/drawingml/2006/main" xmlns:pic="http://schemas.openxmlformats.org/drawingml/2006/picture">
-                  <wp:extent cx="566928" cy="709551"/>
+                  <wp:extent cx="566928" cy="705986"/>
                   <wp:docPr id="35" name="Picture 35"/>
                   <wp:cNvGraphicFramePr>
                     <a:graphicFrameLocks noChangeAspect="1"/>
@@ -6884,7 +6884,7 @@
                           <pic:cNvPicPr/>
                         </pic:nvPicPr>
                         <pic:blipFill>
-                          <a:blip r:embed="rId42"/>
+                          <a:blip r:embed="rId43"/>
                           <a:stretch>
                             <a:fillRect/>
                           </a:stretch>
@@ -6892,7 +6892,7 @@
                         <pic:spPr>
                           <a:xfrm>
                             <a:off x="0" y="0"/>
-                            <a:ext cx="566928" cy="709551"/>
+                            <a:ext cx="566928" cy="705986"/>
                           </a:xfrm>
                           <a:prstGeom prst="rect"/>
                         </pic:spPr>
@@ -7028,7 +7028,7 @@
             <w:r>
               <w:drawing>
                 <wp:inline xmlns:a="http://schemas.openxmlformats.org/drawingml/2006/main" xmlns:pic="http://schemas.openxmlformats.org/drawingml/2006/picture">
-                  <wp:extent cx="566928" cy="709551"/>
+                  <wp:extent cx="566928" cy="705986"/>
                   <wp:docPr id="36" name="Picture 36"/>
                   <wp:cNvGraphicFramePr>
                     <a:graphicFrameLocks noChangeAspect="1"/>
@@ -7041,7 +7041,7 @@
                           <pic:cNvPicPr/>
                         </pic:nvPicPr>
                         <pic:blipFill>
-                          <a:blip r:embed="rId43"/>
+                          <a:blip r:embed="rId44"/>
                           <a:stretch>
                             <a:fillRect/>
                           </a:stretch>
@@ -7049,7 +7049,7 @@
                         <pic:spPr>
                           <a:xfrm>
                             <a:off x="0" y="0"/>
-                            <a:ext cx="566928" cy="709551"/>
+                            <a:ext cx="566928" cy="705986"/>
                           </a:xfrm>
                           <a:prstGeom prst="rect"/>
                         </pic:spPr>
@@ -7163,7 +7163,7 @@
                     <pic:cNvPicPr/>
                   </pic:nvPicPr>
                   <pic:blipFill>
-                    <a:blip r:embed="rId44"/>
+                    <a:blip r:embed="rId45"/>
                     <a:stretch>
                       <a:fillRect/>
                     </a:stretch>
@@ -7477,7 +7477,7 @@
             <w:r>
               <w:drawing>
                 <wp:inline xmlns:a="http://schemas.openxmlformats.org/drawingml/2006/main" xmlns:pic="http://schemas.openxmlformats.org/drawingml/2006/picture">
-                  <wp:extent cx="566928" cy="709551"/>
+                  <wp:extent cx="566928" cy="705986"/>
                   <wp:docPr id="38" name="Picture 38"/>
                   <wp:cNvGraphicFramePr>
                     <a:graphicFrameLocks noChangeAspect="1"/>
@@ -7490,7 +7490,7 @@
                           <pic:cNvPicPr/>
                         </pic:nvPicPr>
                         <pic:blipFill>
-                          <a:blip r:embed="rId45"/>
+                          <a:blip r:embed="rId46"/>
                           <a:stretch>
                             <a:fillRect/>
                           </a:stretch>
@@ -7498,7 +7498,7 @@
                         <pic:spPr>
                           <a:xfrm>
                             <a:off x="0" y="0"/>
-                            <a:ext cx="566928" cy="709551"/>
+                            <a:ext cx="566928" cy="705986"/>
                           </a:xfrm>
                           <a:prstGeom prst="rect"/>
                         </pic:spPr>
@@ -7617,7 +7617,7 @@
             <w:r>
               <w:drawing>
                 <wp:inline xmlns:a="http://schemas.openxmlformats.org/drawingml/2006/main" xmlns:pic="http://schemas.openxmlformats.org/drawingml/2006/picture">
-                  <wp:extent cx="566928" cy="706819"/>
+                  <wp:extent cx="566928" cy="711439"/>
                   <wp:docPr id="39" name="Picture 39"/>
                   <wp:cNvGraphicFramePr>
                     <a:graphicFrameLocks noChangeAspect="1"/>
@@ -7630,7 +7630,7 @@
                           <pic:cNvPicPr/>
                         </pic:nvPicPr>
                         <pic:blipFill>
-                          <a:blip r:embed="rId46"/>
+                          <a:blip r:embed="rId47"/>
                           <a:stretch>
                             <a:fillRect/>
                           </a:stretch>
@@ -7638,7 +7638,7 @@
                         <pic:spPr>
                           <a:xfrm>
                             <a:off x="0" y="0"/>
-                            <a:ext cx="566928" cy="706819"/>
+                            <a:ext cx="566928" cy="711439"/>
                           </a:xfrm>
                           <a:prstGeom prst="rect"/>
                         </pic:spPr>
@@ -7774,7 +7774,7 @@
             <w:r>
               <w:drawing>
                 <wp:inline xmlns:a="http://schemas.openxmlformats.org/drawingml/2006/main" xmlns:pic="http://schemas.openxmlformats.org/drawingml/2006/picture">
-                  <wp:extent cx="566928" cy="709551"/>
+                  <wp:extent cx="566928" cy="705986"/>
                   <wp:docPr id="40" name="Picture 40"/>
                   <wp:cNvGraphicFramePr>
                     <a:graphicFrameLocks noChangeAspect="1"/>
@@ -7787,7 +7787,7 @@
                           <pic:cNvPicPr/>
                         </pic:nvPicPr>
                         <pic:blipFill>
-                          <a:blip r:embed="rId47"/>
+                          <a:blip r:embed="rId48"/>
                           <a:stretch>
                             <a:fillRect/>
                           </a:stretch>
@@ -7795,7 +7795,7 @@
                         <pic:spPr>
                           <a:xfrm>
                             <a:off x="0" y="0"/>
-                            <a:ext cx="566928" cy="709551"/>
+                            <a:ext cx="566928" cy="705986"/>
                           </a:xfrm>
                           <a:prstGeom prst="rect"/>
                         </pic:spPr>
@@ -7909,7 +7909,7 @@
                     <pic:cNvPicPr/>
                   </pic:nvPicPr>
                   <pic:blipFill>
-                    <a:blip r:embed="rId48"/>
+                    <a:blip r:embed="rId49"/>
                     <a:stretch>
                       <a:fillRect/>
                     </a:stretch>
@@ -8223,7 +8223,7 @@
             <w:r>
               <w:drawing>
                 <wp:inline xmlns:a="http://schemas.openxmlformats.org/drawingml/2006/main" xmlns:pic="http://schemas.openxmlformats.org/drawingml/2006/picture">
-                  <wp:extent cx="566928" cy="707709"/>
+                  <wp:extent cx="566928" cy="712491"/>
                   <wp:docPr id="42" name="Picture 42"/>
                   <wp:cNvGraphicFramePr>
                     <a:graphicFrameLocks noChangeAspect="1"/>
@@ -8236,7 +8236,7 @@
                           <pic:cNvPicPr/>
                         </pic:nvPicPr>
                         <pic:blipFill>
-                          <a:blip r:embed="rId49"/>
+                          <a:blip r:embed="rId50"/>
                           <a:stretch>
                             <a:fillRect/>
                           </a:stretch>
@@ -8244,7 +8244,7 @@
                         <pic:spPr>
                           <a:xfrm>
                             <a:off x="0" y="0"/>
-                            <a:ext cx="566928" cy="707709"/>
+                            <a:ext cx="566928" cy="712491"/>
                           </a:xfrm>
                           <a:prstGeom prst="rect"/>
                         </pic:spPr>
@@ -8395,7 +8395,7 @@
             <w:r>
               <w:drawing>
                 <wp:inline xmlns:a="http://schemas.openxmlformats.org/drawingml/2006/main" xmlns:pic="http://schemas.openxmlformats.org/drawingml/2006/picture">
-                  <wp:extent cx="566928" cy="706545"/>
+                  <wp:extent cx="566928" cy="711857"/>
                   <wp:docPr id="43" name="Picture 43"/>
                   <wp:cNvGraphicFramePr>
                     <a:graphicFrameLocks noChangeAspect="1"/>
@@ -8408,7 +8408,7 @@
                           <pic:cNvPicPr/>
                         </pic:nvPicPr>
                         <pic:blipFill>
-                          <a:blip r:embed="rId50"/>
+                          <a:blip r:embed="rId51"/>
                           <a:stretch>
                             <a:fillRect/>
                           </a:stretch>
@@ -8416,7 +8416,7 @@
                         <pic:spPr>
                           <a:xfrm>
                             <a:off x="0" y="0"/>
-                            <a:ext cx="566928" cy="706545"/>
+                            <a:ext cx="566928" cy="711857"/>
                           </a:xfrm>
                           <a:prstGeom prst="rect"/>
                         </pic:spPr>
@@ -8530,7 +8530,7 @@
                     <pic:cNvPicPr/>
                   </pic:nvPicPr>
                   <pic:blipFill>
-                    <a:blip r:embed="rId51"/>
+                    <a:blip r:embed="rId52"/>
                     <a:stretch>
                       <a:fillRect/>
                     </a:stretch>
@@ -8844,7 +8844,7 @@
             <w:r>
               <w:drawing>
                 <wp:inline xmlns:a="http://schemas.openxmlformats.org/drawingml/2006/main" xmlns:pic="http://schemas.openxmlformats.org/drawingml/2006/picture">
-                  <wp:extent cx="566928" cy="705986"/>
+                  <wp:extent cx="566928" cy="710454"/>
                   <wp:docPr id="45" name="Picture 45"/>
                   <wp:cNvGraphicFramePr>
                     <a:graphicFrameLocks noChangeAspect="1"/>
@@ -8857,7 +8857,7 @@
                           <pic:cNvPicPr/>
                         </pic:nvPicPr>
                         <pic:blipFill>
-                          <a:blip r:embed="rId52"/>
+                          <a:blip r:embed="rId53"/>
                           <a:stretch>
                             <a:fillRect/>
                           </a:stretch>
@@ -8865,7 +8865,7 @@
                         <pic:spPr>
                           <a:xfrm>
                             <a:off x="0" y="0"/>
-                            <a:ext cx="566928" cy="705986"/>
+                            <a:ext cx="566928" cy="710454"/>
                           </a:xfrm>
                           <a:prstGeom prst="rect"/>
                         </pic:spPr>
@@ -8984,7 +8984,7 @@
             <w:r>
               <w:drawing>
                 <wp:inline xmlns:a="http://schemas.openxmlformats.org/drawingml/2006/main" xmlns:pic="http://schemas.openxmlformats.org/drawingml/2006/picture">
-                  <wp:extent cx="566928" cy="709551"/>
+                  <wp:extent cx="566928" cy="705986"/>
                   <wp:docPr id="46" name="Picture 46"/>
                   <wp:cNvGraphicFramePr>
                     <a:graphicFrameLocks noChangeAspect="1"/>
@@ -8997,7 +8997,7 @@
                           <pic:cNvPicPr/>
                         </pic:nvPicPr>
                         <pic:blipFill>
-                          <a:blip r:embed="rId53"/>
+                          <a:blip r:embed="rId54"/>
                           <a:stretch>
                             <a:fillRect/>
                           </a:stretch>
@@ -9005,7 +9005,7 @@
                         <pic:spPr>
                           <a:xfrm>
                             <a:off x="0" y="0"/>
-                            <a:ext cx="566928" cy="709551"/>
+                            <a:ext cx="566928" cy="705986"/>
                           </a:xfrm>
                           <a:prstGeom prst="rect"/>
                         </pic:spPr>
@@ -9141,7 +9141,7 @@
             <w:r>
               <w:drawing>
                 <wp:inline xmlns:a="http://schemas.openxmlformats.org/drawingml/2006/main" xmlns:pic="http://schemas.openxmlformats.org/drawingml/2006/picture">
-                  <wp:extent cx="566928" cy="705986"/>
+                  <wp:extent cx="566928" cy="710454"/>
                   <wp:docPr id="47" name="Picture 47"/>
                   <wp:cNvGraphicFramePr>
                     <a:graphicFrameLocks noChangeAspect="1"/>
@@ -9154,7 +9154,7 @@
                           <pic:cNvPicPr/>
                         </pic:nvPicPr>
                         <pic:blipFill>
-                          <a:blip r:embed="rId54"/>
+                          <a:blip r:embed="rId55"/>
                           <a:stretch>
                             <a:fillRect/>
                           </a:stretch>
@@ -9162,7 +9162,7 @@
                         <pic:spPr>
                           <a:xfrm>
                             <a:off x="0" y="0"/>
-                            <a:ext cx="566928" cy="705986"/>
+                            <a:ext cx="566928" cy="710454"/>
                           </a:xfrm>
                           <a:prstGeom prst="rect"/>
                         </pic:spPr>
@@ -9276,7 +9276,7 @@
                     <pic:cNvPicPr/>
                   </pic:nvPicPr>
                   <pic:blipFill>
-                    <a:blip r:embed="rId55"/>
+                    <a:blip r:embed="rId56"/>
                     <a:stretch>
                       <a:fillRect/>
                     </a:stretch>
@@ -9603,7 +9603,7 @@
                           <pic:cNvPicPr/>
                         </pic:nvPicPr>
                         <pic:blipFill>
-                          <a:blip r:embed="rId56"/>
+                          <a:blip r:embed="rId57"/>
                           <a:stretch>
                             <a:fillRect/>
                           </a:stretch>
@@ -9730,7 +9730,7 @@
             <w:r>
               <w:drawing>
                 <wp:inline xmlns:a="http://schemas.openxmlformats.org/drawingml/2006/main" xmlns:pic="http://schemas.openxmlformats.org/drawingml/2006/picture">
-                  <wp:extent cx="566928" cy="705986"/>
+                  <wp:extent cx="566928" cy="710454"/>
                   <wp:docPr id="50" name="Picture 50"/>
                   <wp:cNvGraphicFramePr>
                     <a:graphicFrameLocks noChangeAspect="1"/>
@@ -9743,7 +9743,7 @@
                           <pic:cNvPicPr/>
                         </pic:nvPicPr>
                         <pic:blipFill>
-                          <a:blip r:embed="rId57"/>
+                          <a:blip r:embed="rId58"/>
                           <a:stretch>
                             <a:fillRect/>
                           </a:stretch>
@@ -9751,7 +9751,7 @@
                         <pic:spPr>
                           <a:xfrm>
                             <a:off x="0" y="0"/>
-                            <a:ext cx="566928" cy="705986"/>
+                            <a:ext cx="566928" cy="710454"/>
                           </a:xfrm>
                           <a:prstGeom prst="rect"/>
                         </pic:spPr>
@@ -9902,7 +9902,7 @@
             <w:r>
               <w:drawing>
                 <wp:inline xmlns:a="http://schemas.openxmlformats.org/drawingml/2006/main" xmlns:pic="http://schemas.openxmlformats.org/drawingml/2006/picture">
-                  <wp:extent cx="566928" cy="705986"/>
+                  <wp:extent cx="566928" cy="710454"/>
                   <wp:docPr id="51" name="Picture 51"/>
                   <wp:cNvGraphicFramePr>
                     <a:graphicFrameLocks noChangeAspect="1"/>
@@ -9915,7 +9915,7 @@
                           <pic:cNvPicPr/>
                         </pic:nvPicPr>
                         <pic:blipFill>
-                          <a:blip r:embed="rId58"/>
+                          <a:blip r:embed="rId59"/>
                           <a:stretch>
                             <a:fillRect/>
                           </a:stretch>
@@ -9923,7 +9923,7 @@
                         <pic:spPr>
                           <a:xfrm>
                             <a:off x="0" y="0"/>
-                            <a:ext cx="566928" cy="705986"/>
+                            <a:ext cx="566928" cy="710454"/>
                           </a:xfrm>
                           <a:prstGeom prst="rect"/>
                         </pic:spPr>
@@ -10052,7 +10052,7 @@
                     <pic:cNvPicPr/>
                   </pic:nvPicPr>
                   <pic:blipFill>
-                    <a:blip r:embed="rId59"/>
+                    <a:blip r:embed="rId60"/>
                     <a:stretch>
                       <a:fillRect/>
                     </a:stretch>
@@ -10379,7 +10379,7 @@
                           <pic:cNvPicPr/>
                         </pic:nvPicPr>
                         <pic:blipFill>
-                          <a:blip r:embed="rId60"/>
+                          <a:blip r:embed="rId61"/>
                           <a:stretch>
                             <a:fillRect/>
                           </a:stretch>
@@ -10519,7 +10519,7 @@
                           <pic:cNvPicPr/>
                         </pic:nvPicPr>
                         <pic:blipFill>
-                          <a:blip r:embed="rId61"/>
+                          <a:blip r:embed="rId62"/>
                           <a:stretch>
                             <a:fillRect/>
                           </a:stretch>
@@ -10691,7 +10691,7 @@
                           <pic:cNvPicPr/>
                         </pic:nvPicPr>
                         <pic:blipFill>
-                          <a:blip r:embed="rId62"/>
+                          <a:blip r:embed="rId63"/>
                           <a:stretch>
                             <a:fillRect/>
                           </a:stretch>
@@ -10828,7 +10828,7 @@
                     <pic:cNvPicPr/>
                   </pic:nvPicPr>
                   <pic:blipFill>
-                    <a:blip r:embed="rId63"/>
+                    <a:blip r:embed="rId64"/>
                     <a:stretch>
                       <a:fillRect/>
                     </a:stretch>
@@ -11155,7 +11155,7 @@
                           <pic:cNvPicPr/>
                         </pic:nvPicPr>
                         <pic:blipFill>
-                          <a:blip r:embed="rId64"/>
+                          <a:blip r:embed="rId65"/>
                           <a:stretch>
                             <a:fillRect/>
                           </a:stretch>
@@ -11282,7 +11282,7 @@
             <w:r>
               <w:drawing>
                 <wp:inline xmlns:a="http://schemas.openxmlformats.org/drawingml/2006/main" xmlns:pic="http://schemas.openxmlformats.org/drawingml/2006/picture">
-                  <wp:extent cx="566928" cy="705986"/>
+                  <wp:extent cx="566928" cy="710454"/>
                   <wp:docPr id="58" name="Picture 58"/>
                   <wp:cNvGraphicFramePr>
                     <a:graphicFrameLocks noChangeAspect="1"/>
@@ -11295,7 +11295,7 @@
                           <pic:cNvPicPr/>
                         </pic:nvPicPr>
                         <pic:blipFill>
-                          <a:blip r:embed="rId65"/>
+                          <a:blip r:embed="rId66"/>
                           <a:stretch>
                             <a:fillRect/>
                           </a:stretch>
@@ -11303,7 +11303,7 @@
                         <pic:spPr>
                           <a:xfrm>
                             <a:off x="0" y="0"/>
-                            <a:ext cx="566928" cy="705986"/>
+                            <a:ext cx="566928" cy="710454"/>
                           </a:xfrm>
                           <a:prstGeom prst="rect"/>
                         </pic:spPr>
@@ -11462,7 +11462,7 @@
                           <pic:cNvPicPr/>
                         </pic:nvPicPr>
                         <pic:blipFill>
-                          <a:blip r:embed="rId66"/>
+                          <a:blip r:embed="rId67"/>
                           <a:stretch>
                             <a:fillRect/>
                           </a:stretch>
@@ -11584,7 +11584,7 @@
                     <pic:cNvPicPr/>
                   </pic:nvPicPr>
                   <pic:blipFill>
-                    <a:blip r:embed="rId67"/>
+                    <a:blip r:embed="rId68"/>
                     <a:stretch>
                       <a:fillRect/>
                     </a:stretch>
@@ -11911,7 +11911,7 @@
                           <pic:cNvPicPr/>
                         </pic:nvPicPr>
                         <pic:blipFill>
-                          <a:blip r:embed="rId68"/>
+                          <a:blip r:embed="rId69"/>
                           <a:stretch>
                             <a:fillRect/>
                           </a:stretch>
@@ -12051,7 +12051,7 @@
                           <pic:cNvPicPr/>
                         </pic:nvPicPr>
                         <pic:blipFill>
-                          <a:blip r:embed="rId69"/>
+                          <a:blip r:embed="rId70"/>
                           <a:stretch>
                             <a:fillRect/>
                           </a:stretch>
@@ -12195,7 +12195,7 @@
             <w:r>
               <w:drawing>
                 <wp:inline xmlns:a="http://schemas.openxmlformats.org/drawingml/2006/main" xmlns:pic="http://schemas.openxmlformats.org/drawingml/2006/picture">
-                  <wp:extent cx="566928" cy="714485"/>
+                  <wp:extent cx="566928" cy="706718"/>
                   <wp:docPr id="63" name="Picture 63"/>
                   <wp:cNvGraphicFramePr>
                     <a:graphicFrameLocks noChangeAspect="1"/>
@@ -12208,7 +12208,7 @@
                           <pic:cNvPicPr/>
                         </pic:nvPicPr>
                         <pic:blipFill>
-                          <a:blip r:embed="rId70"/>
+                          <a:blip r:embed="rId71"/>
                           <a:stretch>
                             <a:fillRect/>
                           </a:stretch>
@@ -12216,7 +12216,7 @@
                         <pic:spPr>
                           <a:xfrm>
                             <a:off x="0" y="0"/>
-                            <a:ext cx="566928" cy="714485"/>
+                            <a:ext cx="566928" cy="706718"/>
                           </a:xfrm>
                           <a:prstGeom prst="rect"/>
                         </pic:spPr>
@@ -12330,7 +12330,7 @@
                     <pic:cNvPicPr/>
                   </pic:nvPicPr>
                   <pic:blipFill>
-                    <a:blip r:embed="rId71"/>
+                    <a:blip r:embed="rId72"/>
                     <a:stretch>
                       <a:fillRect/>
                     </a:stretch>
@@ -12657,7 +12657,7 @@
                           <pic:cNvPicPr/>
                         </pic:nvPicPr>
                         <pic:blipFill>
-                          <a:blip r:embed="rId72"/>
+                          <a:blip r:embed="rId73"/>
                           <a:stretch>
                             <a:fillRect/>
                           </a:stretch>
@@ -12814,7 +12814,7 @@
                           <pic:cNvPicPr/>
                         </pic:nvPicPr>
                         <pic:blipFill>
-                          <a:blip r:embed="rId73"/>
+                          <a:blip r:embed="rId74"/>
                           <a:stretch>
                             <a:fillRect/>
                           </a:stretch>
@@ -12951,7 +12951,7 @@
                     <pic:cNvPicPr/>
                   </pic:nvPicPr>
                   <pic:blipFill>
-                    <a:blip r:embed="rId74"/>
+                    <a:blip r:embed="rId75"/>
                     <a:stretch>
                       <a:fillRect/>
                     </a:stretch>
@@ -13278,7 +13278,7 @@
                           <pic:cNvPicPr/>
                         </pic:nvPicPr>
                         <pic:blipFill>
-                          <a:blip r:embed="rId75"/>
+                          <a:blip r:embed="rId76"/>
                           <a:stretch>
                             <a:fillRect/>
                           </a:stretch>
@@ -13418,7 +13418,7 @@
                           <pic:cNvPicPr/>
                         </pic:nvPicPr>
                         <pic:blipFill>
-                          <a:blip r:embed="rId76"/>
+                          <a:blip r:embed="rId77"/>
                           <a:stretch>
                             <a:fillRect/>
                           </a:stretch>
@@ -13575,7 +13575,7 @@
                           <pic:cNvPicPr/>
                         </pic:nvPicPr>
                         <pic:blipFill>
-                          <a:blip r:embed="rId77"/>
+                          <a:blip r:embed="rId78"/>
                           <a:stretch>
                             <a:fillRect/>
                           </a:stretch>
@@ -13712,7 +13712,7 @@
                     <pic:cNvPicPr/>
                   </pic:nvPicPr>
                   <pic:blipFill>
-                    <a:blip r:embed="rId78"/>
+                    <a:blip r:embed="rId79"/>
                     <a:stretch>
                       <a:fillRect/>
                     </a:stretch>
@@ -14001,7 +14001,7 @@
                           <pic:cNvPicPr/>
                         </pic:nvPicPr>
                         <pic:blipFill>
-                          <a:blip r:embed="rId79"/>
+                          <a:blip r:embed="rId80"/>
                           <a:stretch>
                             <a:fillRect/>
                           </a:stretch>
@@ -14141,7 +14141,7 @@
                           <pic:cNvPicPr/>
                         </pic:nvPicPr>
                         <pic:blipFill>
-                          <a:blip r:embed="rId80"/>
+                          <a:blip r:embed="rId81"/>
                           <a:stretch>
                             <a:fillRect/>
                           </a:stretch>
@@ -14300,7 +14300,7 @@
             <w:r>
               <w:drawing>
                 <wp:inline xmlns:a="http://schemas.openxmlformats.org/drawingml/2006/main" xmlns:pic="http://schemas.openxmlformats.org/drawingml/2006/picture">
-                  <wp:extent cx="566928" cy="714485"/>
+                  <wp:extent cx="566928" cy="706718"/>
                   <wp:docPr id="74" name="Picture 74"/>
                   <wp:cNvGraphicFramePr>
                     <a:graphicFrameLocks noChangeAspect="1"/>
@@ -14313,7 +14313,7 @@
                           <pic:cNvPicPr/>
                         </pic:nvPicPr>
                         <pic:blipFill>
-                          <a:blip r:embed="rId81"/>
+                          <a:blip r:embed="rId82"/>
                           <a:stretch>
                             <a:fillRect/>
                           </a:stretch>
@@ -14321,7 +14321,7 @@
                         <pic:spPr>
                           <a:xfrm>
                             <a:off x="0" y="0"/>
-                            <a:ext cx="566928" cy="714485"/>
+                            <a:ext cx="566928" cy="706718"/>
                           </a:xfrm>
                           <a:prstGeom prst="rect"/>
                         </pic:spPr>
@@ -14453,7 +14453,7 @@
                           <pic:cNvPicPr/>
                         </pic:nvPicPr>
                         <pic:blipFill>
-                          <a:blip r:embed="rId82"/>
+                          <a:blip r:embed="rId83"/>
                           <a:stretch>
                             <a:fillRect/>
                           </a:stretch>
@@ -14609,7 +14609,7 @@
                     <pic:cNvPicPr/>
                   </pic:nvPicPr>
                   <pic:blipFill>
-                    <a:blip r:embed="rId83"/>
+                    <a:blip r:embed="rId84"/>
                     <a:stretch>
                       <a:fillRect/>
                     </a:stretch>
@@ -14962,7 +14962,7 @@
                           <pic:cNvPicPr/>
                         </pic:nvPicPr>
                         <pic:blipFill>
-                          <a:blip r:embed="rId84"/>
+                          <a:blip r:embed="rId85"/>
                           <a:stretch>
                             <a:fillRect/>
                           </a:stretch>
@@ -15119,7 +15119,7 @@
                           <pic:cNvPicPr/>
                         </pic:nvPicPr>
                         <pic:blipFill>
-                          <a:blip r:embed="rId85"/>
+                          <a:blip r:embed="rId86"/>
                           <a:stretch>
                             <a:fillRect/>
                           </a:stretch>
@@ -15241,7 +15241,7 @@
                     <pic:cNvPicPr/>
                   </pic:nvPicPr>
                   <pic:blipFill>
-                    <a:blip r:embed="rId86"/>
+                    <a:blip r:embed="rId87"/>
                     <a:stretch>
                       <a:fillRect/>
                     </a:stretch>
@@ -15594,7 +15594,7 @@
                           <pic:cNvPicPr/>
                         </pic:nvPicPr>
                         <pic:blipFill>
-                          <a:blip r:embed="rId87"/>
+                          <a:blip r:embed="rId88"/>
                           <a:stretch>
                             <a:fillRect/>
                           </a:stretch>
@@ -15766,7 +15766,7 @@
                           <pic:cNvPicPr/>
                         </pic:nvPicPr>
                         <pic:blipFill>
-                          <a:blip r:embed="rId88"/>
+                          <a:blip r:embed="rId89"/>
                           <a:stretch>
                             <a:fillRect/>
                           </a:stretch>
@@ -15864,7 +15864,7 @@
       </w:r>
     </w:p>
     <w:sectPr>
-      <w:footerReference w:type="default" r:id="rId89"/>
+      <w:footerReference w:type="default" r:id="rId90"/>
       <w:pgSz w:w="12240" w:h="15840"/>
       <w:pgMar w:top="1008" w:right="1224" w:bottom="1152" w:left="1224" w:header="720" w:footer="720" w:gutter="0"/>
       <w:cols w:space="720"/>

--- a/output/g20-ministers-trade-list.docx
+++ b/output/g20-ministers-trade-list.docx
@@ -560,7 +560,7 @@
                 <w:color w:val="2C2C2C"/>
                 <w:sz w:val="19"/>
               </w:rPr>
-              <w:t>Nominal GDP: $681.5 billion (2025)</w:t>
+              <w:t>Nominal GDP: $681.5B (2025)</w:t>
             </w:r>
           </w:p>
         </w:tc>
@@ -590,7 +590,7 @@
                 <w:color w:val="2C2C2C"/>
                 <w:sz w:val="19"/>
               </w:rPr>
-              <w:t>Overall goods surplus: $11.3 billion (2025)</w:t>
+              <w:t>Overall goods surplus: $11.3B (2025)</w:t>
             </w:r>
           </w:p>
         </w:tc>
@@ -622,7 +622,7 @@
                 <w:color w:val="2C2C2C"/>
                 <w:sz w:val="19"/>
               </w:rPr>
-              <w:t>U.S. goods exports: $9.9 billion (2025)</w:t>
+              <w:t>U.S. goods exports: $9.9B (2025)</w:t>
             </w:r>
           </w:p>
         </w:tc>
@@ -652,7 +652,7 @@
                 <w:color w:val="2C2C2C"/>
                 <w:sz w:val="19"/>
               </w:rPr>
-              <w:t>U.S. goods imports: $8.3 billion (2025)</w:t>
+              <w:t>U.S. goods imports: $8.3B (2025)</w:t>
             </w:r>
           </w:p>
         </w:tc>
@@ -684,7 +684,7 @@
                 <w:color w:val="2C2C2C"/>
                 <w:sz w:val="19"/>
               </w:rPr>
-              <w:t>U.S. bilateral surplus: $1.6 billion (2025)</w:t>
+              <w:t>U.S. bilateral surplus: $1.6B (2025)</w:t>
             </w:r>
           </w:p>
         </w:tc>
@@ -758,7 +758,7 @@
             <w:r>
               <w:drawing>
                 <wp:inline xmlns:a="http://schemas.openxmlformats.org/drawingml/2006/main" xmlns:pic="http://schemas.openxmlformats.org/drawingml/2006/picture">
-                  <wp:extent cx="566928" cy="709551"/>
+                  <wp:extent cx="566928" cy="705986"/>
                   <wp:docPr id="3" name="Picture 3"/>
                   <wp:cNvGraphicFramePr>
                     <a:graphicFrameLocks noChangeAspect="1"/>
@@ -779,7 +779,7 @@
                         <pic:spPr>
                           <a:xfrm>
                             <a:off x="0" y="0"/>
-                            <a:ext cx="566928" cy="709551"/>
+                            <a:ext cx="566928" cy="705986"/>
                           </a:xfrm>
                           <a:prstGeom prst="rect"/>
                         </pic:spPr>
@@ -898,7 +898,7 @@
             <w:r>
               <w:drawing>
                 <wp:inline xmlns:a="http://schemas.openxmlformats.org/drawingml/2006/main" xmlns:pic="http://schemas.openxmlformats.org/drawingml/2006/picture">
-                  <wp:extent cx="566928" cy="708660"/>
+                  <wp:extent cx="566928" cy="710036"/>
                   <wp:docPr id="4" name="Picture 4"/>
                   <wp:cNvGraphicFramePr>
                     <a:graphicFrameLocks noChangeAspect="1"/>
@@ -907,7 +907,7 @@
                     <a:graphicData uri="http://schemas.openxmlformats.org/drawingml/2006/picture">
                       <pic:pic>
                         <pic:nvPicPr>
-                          <pic:cNvPr id="0" name="_ph-argentina-lavigne.png"/>
+                          <pic:cNvPr id="0" name="argentina-lavigne.png"/>
                           <pic:cNvPicPr/>
                         </pic:nvPicPr>
                         <pic:blipFill>
@@ -919,7 +919,7 @@
                         <pic:spPr>
                           <a:xfrm>
                             <a:off x="0" y="0"/>
-                            <a:ext cx="566928" cy="708660"/>
+                            <a:ext cx="566928" cy="710036"/>
                           </a:xfrm>
                           <a:prstGeom prst="rect"/>
                         </pic:spPr>
@@ -1080,7 +1080,7 @@
             <w:r>
               <w:drawing>
                 <wp:inline xmlns:a="http://schemas.openxmlformats.org/drawingml/2006/main" xmlns:pic="http://schemas.openxmlformats.org/drawingml/2006/picture">
-                  <wp:extent cx="566928" cy="708660"/>
+                  <wp:extent cx="566928" cy="709812"/>
                   <wp:docPr id="5" name="Picture 5"/>
                   <wp:cNvGraphicFramePr>
                     <a:graphicFrameLocks noChangeAspect="1"/>
@@ -1089,7 +1089,7 @@
                     <a:graphicData uri="http://schemas.openxmlformats.org/drawingml/2006/picture">
                       <pic:pic>
                         <pic:nvPicPr>
-                          <pic:cNvPr id="0" name="_ph-argentina-genua.png"/>
+                          <pic:cNvPr id="0" name="argentina-genua.png"/>
                           <pic:cNvPicPr/>
                         </pic:nvPicPr>
                         <pic:blipFill>
@@ -1101,7 +1101,7 @@
                         <pic:spPr>
                           <a:xfrm>
                             <a:off x="0" y="0"/>
-                            <a:ext cx="566928" cy="708660"/>
+                            <a:ext cx="566928" cy="709812"/>
                           </a:xfrm>
                           <a:prstGeom prst="rect"/>
                         </pic:spPr>
@@ -1346,7 +1346,7 @@
                 <w:color w:val="2C2C2C"/>
                 <w:sz w:val="19"/>
               </w:rPr>
-              <w:t>Nominal GDP: $1,840.0 billion (2025)</w:t>
+              <w:t>Nominal GDP: $1,840.0B (2025)</w:t>
             </w:r>
           </w:p>
         </w:tc>
@@ -1376,7 +1376,7 @@
                 <w:color w:val="2C2C2C"/>
                 <w:sz w:val="19"/>
               </w:rPr>
-              <w:t>Overall goods-and-services surplus: $4.5 billion (2025)</w:t>
+              <w:t>Overall goods-and-services surplus: $4.5B (2025)</w:t>
             </w:r>
           </w:p>
         </w:tc>
@@ -1408,7 +1408,7 @@
                 <w:color w:val="2C2C2C"/>
                 <w:sz w:val="19"/>
               </w:rPr>
-              <w:t>U.S. goods exports: $33.7 billion (2025)</w:t>
+              <w:t>U.S. goods exports: $33.7B (2025)</w:t>
             </w:r>
           </w:p>
         </w:tc>
@@ -1438,7 +1438,7 @@
                 <w:color w:val="2C2C2C"/>
                 <w:sz w:val="19"/>
               </w:rPr>
-              <w:t>U.S. goods imports: $29.1 billion (2025)</w:t>
+              <w:t>U.S. goods imports: $29.1B (2025)</w:t>
             </w:r>
           </w:p>
         </w:tc>
@@ -1470,7 +1470,7 @@
                 <w:color w:val="2C2C2C"/>
                 <w:sz w:val="19"/>
               </w:rPr>
-              <w:t>U.S. bilateral surplus: $4.6 billion (2025)</w:t>
+              <w:t>U.S. bilateral surplus: $4.6B (2025)</w:t>
             </w:r>
           </w:p>
         </w:tc>
@@ -1544,7 +1544,7 @@
             <w:r>
               <w:drawing>
                 <wp:inline xmlns:a="http://schemas.openxmlformats.org/drawingml/2006/main" xmlns:pic="http://schemas.openxmlformats.org/drawingml/2006/picture">
-                  <wp:extent cx="566928" cy="706480"/>
+                  <wp:extent cx="566928" cy="710121"/>
                   <wp:docPr id="7" name="Picture 7"/>
                   <wp:cNvGraphicFramePr>
                     <a:graphicFrameLocks noChangeAspect="1"/>
@@ -1565,7 +1565,7 @@
                         <pic:spPr>
                           <a:xfrm>
                             <a:off x="0" y="0"/>
-                            <a:ext cx="566928" cy="706480"/>
+                            <a:ext cx="566928" cy="710121"/>
                           </a:xfrm>
                           <a:prstGeom prst="rect"/>
                         </pic:spPr>
@@ -1716,7 +1716,7 @@
             <w:r>
               <w:drawing>
                 <wp:inline xmlns:a="http://schemas.openxmlformats.org/drawingml/2006/main" xmlns:pic="http://schemas.openxmlformats.org/drawingml/2006/picture">
-                  <wp:extent cx="566928" cy="707594"/>
+                  <wp:extent cx="566928" cy="712955"/>
                   <wp:docPr id="8" name="Picture 8"/>
                   <wp:cNvGraphicFramePr>
                     <a:graphicFrameLocks noChangeAspect="1"/>
@@ -1737,7 +1737,7 @@
                         <pic:spPr>
                           <a:xfrm>
                             <a:off x="0" y="0"/>
-                            <a:ext cx="566928" cy="707594"/>
+                            <a:ext cx="566928" cy="712955"/>
                           </a:xfrm>
                           <a:prstGeom prst="rect"/>
                         </pic:spPr>
@@ -1856,7 +1856,7 @@
             <w:r>
               <w:drawing>
                 <wp:inline xmlns:a="http://schemas.openxmlformats.org/drawingml/2006/main" xmlns:pic="http://schemas.openxmlformats.org/drawingml/2006/picture">
-                  <wp:extent cx="566928" cy="709551"/>
+                  <wp:extent cx="566928" cy="705986"/>
                   <wp:docPr id="9" name="Picture 9"/>
                   <wp:cNvGraphicFramePr>
                     <a:graphicFrameLocks noChangeAspect="1"/>
@@ -1877,7 +1877,7 @@
                         <pic:spPr>
                           <a:xfrm>
                             <a:off x="0" y="0"/>
-                            <a:ext cx="566928" cy="709551"/>
+                            <a:ext cx="566928" cy="705986"/>
                           </a:xfrm>
                           <a:prstGeom prst="rect"/>
                         </pic:spPr>
@@ -2122,7 +2122,7 @@
                 <w:color w:val="2C2C2C"/>
                 <w:sz w:val="19"/>
               </w:rPr>
-              <w:t>Nominal GDP: $2,280.0 billion (2025)</w:t>
+              <w:t>Nominal GDP: $2,280.0B (2025)</w:t>
             </w:r>
           </w:p>
         </w:tc>
@@ -2152,7 +2152,7 @@
                 <w:color w:val="2C2C2C"/>
                 <w:sz w:val="19"/>
               </w:rPr>
-              <w:t>Overall goods surplus: $68.3 billion (2025)</w:t>
+              <w:t>Overall goods surplus: $68.3B (2025)</w:t>
             </w:r>
           </w:p>
         </w:tc>
@@ -2184,7 +2184,7 @@
                 <w:color w:val="2C2C2C"/>
                 <w:sz w:val="19"/>
               </w:rPr>
-              <w:t>U.S. goods exports: $54.4 billion (2025)</w:t>
+              <w:t>U.S. goods exports: $54.4B (2025)</w:t>
             </w:r>
           </w:p>
         </w:tc>
@@ -2214,7 +2214,7 @@
                 <w:color w:val="2C2C2C"/>
                 <w:sz w:val="19"/>
               </w:rPr>
-              <w:t>U.S. goods imports: $39.9 billion (2025)</w:t>
+              <w:t>U.S. goods imports: $39.9B (2025)</w:t>
             </w:r>
           </w:p>
         </w:tc>
@@ -2246,7 +2246,7 @@
                 <w:color w:val="2C2C2C"/>
                 <w:sz w:val="19"/>
               </w:rPr>
-              <w:t>U.S. bilateral surplus: $14.5 billion (2025)</w:t>
+              <w:t>U.S. bilateral surplus: $14.5B (2025)</w:t>
             </w:r>
           </w:p>
         </w:tc>
@@ -2320,7 +2320,7 @@
             <w:r>
               <w:drawing>
                 <wp:inline xmlns:a="http://schemas.openxmlformats.org/drawingml/2006/main" xmlns:pic="http://schemas.openxmlformats.org/drawingml/2006/picture">
-                  <wp:extent cx="566928" cy="709551"/>
+                  <wp:extent cx="566928" cy="705986"/>
                   <wp:docPr id="11" name="Picture 11"/>
                   <wp:cNvGraphicFramePr>
                     <a:graphicFrameLocks noChangeAspect="1"/>
@@ -2341,7 +2341,7 @@
                         <pic:spPr>
                           <a:xfrm>
                             <a:off x="0" y="0"/>
-                            <a:ext cx="566928" cy="709551"/>
+                            <a:ext cx="566928" cy="705986"/>
                           </a:xfrm>
                           <a:prstGeom prst="rect"/>
                         </pic:spPr>
@@ -2477,7 +2477,7 @@
             <w:r>
               <w:drawing>
                 <wp:inline xmlns:a="http://schemas.openxmlformats.org/drawingml/2006/main" xmlns:pic="http://schemas.openxmlformats.org/drawingml/2006/picture">
-                  <wp:extent cx="566928" cy="706819"/>
+                  <wp:extent cx="566928" cy="711439"/>
                   <wp:docPr id="12" name="Picture 12"/>
                   <wp:cNvGraphicFramePr>
                     <a:graphicFrameLocks noChangeAspect="1"/>
@@ -2498,7 +2498,7 @@
                         <pic:spPr>
                           <a:xfrm>
                             <a:off x="0" y="0"/>
-                            <a:ext cx="566928" cy="706819"/>
+                            <a:ext cx="566928" cy="711439"/>
                           </a:xfrm>
                           <a:prstGeom prst="rect"/>
                         </pic:spPr>
@@ -2617,7 +2617,7 @@
             <w:r>
               <w:drawing>
                 <wp:inline xmlns:a="http://schemas.openxmlformats.org/drawingml/2006/main" xmlns:pic="http://schemas.openxmlformats.org/drawingml/2006/picture">
-                  <wp:extent cx="566928" cy="711676"/>
+                  <wp:extent cx="566928" cy="708660"/>
                   <wp:docPr id="13" name="Picture 13"/>
                   <wp:cNvGraphicFramePr>
                     <a:graphicFrameLocks noChangeAspect="1"/>
@@ -2638,7 +2638,7 @@
                         <pic:spPr>
                           <a:xfrm>
                             <a:off x="0" y="0"/>
-                            <a:ext cx="566928" cy="711676"/>
+                            <a:ext cx="566928" cy="708660"/>
                           </a:xfrm>
                           <a:prstGeom prst="rect"/>
                         </pic:spPr>
@@ -2868,7 +2868,7 @@
                 <w:color w:val="2C2C2C"/>
                 <w:sz w:val="19"/>
               </w:rPr>
-              <w:t>Nominal GDP: $2,284.0 billion (2025)</w:t>
+              <w:t>Nominal GDP: $2,284.0B (2025)</w:t>
             </w:r>
           </w:p>
         </w:tc>
@@ -2898,7 +2898,7 @@
                 <w:color w:val="2C2C2C"/>
                 <w:sz w:val="19"/>
               </w:rPr>
-              <w:t>Overall goods deficit: $22.4 billion (2025)</w:t>
+              <w:t>Overall goods deficit: $22.4B (2025)</w:t>
             </w:r>
           </w:p>
         </w:tc>
@@ -2930,7 +2930,7 @@
                 <w:color w:val="2C2C2C"/>
                 <w:sz w:val="19"/>
               </w:rPr>
-              <w:t>U.S. goods exports: $336.5 billion (2025)</w:t>
+              <w:t>U.S. goods exports: $336.5B (2025)</w:t>
             </w:r>
           </w:p>
         </w:tc>
@@ -2960,7 +2960,7 @@
                 <w:color w:val="2C2C2C"/>
                 <w:sz w:val="19"/>
               </w:rPr>
-              <w:t>U.S. goods imports: $383.0 billion (2025)</w:t>
+              <w:t>U.S. goods imports: $383.0B (2025)</w:t>
             </w:r>
           </w:p>
         </w:tc>
@@ -2992,7 +2992,7 @@
                 <w:color w:val="2C2C2C"/>
                 <w:sz w:val="19"/>
               </w:rPr>
-              <w:t>U.S. bilateral deficit: $46.5 billion (2025)</w:t>
+              <w:t>U.S. bilateral deficit: $46.5B (2025)</w:t>
             </w:r>
           </w:p>
         </w:tc>
@@ -3206,7 +3206,7 @@
             <w:r>
               <w:drawing>
                 <wp:inline xmlns:a="http://schemas.openxmlformats.org/drawingml/2006/main" xmlns:pic="http://schemas.openxmlformats.org/drawingml/2006/picture">
-                  <wp:extent cx="566928" cy="707594"/>
+                  <wp:extent cx="566928" cy="712955"/>
                   <wp:docPr id="16" name="Picture 16"/>
                   <wp:cNvGraphicFramePr>
                     <a:graphicFrameLocks noChangeAspect="1"/>
@@ -3227,7 +3227,7 @@
                         <pic:spPr>
                           <a:xfrm>
                             <a:off x="0" y="0"/>
-                            <a:ext cx="566928" cy="707594"/>
+                            <a:ext cx="566928" cy="712955"/>
                           </a:xfrm>
                           <a:prstGeom prst="rect"/>
                         </pic:spPr>
@@ -3363,7 +3363,7 @@
             <w:r>
               <w:drawing>
                 <wp:inline xmlns:a="http://schemas.openxmlformats.org/drawingml/2006/main" xmlns:pic="http://schemas.openxmlformats.org/drawingml/2006/picture">
-                  <wp:extent cx="566928" cy="712955"/>
+                  <wp:extent cx="566928" cy="708660"/>
                   <wp:docPr id="17" name="Picture 17"/>
                   <wp:cNvGraphicFramePr>
                     <a:graphicFrameLocks noChangeAspect="1"/>
@@ -3384,7 +3384,7 @@
                         <pic:spPr>
                           <a:xfrm>
                             <a:off x="0" y="0"/>
-                            <a:ext cx="566928" cy="712955"/>
+                            <a:ext cx="566928" cy="708660"/>
                           </a:xfrm>
                           <a:prstGeom prst="rect"/>
                         </pic:spPr>
@@ -3614,7 +3614,7 @@
                 <w:color w:val="2C2C2C"/>
                 <w:sz w:val="19"/>
               </w:rPr>
-              <w:t>Nominal GDP: $19,399.0 billion (2025)</w:t>
+              <w:t>Nominal GDP: $19,399.0B (2025)</w:t>
             </w:r>
           </w:p>
         </w:tc>
@@ -3644,7 +3644,7 @@
                 <w:color w:val="2C2C2C"/>
                 <w:sz w:val="19"/>
               </w:rPr>
-              <w:t>Overall goods surplus: $1,190.0 billion (2025)</w:t>
+              <w:t>Overall goods surplus: $1,190.0B (2025)</w:t>
             </w:r>
           </w:p>
         </w:tc>
@@ -3676,7 +3676,7 @@
                 <w:color w:val="2C2C2C"/>
                 <w:sz w:val="19"/>
               </w:rPr>
-              <w:t>U.S. goods exports: $106.3 billion (2025)</w:t>
+              <w:t>U.S. goods exports: $106.3B (2025)</w:t>
             </w:r>
           </w:p>
         </w:tc>
@@ -3706,7 +3706,7 @@
                 <w:color w:val="2C2C2C"/>
                 <w:sz w:val="19"/>
               </w:rPr>
-              <w:t>U.S. goods imports: $308.4 billion (2025)</w:t>
+              <w:t>U.S. goods imports: $308.4B (2025)</w:t>
             </w:r>
           </w:p>
         </w:tc>
@@ -3738,7 +3738,7 @@
                 <w:color w:val="2C2C2C"/>
                 <w:sz w:val="19"/>
               </w:rPr>
-              <w:t>U.S. bilateral deficit: $202.1 billion (2025)</w:t>
+              <w:t>U.S. bilateral deficit: $202.1B (2025)</w:t>
             </w:r>
           </w:p>
         </w:tc>
@@ -3812,7 +3812,7 @@
             <w:r>
               <w:drawing>
                 <wp:inline xmlns:a="http://schemas.openxmlformats.org/drawingml/2006/main" xmlns:pic="http://schemas.openxmlformats.org/drawingml/2006/picture">
-                  <wp:extent cx="566928" cy="710454"/>
+                  <wp:extent cx="566928" cy="706866"/>
                   <wp:docPr id="19" name="Picture 19"/>
                   <wp:cNvGraphicFramePr>
                     <a:graphicFrameLocks noChangeAspect="1"/>
@@ -3833,7 +3833,7 @@
                         <pic:spPr>
                           <a:xfrm>
                             <a:off x="0" y="0"/>
-                            <a:ext cx="566928" cy="710454"/>
+                            <a:ext cx="566928" cy="706866"/>
                           </a:xfrm>
                           <a:prstGeom prst="rect"/>
                         </pic:spPr>
@@ -3952,7 +3952,7 @@
             <w:r>
               <w:drawing>
                 <wp:inline xmlns:a="http://schemas.openxmlformats.org/drawingml/2006/main" xmlns:pic="http://schemas.openxmlformats.org/drawingml/2006/picture">
-                  <wp:extent cx="566928" cy="705986"/>
+                  <wp:extent cx="566928" cy="710454"/>
                   <wp:docPr id="20" name="Picture 20"/>
                   <wp:cNvGraphicFramePr>
                     <a:graphicFrameLocks noChangeAspect="1"/>
@@ -3973,7 +3973,7 @@
                         <pic:spPr>
                           <a:xfrm>
                             <a:off x="0" y="0"/>
-                            <a:ext cx="566928" cy="705986"/>
+                            <a:ext cx="566928" cy="710454"/>
                           </a:xfrm>
                           <a:prstGeom prst="rect"/>
                         </pic:spPr>
@@ -4124,7 +4124,7 @@
             <w:r>
               <w:drawing>
                 <wp:inline xmlns:a="http://schemas.openxmlformats.org/drawingml/2006/main" xmlns:pic="http://schemas.openxmlformats.org/drawingml/2006/picture">
-                  <wp:extent cx="566928" cy="712491"/>
+                  <wp:extent cx="566928" cy="708660"/>
                   <wp:docPr id="21" name="Picture 21"/>
                   <wp:cNvGraphicFramePr>
                     <a:graphicFrameLocks noChangeAspect="1"/>
@@ -4145,7 +4145,7 @@
                         <pic:spPr>
                           <a:xfrm>
                             <a:off x="0" y="0"/>
-                            <a:ext cx="566928" cy="712491"/>
+                            <a:ext cx="566928" cy="708660"/>
                           </a:xfrm>
                           <a:prstGeom prst="rect"/>
                         </pic:spPr>
@@ -4264,7 +4264,7 @@
             <w:r>
               <w:drawing>
                 <wp:inline xmlns:a="http://schemas.openxmlformats.org/drawingml/2006/main" xmlns:pic="http://schemas.openxmlformats.org/drawingml/2006/picture">
-                  <wp:extent cx="566928" cy="710602"/>
+                  <wp:extent cx="566928" cy="706718"/>
                   <wp:docPr id="22" name="Picture 22"/>
                   <wp:cNvGraphicFramePr>
                     <a:graphicFrameLocks noChangeAspect="1"/>
@@ -4285,7 +4285,7 @@
                         <pic:spPr>
                           <a:xfrm>
                             <a:off x="0" y="0"/>
-                            <a:ext cx="566928" cy="710602"/>
+                            <a:ext cx="566928" cy="706718"/>
                           </a:xfrm>
                           <a:prstGeom prst="rect"/>
                         </pic:spPr>
@@ -4530,7 +4530,7 @@
                 <w:color w:val="2C2C2C"/>
                 <w:sz w:val="19"/>
               </w:rPr>
-              <w:t>Nominal GDP: $3,362.0 billion (2025)</w:t>
+              <w:t>Nominal GDP: $3,362.0B (2025)</w:t>
             </w:r>
           </w:p>
         </w:tc>
@@ -4560,7 +4560,7 @@
                 <w:color w:val="2C2C2C"/>
                 <w:sz w:val="19"/>
               </w:rPr>
-              <w:t>Overall goods deficit: $76.1 billion (2025)</w:t>
+              <w:t>Overall goods deficit: $76.1B (2025)</w:t>
             </w:r>
           </w:p>
         </w:tc>
@@ -4592,7 +4592,7 @@
                 <w:color w:val="2C2C2C"/>
                 <w:sz w:val="19"/>
               </w:rPr>
-              <w:t>U.S. goods exports: $44.4 billion (2024)</w:t>
+              <w:t>U.S. goods exports: $44.4B (2024)</w:t>
             </w:r>
           </w:p>
         </w:tc>
@@ -4622,7 +4622,7 @@
                 <w:color w:val="2C2C2C"/>
                 <w:sz w:val="19"/>
               </w:rPr>
-              <w:t>U.S. goods imports: $61.1 billion (2024)</w:t>
+              <w:t>U.S. goods imports: $61.1B (2024)</w:t>
             </w:r>
           </w:p>
         </w:tc>
@@ -4654,7 +4654,7 @@
                 <w:color w:val="2C2C2C"/>
                 <w:sz w:val="19"/>
               </w:rPr>
-              <w:t>U.S. bilateral deficit: $16.7 billion (2024)</w:t>
+              <w:t>U.S. bilateral deficit: $16.7B (2024)</w:t>
             </w:r>
           </w:p>
         </w:tc>
@@ -4728,7 +4728,7 @@
             <w:r>
               <w:drawing>
                 <wp:inline xmlns:a="http://schemas.openxmlformats.org/drawingml/2006/main" xmlns:pic="http://schemas.openxmlformats.org/drawingml/2006/picture">
-                  <wp:extent cx="566928" cy="712491"/>
+                  <wp:extent cx="566928" cy="708660"/>
                   <wp:docPr id="24" name="Picture 24"/>
                   <wp:cNvGraphicFramePr>
                     <a:graphicFrameLocks noChangeAspect="1"/>
@@ -4749,7 +4749,7 @@
                         <pic:spPr>
                           <a:xfrm>
                             <a:off x="0" y="0"/>
-                            <a:ext cx="566928" cy="712491"/>
+                            <a:ext cx="566928" cy="708660"/>
                           </a:xfrm>
                           <a:prstGeom prst="rect"/>
                         </pic:spPr>
@@ -4885,7 +4885,7 @@
             <w:r>
               <w:drawing>
                 <wp:inline xmlns:a="http://schemas.openxmlformats.org/drawingml/2006/main" xmlns:pic="http://schemas.openxmlformats.org/drawingml/2006/picture">
-                  <wp:extent cx="566928" cy="705986"/>
+                  <wp:extent cx="566928" cy="710454"/>
                   <wp:docPr id="25" name="Picture 25"/>
                   <wp:cNvGraphicFramePr>
                     <a:graphicFrameLocks noChangeAspect="1"/>
@@ -4906,7 +4906,7 @@
                         <pic:spPr>
                           <a:xfrm>
                             <a:off x="0" y="0"/>
-                            <a:ext cx="566928" cy="705986"/>
+                            <a:ext cx="566928" cy="710454"/>
                           </a:xfrm>
                           <a:prstGeom prst="rect"/>
                         </pic:spPr>
@@ -5136,7 +5136,7 @@
                 <w:color w:val="2C2C2C"/>
                 <w:sz w:val="19"/>
               </w:rPr>
-              <w:t>Nominal GDP: $5,014.0 billion (2025)</w:t>
+              <w:t>Nominal GDP: $5,014.0B (2025)</w:t>
             </w:r>
           </w:p>
         </w:tc>
@@ -5166,7 +5166,7 @@
                 <w:color w:val="2C2C2C"/>
                 <w:sz w:val="19"/>
               </w:rPr>
-              <w:t>Overall goods surplus: $226.0 billion (2025)</w:t>
+              <w:t>Overall goods surplus: $226.0B (2025)</w:t>
             </w:r>
           </w:p>
         </w:tc>
@@ -5198,7 +5198,7 @@
                 <w:color w:val="2C2C2C"/>
                 <w:sz w:val="19"/>
               </w:rPr>
-              <w:t>U.S. goods exports: $82.7 billion (2025)</w:t>
+              <w:t>U.S. goods exports: $82.7B (2025)</w:t>
             </w:r>
           </w:p>
         </w:tc>
@@ -5228,7 +5228,7 @@
                 <w:color w:val="2C2C2C"/>
                 <w:sz w:val="19"/>
               </w:rPr>
-              <w:t>U.S. goods imports: $159.0 billion (2025)</w:t>
+              <w:t>U.S. goods imports: $159.0B (2025)</w:t>
             </w:r>
           </w:p>
         </w:tc>
@@ -5260,7 +5260,7 @@
                 <w:color w:val="2C2C2C"/>
                 <w:sz w:val="19"/>
               </w:rPr>
-              <w:t>U.S. bilateral deficit: $76.3 billion (2025)</w:t>
+              <w:t>U.S. bilateral deficit: $76.3B (2025)</w:t>
             </w:r>
           </w:p>
         </w:tc>
@@ -5334,7 +5334,7 @@
             <w:r>
               <w:drawing>
                 <wp:inline xmlns:a="http://schemas.openxmlformats.org/drawingml/2006/main" xmlns:pic="http://schemas.openxmlformats.org/drawingml/2006/picture">
-                  <wp:extent cx="566928" cy="705986"/>
+                  <wp:extent cx="566928" cy="710454"/>
                   <wp:docPr id="27" name="Picture 27"/>
                   <wp:cNvGraphicFramePr>
                     <a:graphicFrameLocks noChangeAspect="1"/>
@@ -5355,7 +5355,7 @@
                         <pic:spPr>
                           <a:xfrm>
                             <a:off x="0" y="0"/>
-                            <a:ext cx="566928" cy="705986"/>
+                            <a:ext cx="566928" cy="710454"/>
                           </a:xfrm>
                           <a:prstGeom prst="rect"/>
                         </pic:spPr>
@@ -5506,7 +5506,7 @@
             <w:r>
               <w:drawing>
                 <wp:inline xmlns:a="http://schemas.openxmlformats.org/drawingml/2006/main" xmlns:pic="http://schemas.openxmlformats.org/drawingml/2006/picture">
-                  <wp:extent cx="566928" cy="705986"/>
+                  <wp:extent cx="566928" cy="710454"/>
                   <wp:docPr id="28" name="Picture 28"/>
                   <wp:cNvGraphicFramePr>
                     <a:graphicFrameLocks noChangeAspect="1"/>
@@ -5527,7 +5527,7 @@
                         <pic:spPr>
                           <a:xfrm>
                             <a:off x="0" y="0"/>
-                            <a:ext cx="566928" cy="705986"/>
+                            <a:ext cx="566928" cy="710454"/>
                           </a:xfrm>
                           <a:prstGeom prst="rect"/>
                         </pic:spPr>
@@ -5757,7 +5757,7 @@
                 <w:color w:val="2C2C2C"/>
                 <w:sz w:val="19"/>
               </w:rPr>
-              <w:t>Nominal GDP: $4,125.0 billion (2025)</w:t>
+              <w:t>Nominal GDP: $4,125.0B (2025)</w:t>
             </w:r>
           </w:p>
         </w:tc>
@@ -5787,7 +5787,7 @@
                 <w:color w:val="2C2C2C"/>
                 <w:sz w:val="19"/>
               </w:rPr>
-              <w:t>Overall goods deficit: $333.2 billion (FY 2025-26)</w:t>
+              <w:t>Overall goods deficit: $333.2B (FY 2025-26)</w:t>
             </w:r>
           </w:p>
         </w:tc>
@@ -5819,7 +5819,7 @@
                 <w:color w:val="2C2C2C"/>
                 <w:sz w:val="19"/>
               </w:rPr>
-              <w:t>U.S. goods exports: $45.6 billion (2025)</w:t>
+              <w:t>U.S. goods exports: $45.6B (2025)</w:t>
             </w:r>
           </w:p>
         </w:tc>
@@ -5849,7 +5849,7 @@
                 <w:color w:val="2C2C2C"/>
                 <w:sz w:val="19"/>
               </w:rPr>
-              <w:t>U.S. goods imports: $103.8 billion (2025)</w:t>
+              <w:t>U.S. goods imports: $103.8B (2025)</w:t>
             </w:r>
           </w:p>
         </w:tc>
@@ -5881,7 +5881,7 @@
                 <w:color w:val="2C2C2C"/>
                 <w:sz w:val="19"/>
               </w:rPr>
-              <w:t>U.S. bilateral deficit: $58.2 billion (2025)</w:t>
+              <w:t>U.S. bilateral deficit: $58.2B (2025)</w:t>
             </w:r>
           </w:p>
         </w:tc>
@@ -6095,7 +6095,7 @@
             <w:r>
               <w:drawing>
                 <wp:inline xmlns:a="http://schemas.openxmlformats.org/drawingml/2006/main" xmlns:pic="http://schemas.openxmlformats.org/drawingml/2006/picture">
-                  <wp:extent cx="566928" cy="705986"/>
+                  <wp:extent cx="566928" cy="710454"/>
                   <wp:docPr id="31" name="Picture 31"/>
                   <wp:cNvGraphicFramePr>
                     <a:graphicFrameLocks noChangeAspect="1"/>
@@ -6116,7 +6116,7 @@
                         <pic:spPr>
                           <a:xfrm>
                             <a:off x="0" y="0"/>
-                            <a:ext cx="566928" cy="705986"/>
+                            <a:ext cx="566928" cy="710454"/>
                           </a:xfrm>
                           <a:prstGeom prst="rect"/>
                         </pic:spPr>
@@ -6533,7 +6533,7 @@
                 <w:color w:val="2C2C2C"/>
                 <w:sz w:val="19"/>
               </w:rPr>
-              <w:t>Nominal GDP: $1,443.0 billion (2025)</w:t>
+              <w:t>Nominal GDP: $1,443.0B (2025)</w:t>
             </w:r>
           </w:p>
         </w:tc>
@@ -6563,7 +6563,7 @@
                 <w:color w:val="2C2C2C"/>
                 <w:sz w:val="19"/>
               </w:rPr>
-              <w:t>Overall goods surplus: $41.0 billion (2025)</w:t>
+              <w:t>Overall goods surplus: $41.0B (2025)</w:t>
             </w:r>
           </w:p>
         </w:tc>
@@ -6595,7 +6595,7 @@
                 <w:color w:val="2C2C2C"/>
                 <w:sz w:val="19"/>
               </w:rPr>
-              <w:t>U.S. goods exports: $11.0 billion (2025)</w:t>
+              <w:t>U.S. goods exports: $11.0B (2025)</w:t>
             </w:r>
           </w:p>
         </w:tc>
@@ -6625,7 +6625,7 @@
                 <w:color w:val="2C2C2C"/>
                 <w:sz w:val="19"/>
               </w:rPr>
-              <w:t>U.S. goods imports: $34.7 billion (2025)</w:t>
+              <w:t>U.S. goods imports: $34.7B (2025)</w:t>
             </w:r>
           </w:p>
         </w:tc>
@@ -6657,7 +6657,7 @@
                 <w:color w:val="2C2C2C"/>
                 <w:sz w:val="19"/>
               </w:rPr>
-              <w:t>U.S. bilateral deficit: $23.7 billion (2025)</w:t>
+              <w:t>U.S. bilateral deficit: $23.7B (2025)</w:t>
             </w:r>
           </w:p>
         </w:tc>
@@ -6731,7 +6731,7 @@
             <w:r>
               <w:drawing>
                 <wp:inline xmlns:a="http://schemas.openxmlformats.org/drawingml/2006/main" xmlns:pic="http://schemas.openxmlformats.org/drawingml/2006/picture">
-                  <wp:extent cx="566928" cy="710454"/>
+                  <wp:extent cx="566928" cy="706866"/>
                   <wp:docPr id="34" name="Picture 34"/>
                   <wp:cNvGraphicFramePr>
                     <a:graphicFrameLocks noChangeAspect="1"/>
@@ -6752,7 +6752,7 @@
                         <pic:spPr>
                           <a:xfrm>
                             <a:off x="0" y="0"/>
-                            <a:ext cx="566928" cy="710454"/>
+                            <a:ext cx="566928" cy="706866"/>
                           </a:xfrm>
                           <a:prstGeom prst="rect"/>
                         </pic:spPr>
@@ -6871,7 +6871,7 @@
             <w:r>
               <w:drawing>
                 <wp:inline xmlns:a="http://schemas.openxmlformats.org/drawingml/2006/main" xmlns:pic="http://schemas.openxmlformats.org/drawingml/2006/picture">
-                  <wp:extent cx="566928" cy="705986"/>
+                  <wp:extent cx="566928" cy="710454"/>
                   <wp:docPr id="35" name="Picture 35"/>
                   <wp:cNvGraphicFramePr>
                     <a:graphicFrameLocks noChangeAspect="1"/>
@@ -6892,7 +6892,7 @@
                         <pic:spPr>
                           <a:xfrm>
                             <a:off x="0" y="0"/>
-                            <a:ext cx="566928" cy="705986"/>
+                            <a:ext cx="566928" cy="710454"/>
                           </a:xfrm>
                           <a:prstGeom prst="rect"/>
                         </pic:spPr>
@@ -7028,7 +7028,7 @@
             <w:r>
               <w:drawing>
                 <wp:inline xmlns:a="http://schemas.openxmlformats.org/drawingml/2006/main" xmlns:pic="http://schemas.openxmlformats.org/drawingml/2006/picture">
-                  <wp:extent cx="566928" cy="705986"/>
+                  <wp:extent cx="566928" cy="710454"/>
                   <wp:docPr id="36" name="Picture 36"/>
                   <wp:cNvGraphicFramePr>
                     <a:graphicFrameLocks noChangeAspect="1"/>
@@ -7049,7 +7049,7 @@
                         <pic:spPr>
                           <a:xfrm>
                             <a:off x="0" y="0"/>
-                            <a:ext cx="566928" cy="705986"/>
+                            <a:ext cx="566928" cy="710454"/>
                           </a:xfrm>
                           <a:prstGeom prst="rect"/>
                         </pic:spPr>
@@ -7279,7 +7279,7 @@
                 <w:color w:val="2C2C2C"/>
                 <w:sz w:val="19"/>
               </w:rPr>
-              <w:t>Nominal GDP: $2,544.0 billion (2025)</w:t>
+              <w:t>Nominal GDP: $2,544.0B (2025)</w:t>
             </w:r>
           </w:p>
         </w:tc>
@@ -7309,7 +7309,7 @@
                 <w:color w:val="2C2C2C"/>
                 <w:sz w:val="19"/>
               </w:rPr>
-              <w:t>Overall goods surplus: $56.8 billion (2025)</w:t>
+              <w:t>Overall goods surplus: $56.8B (2025)</w:t>
             </w:r>
           </w:p>
         </w:tc>
@@ -7341,7 +7341,7 @@
                 <w:color w:val="2C2C2C"/>
                 <w:sz w:val="19"/>
               </w:rPr>
-              <w:t>U.S. goods exports: $43.7 billion (2025)</w:t>
+              <w:t>U.S. goods exports: $43.7B (2025)</w:t>
             </w:r>
           </w:p>
         </w:tc>
@@ -7371,7 +7371,7 @@
                 <w:color w:val="2C2C2C"/>
                 <w:sz w:val="19"/>
               </w:rPr>
-              <w:t>U.S. goods imports: $78.7 billion (2025)</w:t>
+              <w:t>U.S. goods imports: $78.7B (2025)</w:t>
             </w:r>
           </w:p>
         </w:tc>
@@ -7403,7 +7403,7 @@
                 <w:color w:val="2C2C2C"/>
                 <w:sz w:val="19"/>
               </w:rPr>
-              <w:t>U.S. bilateral deficit: $35.0 billion (2025)</w:t>
+              <w:t>U.S. bilateral deficit: $35.0B (2025)</w:t>
             </w:r>
           </w:p>
         </w:tc>
@@ -7477,7 +7477,7 @@
             <w:r>
               <w:drawing>
                 <wp:inline xmlns:a="http://schemas.openxmlformats.org/drawingml/2006/main" xmlns:pic="http://schemas.openxmlformats.org/drawingml/2006/picture">
-                  <wp:extent cx="566928" cy="705986"/>
+                  <wp:extent cx="566928" cy="710454"/>
                   <wp:docPr id="38" name="Picture 38"/>
                   <wp:cNvGraphicFramePr>
                     <a:graphicFrameLocks noChangeAspect="1"/>
@@ -7498,7 +7498,7 @@
                         <pic:spPr>
                           <a:xfrm>
                             <a:off x="0" y="0"/>
-                            <a:ext cx="566928" cy="705986"/>
+                            <a:ext cx="566928" cy="710454"/>
                           </a:xfrm>
                           <a:prstGeom prst="rect"/>
                         </pic:spPr>
@@ -7617,7 +7617,7 @@
             <w:r>
               <w:drawing>
                 <wp:inline xmlns:a="http://schemas.openxmlformats.org/drawingml/2006/main" xmlns:pic="http://schemas.openxmlformats.org/drawingml/2006/picture">
-                  <wp:extent cx="566928" cy="711439"/>
+                  <wp:extent cx="566928" cy="707734"/>
                   <wp:docPr id="39" name="Picture 39"/>
                   <wp:cNvGraphicFramePr>
                     <a:graphicFrameLocks noChangeAspect="1"/>
@@ -7638,7 +7638,7 @@
                         <pic:spPr>
                           <a:xfrm>
                             <a:off x="0" y="0"/>
-                            <a:ext cx="566928" cy="711439"/>
+                            <a:ext cx="566928" cy="707734"/>
                           </a:xfrm>
                           <a:prstGeom prst="rect"/>
                         </pic:spPr>
@@ -7774,7 +7774,7 @@
             <w:r>
               <w:drawing>
                 <wp:inline xmlns:a="http://schemas.openxmlformats.org/drawingml/2006/main" xmlns:pic="http://schemas.openxmlformats.org/drawingml/2006/picture">
-                  <wp:extent cx="566928" cy="705986"/>
+                  <wp:extent cx="566928" cy="710454"/>
                   <wp:docPr id="40" name="Picture 40"/>
                   <wp:cNvGraphicFramePr>
                     <a:graphicFrameLocks noChangeAspect="1"/>
@@ -7795,7 +7795,7 @@
                         <pic:spPr>
                           <a:xfrm>
                             <a:off x="0" y="0"/>
-                            <a:ext cx="566928" cy="705986"/>
+                            <a:ext cx="566928" cy="710454"/>
                           </a:xfrm>
                           <a:prstGeom prst="rect"/>
                         </pic:spPr>
@@ -8025,7 +8025,7 @@
                 <w:color w:val="2C2C2C"/>
                 <w:sz w:val="19"/>
               </w:rPr>
-              <w:t>Nominal GDP: $4,280.0 billion (2025)</w:t>
+              <w:t>Nominal GDP: $4,280.0B (2025)</w:t>
             </w:r>
           </w:p>
         </w:tc>
@@ -8055,7 +8055,7 @@
                 <w:color w:val="2C2C2C"/>
                 <w:sz w:val="19"/>
               </w:rPr>
-              <w:t>Overall goods deficit: $17.0 billion (2025)</w:t>
+              <w:t>Overall goods deficit: $17.0B (2025)</w:t>
             </w:r>
           </w:p>
         </w:tc>
@@ -8087,7 +8087,7 @@
                 <w:color w:val="2C2C2C"/>
                 <w:sz w:val="19"/>
               </w:rPr>
-              <w:t>U.S. goods exports: $82.1 billion (2025)</w:t>
+              <w:t>U.S. goods exports: $82.1B (2025)</w:t>
             </w:r>
           </w:p>
         </w:tc>
@@ -8117,7 +8117,7 @@
                 <w:color w:val="2C2C2C"/>
                 <w:sz w:val="19"/>
               </w:rPr>
-              <w:t>U.S. goods imports: $146.0 billion (2025)</w:t>
+              <w:t>U.S. goods imports: $146.0B (2025)</w:t>
             </w:r>
           </w:p>
         </w:tc>
@@ -8149,7 +8149,7 @@
                 <w:color w:val="2C2C2C"/>
                 <w:sz w:val="19"/>
               </w:rPr>
-              <w:t>U.S. bilateral deficit: $63.9 billion (2025)</w:t>
+              <w:t>U.S. bilateral deficit: $63.9B (2025)</w:t>
             </w:r>
           </w:p>
         </w:tc>
@@ -8223,7 +8223,7 @@
             <w:r>
               <w:drawing>
                 <wp:inline xmlns:a="http://schemas.openxmlformats.org/drawingml/2006/main" xmlns:pic="http://schemas.openxmlformats.org/drawingml/2006/picture">
-                  <wp:extent cx="566928" cy="712491"/>
+                  <wp:extent cx="566928" cy="708660"/>
                   <wp:docPr id="42" name="Picture 42"/>
                   <wp:cNvGraphicFramePr>
                     <a:graphicFrameLocks noChangeAspect="1"/>
@@ -8244,7 +8244,7 @@
                         <pic:spPr>
                           <a:xfrm>
                             <a:off x="0" y="0"/>
-                            <a:ext cx="566928" cy="712491"/>
+                            <a:ext cx="566928" cy="708660"/>
                           </a:xfrm>
                           <a:prstGeom prst="rect"/>
                         </pic:spPr>
@@ -8395,7 +8395,7 @@
             <w:r>
               <w:drawing>
                 <wp:inline xmlns:a="http://schemas.openxmlformats.org/drawingml/2006/main" xmlns:pic="http://schemas.openxmlformats.org/drawingml/2006/picture">
-                  <wp:extent cx="566928" cy="711857"/>
+                  <wp:extent cx="566928" cy="707594"/>
                   <wp:docPr id="43" name="Picture 43"/>
                   <wp:cNvGraphicFramePr>
                     <a:graphicFrameLocks noChangeAspect="1"/>
@@ -8416,7 +8416,7 @@
                         <pic:spPr>
                           <a:xfrm>
                             <a:off x="0" y="0"/>
-                            <a:ext cx="566928" cy="711857"/>
+                            <a:ext cx="566928" cy="707594"/>
                           </a:xfrm>
                           <a:prstGeom prst="rect"/>
                         </pic:spPr>
@@ -8646,7 +8646,7 @@
                 <w:color w:val="2C2C2C"/>
                 <w:sz w:val="19"/>
               </w:rPr>
-              <w:t>Nominal GDP: $1,830.0 billion (2025)</w:t>
+              <w:t>Nominal GDP: $1,830.0B (2025)</w:t>
             </w:r>
           </w:p>
         </w:tc>
@@ -8676,7 +8676,7 @@
                 <w:color w:val="2C2C2C"/>
                 <w:sz w:val="19"/>
               </w:rPr>
-              <w:t>Overall goods surplus: $0.8 billion (2025)</w:t>
+              <w:t>Overall goods surplus: $0.8B (2025)</w:t>
             </w:r>
           </w:p>
         </w:tc>
@@ -8708,7 +8708,7 @@
                 <w:color w:val="2C2C2C"/>
                 <w:sz w:val="19"/>
               </w:rPr>
-              <w:t>U.S. goods exports: $338.0 billion (2025)</w:t>
+              <w:t>U.S. goods exports: $338.0B (2025)</w:t>
             </w:r>
           </w:p>
         </w:tc>
@@ -8738,7 +8738,7 @@
                 <w:color w:val="2C2C2C"/>
                 <w:sz w:val="19"/>
               </w:rPr>
-              <w:t>U.S. goods imports: $534.9 billion (2025)</w:t>
+              <w:t>U.S. goods imports: $534.9B (2025)</w:t>
             </w:r>
           </w:p>
         </w:tc>
@@ -8770,7 +8770,7 @@
                 <w:color w:val="2C2C2C"/>
                 <w:sz w:val="19"/>
               </w:rPr>
-              <w:t>U.S. bilateral deficit: $196.9 billion (2025)</w:t>
+              <w:t>U.S. bilateral deficit: $196.9B (2025)</w:t>
             </w:r>
           </w:p>
         </w:tc>
@@ -8844,7 +8844,7 @@
             <w:r>
               <w:drawing>
                 <wp:inline xmlns:a="http://schemas.openxmlformats.org/drawingml/2006/main" xmlns:pic="http://schemas.openxmlformats.org/drawingml/2006/picture">
-                  <wp:extent cx="566928" cy="710454"/>
+                  <wp:extent cx="566928" cy="706866"/>
                   <wp:docPr id="45" name="Picture 45"/>
                   <wp:cNvGraphicFramePr>
                     <a:graphicFrameLocks noChangeAspect="1"/>
@@ -8865,7 +8865,7 @@
                         <pic:spPr>
                           <a:xfrm>
                             <a:off x="0" y="0"/>
-                            <a:ext cx="566928" cy="710454"/>
+                            <a:ext cx="566928" cy="706866"/>
                           </a:xfrm>
                           <a:prstGeom prst="rect"/>
                         </pic:spPr>
@@ -8984,7 +8984,7 @@
             <w:r>
               <w:drawing>
                 <wp:inline xmlns:a="http://schemas.openxmlformats.org/drawingml/2006/main" xmlns:pic="http://schemas.openxmlformats.org/drawingml/2006/picture">
-                  <wp:extent cx="566928" cy="705986"/>
+                  <wp:extent cx="566928" cy="710454"/>
                   <wp:docPr id="46" name="Picture 46"/>
                   <wp:cNvGraphicFramePr>
                     <a:graphicFrameLocks noChangeAspect="1"/>
@@ -9005,7 +9005,7 @@
                         <pic:spPr>
                           <a:xfrm>
                             <a:off x="0" y="0"/>
-                            <a:ext cx="566928" cy="705986"/>
+                            <a:ext cx="566928" cy="710454"/>
                           </a:xfrm>
                           <a:prstGeom prst="rect"/>
                         </pic:spPr>
@@ -9141,7 +9141,7 @@
             <w:r>
               <w:drawing>
                 <wp:inline xmlns:a="http://schemas.openxmlformats.org/drawingml/2006/main" xmlns:pic="http://schemas.openxmlformats.org/drawingml/2006/picture">
-                  <wp:extent cx="566928" cy="710454"/>
+                  <wp:extent cx="566928" cy="706866"/>
                   <wp:docPr id="47" name="Picture 47"/>
                   <wp:cNvGraphicFramePr>
                     <a:graphicFrameLocks noChangeAspect="1"/>
@@ -9162,7 +9162,7 @@
                         <pic:spPr>
                           <a:xfrm>
                             <a:off x="0" y="0"/>
-                            <a:ext cx="566928" cy="710454"/>
+                            <a:ext cx="566928" cy="706866"/>
                           </a:xfrm>
                           <a:prstGeom prst="rect"/>
                         </pic:spPr>
@@ -9392,7 +9392,7 @@
                 <w:color w:val="2C2C2C"/>
                 <w:sz w:val="19"/>
               </w:rPr>
-              <w:t>Nominal GDP: $1,040.0 billion (2025)</w:t>
+              <w:t>Nominal GDP: $1,040.0B (2025)</w:t>
             </w:r>
           </w:p>
         </w:tc>
@@ -9422,7 +9422,7 @@
                 <w:color w:val="2C2C2C"/>
                 <w:sz w:val="19"/>
               </w:rPr>
-              <w:t>Overall goods deficit: $8.7 billion (2025)</w:t>
+              <w:t>Overall goods deficit: $8.7B (2025)</w:t>
             </w:r>
           </w:p>
         </w:tc>
@@ -9454,7 +9454,7 @@
                 <w:color w:val="2C2C2C"/>
                 <w:sz w:val="19"/>
               </w:rPr>
-              <w:t>U.S. goods exports: $14.1 billion (2025)</w:t>
+              <w:t>U.S. goods exports: $14.1B (2025)</w:t>
             </w:r>
           </w:p>
         </w:tc>
@@ -9484,7 +9484,7 @@
                 <w:color w:val="2C2C2C"/>
                 <w:sz w:val="19"/>
               </w:rPr>
-              <w:t>U.S. goods imports: $14.5 billion (2025)</w:t>
+              <w:t>U.S. goods imports: $14.5B (2025)</w:t>
             </w:r>
           </w:p>
         </w:tc>
@@ -9516,7 +9516,7 @@
                 <w:color w:val="2C2C2C"/>
                 <w:sz w:val="19"/>
               </w:rPr>
-              <w:t>U.S. bilateral deficit: $0.4 billion (2025)</w:t>
+              <w:t>U.S. bilateral deficit: $0.4B (2025)</w:t>
             </w:r>
           </w:p>
         </w:tc>
@@ -9730,7 +9730,7 @@
             <w:r>
               <w:drawing>
                 <wp:inline xmlns:a="http://schemas.openxmlformats.org/drawingml/2006/main" xmlns:pic="http://schemas.openxmlformats.org/drawingml/2006/picture">
-                  <wp:extent cx="566928" cy="710454"/>
+                  <wp:extent cx="566928" cy="706866"/>
                   <wp:docPr id="50" name="Picture 50"/>
                   <wp:cNvGraphicFramePr>
                     <a:graphicFrameLocks noChangeAspect="1"/>
@@ -9751,7 +9751,7 @@
                         <pic:spPr>
                           <a:xfrm>
                             <a:off x="0" y="0"/>
-                            <a:ext cx="566928" cy="710454"/>
+                            <a:ext cx="566928" cy="706866"/>
                           </a:xfrm>
                           <a:prstGeom prst="rect"/>
                         </pic:spPr>
@@ -9902,7 +9902,7 @@
             <w:r>
               <w:drawing>
                 <wp:inline xmlns:a="http://schemas.openxmlformats.org/drawingml/2006/main" xmlns:pic="http://schemas.openxmlformats.org/drawingml/2006/picture">
-                  <wp:extent cx="566928" cy="710454"/>
+                  <wp:extent cx="566928" cy="706866"/>
                   <wp:docPr id="51" name="Picture 51"/>
                   <wp:cNvGraphicFramePr>
                     <a:graphicFrameLocks noChangeAspect="1"/>
@@ -9923,7 +9923,7 @@
                         <pic:spPr>
                           <a:xfrm>
                             <a:off x="0" y="0"/>
-                            <a:ext cx="566928" cy="710454"/>
+                            <a:ext cx="566928" cy="706866"/>
                           </a:xfrm>
                           <a:prstGeom prst="rect"/>
                         </pic:spPr>
@@ -10168,7 +10168,7 @@
                 <w:color w:val="2C2C2C"/>
                 <w:sz w:val="19"/>
               </w:rPr>
-              <w:t>Nominal GDP: $2,541.0 billion (2025)</w:t>
+              <w:t>Nominal GDP: $2,541.0B (2025)</w:t>
             </w:r>
           </w:p>
         </w:tc>
@@ -10198,7 +10198,7 @@
                 <w:color w:val="2C2C2C"/>
                 <w:sz w:val="19"/>
               </w:rPr>
-              <w:t>Overall goods surplus: $139.3 billion (2025)</w:t>
+              <w:t>Overall goods surplus: $139.3B (2025)</w:t>
             </w:r>
           </w:p>
         </w:tc>
@@ -10230,7 +10230,7 @@
                 <w:color w:val="2C2C2C"/>
                 <w:sz w:val="19"/>
               </w:rPr>
-              <w:t>U.S. goods exports: $0.6 billion (2025)</w:t>
+              <w:t>U.S. goods exports: $0.6B (2025)</w:t>
             </w:r>
           </w:p>
         </w:tc>
@@ -10260,7 +10260,7 @@
                 <w:color w:val="2C2C2C"/>
                 <w:sz w:val="19"/>
               </w:rPr>
-              <w:t>U.S. goods imports: $3.8 billion (2025)</w:t>
+              <w:t>U.S. goods imports: $3.8B (2025)</w:t>
             </w:r>
           </w:p>
         </w:tc>
@@ -10292,7 +10292,7 @@
                 <w:color w:val="2C2C2C"/>
                 <w:sz w:val="19"/>
               </w:rPr>
-              <w:t>U.S. bilateral deficit: $3.2 billion (2025)</w:t>
+              <w:t>U.S. bilateral deficit: $3.2B (2025)</w:t>
             </w:r>
           </w:p>
         </w:tc>
@@ -10944,7 +10944,7 @@
                 <w:color w:val="2C2C2C"/>
                 <w:sz w:val="19"/>
               </w:rPr>
-              <w:t>Nominal GDP: $1,277.0 billion (2025)</w:t>
+              <w:t>Nominal GDP: $1,277.0B (2025)</w:t>
             </w:r>
           </w:p>
         </w:tc>
@@ -10974,7 +10974,7 @@
                 <w:color w:val="2C2C2C"/>
                 <w:sz w:val="19"/>
               </w:rPr>
-              <w:t>Overall goods surplus: $59.9 billion (2025)</w:t>
+              <w:t>Overall goods surplus: $59.9B (2025)</w:t>
             </w:r>
           </w:p>
         </w:tc>
@@ -11006,7 +11006,7 @@
                 <w:color w:val="2C2C2C"/>
                 <w:sz w:val="19"/>
               </w:rPr>
-              <w:t>U.S. goods exports: $14.1 billion (2025)</w:t>
+              <w:t>U.S. goods exports: $14.1B (2025)</w:t>
             </w:r>
           </w:p>
         </w:tc>
@@ -11036,7 +11036,7 @@
                 <w:color w:val="2C2C2C"/>
                 <w:sz w:val="19"/>
               </w:rPr>
-              <w:t>U.S. goods imports: $10.5 billion (2025)</w:t>
+              <w:t>U.S. goods imports: $10.5B (2025)</w:t>
             </w:r>
           </w:p>
         </w:tc>
@@ -11068,7 +11068,7 @@
                 <w:color w:val="2C2C2C"/>
                 <w:sz w:val="19"/>
               </w:rPr>
-              <w:t>U.S. bilateral surplus: $3.6 billion (2025)</w:t>
+              <w:t>U.S. bilateral surplus: $3.6B (2025)</w:t>
             </w:r>
           </w:p>
         </w:tc>
@@ -11151,7 +11151,7 @@
                     <a:graphicData uri="http://schemas.openxmlformats.org/drawingml/2006/picture">
                       <pic:pic>
                         <pic:nvPicPr>
-                          <pic:cNvPr id="0" name="_ph-saudi-alqasabi.png"/>
+                          <pic:cNvPr id="0" name="saudi-alqasabi.png"/>
                           <pic:cNvPicPr/>
                         </pic:nvPicPr>
                         <pic:blipFill>
@@ -11282,7 +11282,7 @@
             <w:r>
               <w:drawing>
                 <wp:inline xmlns:a="http://schemas.openxmlformats.org/drawingml/2006/main" xmlns:pic="http://schemas.openxmlformats.org/drawingml/2006/picture">
-                  <wp:extent cx="566928" cy="710454"/>
+                  <wp:extent cx="566928" cy="706866"/>
                   <wp:docPr id="58" name="Picture 58"/>
                   <wp:cNvGraphicFramePr>
                     <a:graphicFrameLocks noChangeAspect="1"/>
@@ -11303,7 +11303,7 @@
                         <pic:spPr>
                           <a:xfrm>
                             <a:off x="0" y="0"/>
-                            <a:ext cx="566928" cy="710454"/>
+                            <a:ext cx="566928" cy="706866"/>
                           </a:xfrm>
                           <a:prstGeom prst="rect"/>
                         </pic:spPr>
@@ -11700,7 +11700,7 @@
                 <w:color w:val="2C2C2C"/>
                 <w:sz w:val="19"/>
               </w:rPr>
-              <w:t>Nominal GDP: $1,859.0 billion (2025)</w:t>
+              <w:t>Nominal GDP: $1,859.0B (2025)</w:t>
             </w:r>
           </w:p>
         </w:tc>
@@ -11730,7 +11730,7 @@
                 <w:color w:val="2C2C2C"/>
                 <w:sz w:val="19"/>
               </w:rPr>
-              <w:t>Overall goods surplus: $78.0 billion (2025)</w:t>
+              <w:t>Overall goods surplus: $78.0B (2025)</w:t>
             </w:r>
           </w:p>
         </w:tc>
@@ -11762,7 +11762,7 @@
                 <w:color w:val="2C2C2C"/>
                 <w:sz w:val="19"/>
               </w:rPr>
-              <w:t>U.S. goods exports: $68.8 billion (2025)</w:t>
+              <w:t>U.S. goods exports: $68.8B (2025)</w:t>
             </w:r>
           </w:p>
         </w:tc>
@@ -11792,7 +11792,7 @@
                 <w:color w:val="2C2C2C"/>
                 <w:sz w:val="19"/>
               </w:rPr>
-              <w:t>U.S. goods imports: $125.2 billion (2025)</w:t>
+              <w:t>U.S. goods imports: $125.2B (2025)</w:t>
             </w:r>
           </w:p>
         </w:tc>
@@ -11824,7 +11824,7 @@
                 <w:color w:val="2C2C2C"/>
                 <w:sz w:val="19"/>
               </w:rPr>
-              <w:t>U.S. bilateral deficit: $56.4 billion (2025)</w:t>
+              <w:t>U.S. bilateral deficit: $56.4B (2025)</w:t>
             </w:r>
           </w:p>
         </w:tc>
@@ -12195,7 +12195,7 @@
             <w:r>
               <w:drawing>
                 <wp:inline xmlns:a="http://schemas.openxmlformats.org/drawingml/2006/main" xmlns:pic="http://schemas.openxmlformats.org/drawingml/2006/picture">
-                  <wp:extent cx="566928" cy="706718"/>
+                  <wp:extent cx="566928" cy="716534"/>
                   <wp:docPr id="63" name="Picture 63"/>
                   <wp:cNvGraphicFramePr>
                     <a:graphicFrameLocks noChangeAspect="1"/>
@@ -12216,7 +12216,7 @@
                         <pic:spPr>
                           <a:xfrm>
                             <a:off x="0" y="0"/>
-                            <a:ext cx="566928" cy="706718"/>
+                            <a:ext cx="566928" cy="716534"/>
                           </a:xfrm>
                           <a:prstGeom prst="rect"/>
                         </pic:spPr>
@@ -12446,7 +12446,7 @@
                 <w:color w:val="2C2C2C"/>
                 <w:sz w:val="19"/>
               </w:rPr>
-              <w:t>Nominal GDP: $1,565.0 billion (2025)</w:t>
+              <w:t>Nominal GDP: $1,565.0B (2025)</w:t>
             </w:r>
           </w:p>
         </w:tc>
@@ -12476,7 +12476,7 @@
                 <w:color w:val="2C2C2C"/>
                 <w:sz w:val="19"/>
               </w:rPr>
-              <w:t>Overall goods deficit: $92.0 billion (2025)</w:t>
+              <w:t>Overall goods deficit: $92.0B (2025)</w:t>
             </w:r>
           </w:p>
         </w:tc>
@@ -12508,7 +12508,7 @@
                 <w:color w:val="2C2C2C"/>
                 <w:sz w:val="19"/>
               </w:rPr>
-              <w:t>U.S. goods exports: $20.4 billion (2025)</w:t>
+              <w:t>U.S. goods exports: $20.4B (2025)</w:t>
             </w:r>
           </w:p>
         </w:tc>
@@ -12538,7 +12538,7 @@
                 <w:color w:val="2C2C2C"/>
                 <w:sz w:val="19"/>
               </w:rPr>
-              <w:t>U.S. goods imports: $16.4 billion (2025)</w:t>
+              <w:t>U.S. goods imports: $16.4B (2025)</w:t>
             </w:r>
           </w:p>
         </w:tc>
@@ -12570,7 +12570,7 @@
                 <w:color w:val="2C2C2C"/>
                 <w:sz w:val="19"/>
               </w:rPr>
-              <w:t>U.S. bilateral surplus: $4.0 billion (2025)</w:t>
+              <w:t>U.S. bilateral surplus: $4.0B (2025)</w:t>
             </w:r>
           </w:p>
         </w:tc>
@@ -13067,7 +13067,7 @@
                 <w:color w:val="2C2C2C"/>
                 <w:sz w:val="19"/>
               </w:rPr>
-              <w:t>Nominal GDP: $3,959.0 billion (2025)</w:t>
+              <w:t>Nominal GDP: $3,959.0B (2025)</w:t>
             </w:r>
           </w:p>
         </w:tc>
@@ -13097,7 +13097,7 @@
                 <w:color w:val="2C2C2C"/>
                 <w:sz w:val="19"/>
               </w:rPr>
-              <w:t>Overall goods deficit: $319.2 billion (2025)</w:t>
+              <w:t>Overall goods deficit: $319.2B (2025)</w:t>
             </w:r>
           </w:p>
         </w:tc>
@@ -13129,7 +13129,7 @@
                 <w:color w:val="2C2C2C"/>
                 <w:sz w:val="19"/>
               </w:rPr>
-              <w:t>U.S. goods exports: $97.0 billion (2025)</w:t>
+              <w:t>U.S. goods exports: $97.0B (2025)</w:t>
             </w:r>
           </w:p>
         </w:tc>
@@ -13159,7 +13159,7 @@
                 <w:color w:val="2C2C2C"/>
                 <w:sz w:val="19"/>
               </w:rPr>
-              <w:t>U.S. goods imports: $64.8 billion (2025)</w:t>
+              <w:t>U.S. goods imports: $64.8B (2025)</w:t>
             </w:r>
           </w:p>
         </w:tc>
@@ -13191,7 +13191,7 @@
                 <w:color w:val="2C2C2C"/>
                 <w:sz w:val="19"/>
               </w:rPr>
-              <w:t>U.S. bilateral surplus: $32.2 billion (2025)</w:t>
+              <w:t>U.S. bilateral surplus: $32.2B (2025)</w:t>
             </w:r>
           </w:p>
         </w:tc>
@@ -13828,7 +13828,7 @@
                 <w:color w:val="2C2C2C"/>
                 <w:sz w:val="19"/>
               </w:rPr>
-              <w:t>Nominal GDP: $30,620.0 billion (2025)</w:t>
+              <w:t>Nominal GDP: $30,620.0B (2025)</w:t>
             </w:r>
           </w:p>
         </w:tc>
@@ -13858,7 +13858,7 @@
                 <w:color w:val="2C2C2C"/>
                 <w:sz w:val="19"/>
               </w:rPr>
-              <w:t>Goods balance — world: $1,240.9 billion (2025) (deficit)</w:t>
+              <w:t>Goods balance — world: $1,240.9B (2025) (deficit)</w:t>
             </w:r>
           </w:p>
         </w:tc>
@@ -13890,7 +13890,7 @@
                 <w:color w:val="2C2C2C"/>
                 <w:sz w:val="19"/>
               </w:rPr>
-              <w:t>Goods exports — world: $2,197.5 billion (2025)</w:t>
+              <w:t>Goods exports — world: $2,197.5B (2025)</w:t>
             </w:r>
           </w:p>
         </w:tc>
@@ -13920,7 +13920,7 @@
                 <w:color w:val="2C2C2C"/>
                 <w:sz w:val="19"/>
               </w:rPr>
-              <w:t>Goods imports — world: $3,438.4 billion (2025)</w:t>
+              <w:t>Goods imports — world: $3,438.4B (2025)</w:t>
             </w:r>
           </w:p>
         </w:tc>
@@ -14300,7 +14300,7 @@
             <w:r>
               <w:drawing>
                 <wp:inline xmlns:a="http://schemas.openxmlformats.org/drawingml/2006/main" xmlns:pic="http://schemas.openxmlformats.org/drawingml/2006/picture">
-                  <wp:extent cx="566928" cy="706718"/>
+                  <wp:extent cx="566928" cy="716534"/>
                   <wp:docPr id="74" name="Picture 74"/>
                   <wp:cNvGraphicFramePr>
                     <a:graphicFrameLocks noChangeAspect="1"/>
@@ -14321,7 +14321,7 @@
                         <pic:spPr>
                           <a:xfrm>
                             <a:off x="0" y="0"/>
-                            <a:ext cx="566928" cy="706718"/>
+                            <a:ext cx="566928" cy="716534"/>
                           </a:xfrm>
                           <a:prstGeom prst="rect"/>
                         </pic:spPr>
@@ -14751,7 +14751,7 @@
                 <w:color w:val="2C2C2C"/>
                 <w:sz w:val="19"/>
               </w:rPr>
-              <w:t>Nominal GDP: $21,230.0 billion (2025)</w:t>
+              <w:t>Nominal GDP: $21,230.0B (2025)</w:t>
             </w:r>
           </w:p>
         </w:tc>
@@ -14781,7 +14781,7 @@
                 <w:color w:val="2C2C2C"/>
                 <w:sz w:val="19"/>
               </w:rPr>
-              <w:t>Overall goods surplus: $144.7 billion (2025)</w:t>
+              <w:t>Overall goods surplus: $144.7B (2025)</w:t>
             </w:r>
           </w:p>
         </w:tc>
@@ -14813,7 +14813,7 @@
                 <w:color w:val="2C2C2C"/>
                 <w:sz w:val="19"/>
               </w:rPr>
-              <w:t>U.S. goods exports: $414.4 billion (2025)</w:t>
+              <w:t>U.S. goods exports: $414.4B (2025)</w:t>
             </w:r>
           </w:p>
         </w:tc>
@@ -14843,7 +14843,7 @@
                 <w:color w:val="2C2C2C"/>
                 <w:sz w:val="19"/>
               </w:rPr>
-              <w:t>U.S. goods imports: $633.2 billion (2025)</w:t>
+              <w:t>U.S. goods imports: $633.2B (2025)</w:t>
             </w:r>
           </w:p>
         </w:tc>
@@ -14875,7 +14875,7 @@
                 <w:color w:val="2C2C2C"/>
                 <w:sz w:val="19"/>
               </w:rPr>
-              <w:t>U.S. bilateral deficit: $218.8 billion (2025)</w:t>
+              <w:t>U.S. bilateral deficit: $218.8B (2025)</w:t>
             </w:r>
           </w:p>
         </w:tc>
@@ -14958,7 +14958,7 @@
                     <a:graphicData uri="http://schemas.openxmlformats.org/drawingml/2006/picture">
                       <pic:pic>
                         <pic:nvPicPr>
-                          <pic:cNvPr id="0" name="_ph-bloc-sefcovic.png"/>
+                          <pic:cNvPr id="0" name="bloc-sefcovic.png"/>
                           <pic:cNvPicPr/>
                         </pic:nvPicPr>
                         <pic:blipFill>
@@ -15115,7 +15115,7 @@
                     <a:graphicData uri="http://schemas.openxmlformats.org/drawingml/2006/picture">
                       <pic:pic>
                         <pic:nvPicPr>
-                          <pic:cNvPr id="0" name="_ph-bloc-virkkunen.png"/>
+                          <pic:cNvPr id="0" name="bloc-virkkunen.png"/>
                           <pic:cNvPicPr/>
                         </pic:nvPicPr>
                         <pic:blipFill>
@@ -15383,7 +15383,7 @@
                 <w:color w:val="2C2C2C"/>
                 <w:sz w:val="19"/>
               </w:rPr>
-              <w:t>Aggregate nominal GDP: $2,810.0 billion (2025 (IMF projection))</w:t>
+              <w:t>Aggregate nominal GDP: $2,810.0B (2025 (IMF projection))</w:t>
             </w:r>
           </w:p>
         </w:tc>
@@ -15445,7 +15445,7 @@
                 <w:color w:val="2C2C2C"/>
                 <w:sz w:val="19"/>
               </w:rPr>
-              <w:t>U.S.–Africa goods exports: $40.4 billion (2025)</w:t>
+              <w:t>U.S.–Africa goods exports: $40.4B (2025)</w:t>
             </w:r>
           </w:p>
         </w:tc>
@@ -15475,7 +15475,7 @@
                 <w:color w:val="2C2C2C"/>
                 <w:sz w:val="19"/>
               </w:rPr>
-              <w:t>U.S.–Africa goods imports: $43.0 billion (2025)</w:t>
+              <w:t>U.S.–Africa goods imports: $43.0B (2025)</w:t>
             </w:r>
           </w:p>
         </w:tc>
@@ -15507,7 +15507,7 @@
                 <w:color w:val="2C2C2C"/>
                 <w:sz w:val="19"/>
               </w:rPr>
-              <w:t>U.S.–Africa goods deficit: $2.6 billion (2025)</w:t>
+              <w:t>U.S.–Africa goods deficit: $2.6B (2025)</w:t>
             </w:r>
           </w:p>
         </w:tc>
@@ -15590,7 +15590,7 @@
                     <a:graphicData uri="http://schemas.openxmlformats.org/drawingml/2006/picture">
                       <pic:pic>
                         <pic:nvPicPr>
-                          <pic:cNvPr id="0" name="_ph-bloc-belobe.png"/>
+                          <pic:cNvPr id="0" name="bloc-belobe.png"/>
                           <pic:cNvPicPr/>
                         </pic:nvPicPr>
                         <pic:blipFill>
@@ -15762,7 +15762,7 @@
                     <a:graphicData uri="http://schemas.openxmlformats.org/drawingml/2006/picture">
                       <pic:pic>
                         <pic:nvPicPr>
-                          <pic:cNvPr id="0" name="_ph-bloc-mataboge.png"/>
+                          <pic:cNvPr id="0" name="bloc-mataboge.png"/>
                           <pic:cNvPicPr/>
                         </pic:nvPicPr>
                         <pic:blipFill>

--- a/output/g20-ministers-trade-list.docx
+++ b/output/g20-ministers-trade-list.docx
@@ -758,7 +758,7 @@
             <w:r>
               <w:drawing>
                 <wp:inline xmlns:a="http://schemas.openxmlformats.org/drawingml/2006/main" xmlns:pic="http://schemas.openxmlformats.org/drawingml/2006/picture">
-                  <wp:extent cx="566928" cy="705986"/>
+                  <wp:extent cx="566928" cy="711369"/>
                   <wp:docPr id="3" name="Picture 3"/>
                   <wp:cNvGraphicFramePr>
                     <a:graphicFrameLocks noChangeAspect="1"/>
@@ -779,7 +779,7 @@
                         <pic:spPr>
                           <a:xfrm>
                             <a:off x="0" y="0"/>
-                            <a:ext cx="566928" cy="705986"/>
+                            <a:ext cx="566928" cy="711369"/>
                           </a:xfrm>
                           <a:prstGeom prst="rect"/>
                         </pic:spPr>
@@ -832,7 +832,7 @@
                 <w:color w:val="757D87"/>
                 <w:sz w:val="16"/>
               </w:rPr>
-              <w:t>Ministerio de Relaciones Exteriores, Comercio Internacional y Culto  ·  Assumed office: 2025-10-27</w:t>
+              <w:t>Ministerio de Relaciones Exteriores, Comercio Internacional y Culto  ·  Assumed office: Oct 27, 2025</w:t>
             </w:r>
           </w:p>
           <w:p>
@@ -898,7 +898,7 @@
             <w:r>
               <w:drawing>
                 <wp:inline xmlns:a="http://schemas.openxmlformats.org/drawingml/2006/main" xmlns:pic="http://schemas.openxmlformats.org/drawingml/2006/picture">
-                  <wp:extent cx="566928" cy="710036"/>
+                  <wp:extent cx="566928" cy="708660"/>
                   <wp:docPr id="4" name="Picture 4"/>
                   <wp:cNvGraphicFramePr>
                     <a:graphicFrameLocks noChangeAspect="1"/>
@@ -919,7 +919,7 @@
                         <pic:spPr>
                           <a:xfrm>
                             <a:off x="0" y="0"/>
-                            <a:ext cx="566928" cy="710036"/>
+                            <a:ext cx="566928" cy="708660"/>
                           </a:xfrm>
                           <a:prstGeom prst="rect"/>
                         </pic:spPr>
@@ -982,7 +982,7 @@
                 <w:color w:val="757D87"/>
                 <w:sz w:val="16"/>
               </w:rPr>
-              <w:t>Ministerio de Economía  ·  Assumed office: 2024-12-11</w:t>
+              <w:t>Ministerio de Economía  ·  Assumed office: Dec 11, 2024</w:t>
             </w:r>
           </w:p>
           <w:p>
@@ -1080,7 +1080,7 @@
             <w:r>
               <w:drawing>
                 <wp:inline xmlns:a="http://schemas.openxmlformats.org/drawingml/2006/main" xmlns:pic="http://schemas.openxmlformats.org/drawingml/2006/picture">
-                  <wp:extent cx="566928" cy="709812"/>
+                  <wp:extent cx="566928" cy="708660"/>
                   <wp:docPr id="5" name="Picture 5"/>
                   <wp:cNvGraphicFramePr>
                     <a:graphicFrameLocks noChangeAspect="1"/>
@@ -1101,7 +1101,7 @@
                         <pic:spPr>
                           <a:xfrm>
                             <a:off x="0" y="0"/>
-                            <a:ext cx="566928" cy="709812"/>
+                            <a:ext cx="566928" cy="708660"/>
                           </a:xfrm>
                           <a:prstGeom prst="rect"/>
                         </pic:spPr>
@@ -1154,7 +1154,7 @@
                 <w:color w:val="757D87"/>
                 <w:sz w:val="16"/>
               </w:rPr>
-              <w:t>Jefatura de Gabinete de Ministros (Chief of Cabinet's Office)  ·  Assumed office: 2024-06</w:t>
+              <w:t>Jefatura de Gabinete de Ministros (Chief of Cabinet's Office)  ·  Assumed office: Jun 2024</w:t>
             </w:r>
           </w:p>
           <w:p>
@@ -1544,7 +1544,7 @@
             <w:r>
               <w:drawing>
                 <wp:inline xmlns:a="http://schemas.openxmlformats.org/drawingml/2006/main" xmlns:pic="http://schemas.openxmlformats.org/drawingml/2006/picture">
-                  <wp:extent cx="566928" cy="710121"/>
+                  <wp:extent cx="566928" cy="707926"/>
                   <wp:docPr id="7" name="Picture 7"/>
                   <wp:cNvGraphicFramePr>
                     <a:graphicFrameLocks noChangeAspect="1"/>
@@ -1565,7 +1565,7 @@
                         <pic:spPr>
                           <a:xfrm>
                             <a:off x="0" y="0"/>
-                            <a:ext cx="566928" cy="710121"/>
+                            <a:ext cx="566928" cy="707926"/>
                           </a:xfrm>
                           <a:prstGeom prst="rect"/>
                         </pic:spPr>
@@ -1618,7 +1618,7 @@
                 <w:color w:val="757D87"/>
                 <w:sz w:val="16"/>
               </w:rPr>
-              <w:t>Department of Foreign Affairs and Trade  ·  Assumed office: 2022-06-01</w:t>
+              <w:t>Department of Foreign Affairs and Trade  ·  Assumed office: Jun 1, 2022</w:t>
             </w:r>
           </w:p>
           <w:p>
@@ -1716,7 +1716,7 @@
             <w:r>
               <w:drawing>
                 <wp:inline xmlns:a="http://schemas.openxmlformats.org/drawingml/2006/main" xmlns:pic="http://schemas.openxmlformats.org/drawingml/2006/picture">
-                  <wp:extent cx="566928" cy="712955"/>
+                  <wp:extent cx="566928" cy="708660"/>
                   <wp:docPr id="8" name="Picture 8"/>
                   <wp:cNvGraphicFramePr>
                     <a:graphicFrameLocks noChangeAspect="1"/>
@@ -1737,7 +1737,7 @@
                         <pic:spPr>
                           <a:xfrm>
                             <a:off x="0" y="0"/>
-                            <a:ext cx="566928" cy="712955"/>
+                            <a:ext cx="566928" cy="708660"/>
                           </a:xfrm>
                           <a:prstGeom prst="rect"/>
                         </pic:spPr>
@@ -1790,7 +1790,7 @@
                 <w:color w:val="757D87"/>
                 <w:sz w:val="16"/>
               </w:rPr>
-              <w:t>Department of Industry, Science and Resources (also Department of the Prime Minister and Cabinet as Cabinet Secretary)  ·  Assumed office: 2025-05-13</w:t>
+              <w:t>Department of Industry, Science and Resources (also Department of the Prime Minister and Cabinet as Cabinet Secretary)  ·  Assumed office: May 13, 2025</w:t>
             </w:r>
           </w:p>
           <w:p>
@@ -1856,7 +1856,7 @@
             <w:r>
               <w:drawing>
                 <wp:inline xmlns:a="http://schemas.openxmlformats.org/drawingml/2006/main" xmlns:pic="http://schemas.openxmlformats.org/drawingml/2006/picture">
-                  <wp:extent cx="566928" cy="705986"/>
+                  <wp:extent cx="566928" cy="711369"/>
                   <wp:docPr id="9" name="Picture 9"/>
                   <wp:cNvGraphicFramePr>
                     <a:graphicFrameLocks noChangeAspect="1"/>
@@ -1877,7 +1877,7 @@
                         <pic:spPr>
                           <a:xfrm>
                             <a:off x="0" y="0"/>
-                            <a:ext cx="566928" cy="705986"/>
+                            <a:ext cx="566928" cy="711369"/>
                           </a:xfrm>
                           <a:prstGeom prst="rect"/>
                         </pic:spPr>
@@ -1930,7 +1930,7 @@
                 <w:color w:val="757D87"/>
                 <w:sz w:val="16"/>
               </w:rPr>
-              <w:t>Department of Industry, Science and Resources  ·  Assumed office: 2025-05-13</w:t>
+              <w:t>Department of Industry, Science and Resources  ·  Assumed office: May 13, 2025</w:t>
             </w:r>
           </w:p>
           <w:p>
@@ -2320,7 +2320,7 @@
             <w:r>
               <w:drawing>
                 <wp:inline xmlns:a="http://schemas.openxmlformats.org/drawingml/2006/main" xmlns:pic="http://schemas.openxmlformats.org/drawingml/2006/picture">
-                  <wp:extent cx="566928" cy="705986"/>
+                  <wp:extent cx="566928" cy="711369"/>
                   <wp:docPr id="11" name="Picture 11"/>
                   <wp:cNvGraphicFramePr>
                     <a:graphicFrameLocks noChangeAspect="1"/>
@@ -2341,7 +2341,7 @@
                         <pic:spPr>
                           <a:xfrm>
                             <a:off x="0" y="0"/>
-                            <a:ext cx="566928" cy="705986"/>
+                            <a:ext cx="566928" cy="711369"/>
                           </a:xfrm>
                           <a:prstGeom prst="rect"/>
                         </pic:spPr>
@@ -2394,7 +2394,7 @@
                 <w:color w:val="757D87"/>
                 <w:sz w:val="16"/>
               </w:rPr>
-              <w:t>Ministry of Development, Industry, Trade and Services (Ministério do Desenvolvimento, Indústria, Comércio e Serviços, MDIC)  ·  Assumed office: 2026-04-06</w:t>
+              <w:t>Ministry of Development, Industry, Trade and Services (Ministério do Desenvolvimento, Indústria, Comércio e Serviços, MDIC)  ·  Assumed office: Apr 6, 2026</w:t>
             </w:r>
           </w:p>
           <w:p>
@@ -2477,7 +2477,7 @@
             <w:r>
               <w:drawing>
                 <wp:inline xmlns:a="http://schemas.openxmlformats.org/drawingml/2006/main" xmlns:pic="http://schemas.openxmlformats.org/drawingml/2006/picture">
-                  <wp:extent cx="566928" cy="711439"/>
+                  <wp:extent cx="566928" cy="708660"/>
                   <wp:docPr id="12" name="Picture 12"/>
                   <wp:cNvGraphicFramePr>
                     <a:graphicFrameLocks noChangeAspect="1"/>
@@ -2498,7 +2498,7 @@
                         <pic:spPr>
                           <a:xfrm>
                             <a:off x="0" y="0"/>
-                            <a:ext cx="566928" cy="711439"/>
+                            <a:ext cx="566928" cy="708660"/>
                           </a:xfrm>
                           <a:prstGeom prst="rect"/>
                         </pic:spPr>
@@ -2551,7 +2551,7 @@
                 <w:color w:val="757D87"/>
                 <w:sz w:val="16"/>
               </w:rPr>
-              <w:t>Ministry of Communications (Ministério das Comunicações)  ·  Assumed office: 2025-05</w:t>
+              <w:t>Ministry of Communications (Ministério das Comunicações)  ·  Assumed office: May 2025</w:t>
             </w:r>
           </w:p>
           <w:p>
@@ -2691,7 +2691,7 @@
                 <w:color w:val="757D87"/>
                 <w:sz w:val="16"/>
               </w:rPr>
-              <w:t>Ministry of Science, Technology and Innovation (Ministério da Ciência, Tecnologia e Inovação, MCTI)  ·  Assumed office: 2023-01-01</w:t>
+              <w:t>Ministry of Science, Technology and Innovation (Ministério da Ciência, Tecnologia e Inovação, MCTI)  ·  Assumed office: Jan 1, 2023</w:t>
             </w:r>
           </w:p>
           <w:p>
@@ -3140,7 +3140,7 @@
                 <w:color w:val="757D87"/>
                 <w:sz w:val="16"/>
               </w:rPr>
-              <w:t>Global Affairs Canada  ·  Assumed office: 2025-05-13</w:t>
+              <w:t>Global Affairs Canada  ·  Assumed office: May 13, 2025</w:t>
             </w:r>
           </w:p>
           <w:p>
@@ -3206,7 +3206,7 @@
             <w:r>
               <w:drawing>
                 <wp:inline xmlns:a="http://schemas.openxmlformats.org/drawingml/2006/main" xmlns:pic="http://schemas.openxmlformats.org/drawingml/2006/picture">
-                  <wp:extent cx="566928" cy="712955"/>
+                  <wp:extent cx="566928" cy="708660"/>
                   <wp:docPr id="16" name="Picture 16"/>
                   <wp:cNvGraphicFramePr>
                     <a:graphicFrameLocks noChangeAspect="1"/>
@@ -3227,7 +3227,7 @@
                         <pic:spPr>
                           <a:xfrm>
                             <a:off x="0" y="0"/>
-                            <a:ext cx="566928" cy="712955"/>
+                            <a:ext cx="566928" cy="708660"/>
                           </a:xfrm>
                           <a:prstGeom prst="rect"/>
                         </pic:spPr>
@@ -3280,7 +3280,7 @@
                 <w:color w:val="757D87"/>
                 <w:sz w:val="16"/>
               </w:rPr>
-              <w:t>Privy Council Office / Global Affairs Canada (Canada-U.S. trade file)  ·  Assumed office: 2025-05-13</w:t>
+              <w:t>Privy Council Office / Global Affairs Canada (Canada-U.S. trade file)  ·  Assumed office: May 13, 2025</w:t>
             </w:r>
           </w:p>
           <w:p>
@@ -3437,7 +3437,7 @@
                 <w:color w:val="757D87"/>
                 <w:sz w:val="16"/>
               </w:rPr>
-              <w:t>Innovation, Science and Economic Development Canada (ISED)  ·  Assumed office: 2025-05-13</w:t>
+              <w:t>Innovation, Science and Economic Development Canada (ISED)  ·  Assumed office: May 13, 2025</w:t>
             </w:r>
           </w:p>
           <w:p>
@@ -3812,7 +3812,7 @@
             <w:r>
               <w:drawing>
                 <wp:inline xmlns:a="http://schemas.openxmlformats.org/drawingml/2006/main" xmlns:pic="http://schemas.openxmlformats.org/drawingml/2006/picture">
-                  <wp:extent cx="566928" cy="706866"/>
+                  <wp:extent cx="566928" cy="712295"/>
                   <wp:docPr id="19" name="Picture 19"/>
                   <wp:cNvGraphicFramePr>
                     <a:graphicFrameLocks noChangeAspect="1"/>
@@ -3833,7 +3833,7 @@
                         <pic:spPr>
                           <a:xfrm>
                             <a:off x="0" y="0"/>
-                            <a:ext cx="566928" cy="706866"/>
+                            <a:ext cx="566928" cy="712295"/>
                           </a:xfrm>
                           <a:prstGeom prst="rect"/>
                         </pic:spPr>
@@ -3886,7 +3886,7 @@
                 <w:color w:val="757D87"/>
                 <w:sz w:val="16"/>
               </w:rPr>
-              <w:t>Ministry of Commerce (MOFCOM)  ·  Assumed office: 2020-12</w:t>
+              <w:t>Ministry of Commerce (MOFCOM)  ·  Assumed office: Dec 2020</w:t>
             </w:r>
           </w:p>
           <w:p>
@@ -3952,7 +3952,7 @@
             <w:r>
               <w:drawing>
                 <wp:inline xmlns:a="http://schemas.openxmlformats.org/drawingml/2006/main" xmlns:pic="http://schemas.openxmlformats.org/drawingml/2006/picture">
-                  <wp:extent cx="566928" cy="710454"/>
+                  <wp:extent cx="566928" cy="707758"/>
                   <wp:docPr id="20" name="Picture 20"/>
                   <wp:cNvGraphicFramePr>
                     <a:graphicFrameLocks noChangeAspect="1"/>
@@ -3973,7 +3973,7 @@
                         <pic:spPr>
                           <a:xfrm>
                             <a:off x="0" y="0"/>
-                            <a:ext cx="566928" cy="710454"/>
+                            <a:ext cx="566928" cy="707758"/>
                           </a:xfrm>
                           <a:prstGeom prst="rect"/>
                         </pic:spPr>
@@ -4026,7 +4026,7 @@
                 <w:color w:val="757D87"/>
                 <w:sz w:val="16"/>
               </w:rPr>
-              <w:t>Ministry of Commerce (MOFCOM)  ·  Assumed office: 2025-04-16</w:t>
+              <w:t>Ministry of Commerce (MOFCOM)  ·  Assumed office: Apr 16, 2025</w:t>
             </w:r>
           </w:p>
           <w:p>
@@ -4198,7 +4198,7 @@
                 <w:color w:val="757D87"/>
                 <w:sz w:val="16"/>
               </w:rPr>
-              <w:t>Ministry of Industry and Information Technology (MIIT)  ·  Assumed office: 2025-04-30</w:t>
+              <w:t>Ministry of Industry and Information Technology (MIIT)  ·  Assumed office: Apr 30, 2025</w:t>
             </w:r>
           </w:p>
           <w:p>
@@ -4264,7 +4264,7 @@
             <w:r>
               <w:drawing>
                 <wp:inline xmlns:a="http://schemas.openxmlformats.org/drawingml/2006/main" xmlns:pic="http://schemas.openxmlformats.org/drawingml/2006/picture">
-                  <wp:extent cx="566928" cy="706718"/>
+                  <wp:extent cx="566928" cy="712597"/>
                   <wp:docPr id="22" name="Picture 22"/>
                   <wp:cNvGraphicFramePr>
                     <a:graphicFrameLocks noChangeAspect="1"/>
@@ -4285,7 +4285,7 @@
                         <pic:spPr>
                           <a:xfrm>
                             <a:off x="0" y="0"/>
-                            <a:ext cx="566928" cy="706718"/>
+                            <a:ext cx="566928" cy="712597"/>
                           </a:xfrm>
                           <a:prstGeom prst="rect"/>
                         </pic:spPr>
@@ -4338,7 +4338,7 @@
                 <w:color w:val="757D87"/>
                 <w:sz w:val="16"/>
               </w:rPr>
-              <w:t>Ministry of Science and Technology (MOST)  ·  Assumed office: 2023-10-24</w:t>
+              <w:t>Ministry of Science and Technology (MOST)  ·  Assumed office: Oct 24, 2023</w:t>
             </w:r>
           </w:p>
           <w:p>
@@ -4802,7 +4802,7 @@
                 <w:color w:val="757D87"/>
                 <w:sz w:val="16"/>
               </w:rPr>
-              <w:t>Ministry for Europe and Foreign Affairs (Minister Delegate attached to the Minister for Europe and Foreign Affairs)  ·  Assumed office: 2025-10-12</w:t>
+              <w:t>Ministry for Europe and Foreign Affairs (Minister Delegate attached to the Minister for Europe and Foreign Affairs)  ·  Assumed office: Oct 12, 2025</w:t>
             </w:r>
           </w:p>
           <w:p>
@@ -4885,7 +4885,7 @@
             <w:r>
               <w:drawing>
                 <wp:inline xmlns:a="http://schemas.openxmlformats.org/drawingml/2006/main" xmlns:pic="http://schemas.openxmlformats.org/drawingml/2006/picture">
-                  <wp:extent cx="566928" cy="710454"/>
+                  <wp:extent cx="566928" cy="707758"/>
                   <wp:docPr id="25" name="Picture 25"/>
                   <wp:cNvGraphicFramePr>
                     <a:graphicFrameLocks noChangeAspect="1"/>
@@ -4906,7 +4906,7 @@
                         <pic:spPr>
                           <a:xfrm>
                             <a:off x="0" y="0"/>
-                            <a:ext cx="566928" cy="710454"/>
+                            <a:ext cx="566928" cy="707758"/>
                           </a:xfrm>
                           <a:prstGeom prst="rect"/>
                         </pic:spPr>
@@ -4959,7 +4959,7 @@
                 <w:color w:val="757D87"/>
                 <w:sz w:val="16"/>
               </w:rPr>
-              <w:t>Ministry for the Economy, Finance and Industrial, Energy and Digital Sovereignty (attached to Minister Roland Lescure)  ·  Assumed office: 2026-02-26</w:t>
+              <w:t>Ministry for the Economy, Finance and Industrial, Energy and Digital Sovereignty (attached to Minister Roland Lescure)  ·  Assumed office: Feb 26, 2026</w:t>
             </w:r>
           </w:p>
           <w:p>
@@ -5334,7 +5334,7 @@
             <w:r>
               <w:drawing>
                 <wp:inline xmlns:a="http://schemas.openxmlformats.org/drawingml/2006/main" xmlns:pic="http://schemas.openxmlformats.org/drawingml/2006/picture">
-                  <wp:extent cx="566928" cy="710454"/>
+                  <wp:extent cx="566928" cy="707758"/>
                   <wp:docPr id="27" name="Picture 27"/>
                   <wp:cNvGraphicFramePr>
                     <a:graphicFrameLocks noChangeAspect="1"/>
@@ -5355,7 +5355,7 @@
                         <pic:spPr>
                           <a:xfrm>
                             <a:off x="0" y="0"/>
-                            <a:ext cx="566928" cy="710454"/>
+                            <a:ext cx="566928" cy="707758"/>
                           </a:xfrm>
                           <a:prstGeom prst="rect"/>
                         </pic:spPr>
@@ -5408,7 +5408,7 @@
                 <w:color w:val="757D87"/>
                 <w:sz w:val="16"/>
               </w:rPr>
-              <w:t>Federal Ministry for Economic Affairs and Energy (BMWE)  ·  Assumed office: 2025-05-06</w:t>
+              <w:t>Federal Ministry for Economic Affairs and Energy (BMWE)  ·  Assumed office: May 6, 2025</w:t>
             </w:r>
           </w:p>
           <w:p>
@@ -5506,7 +5506,7 @@
             <w:r>
               <w:drawing>
                 <wp:inline xmlns:a="http://schemas.openxmlformats.org/drawingml/2006/main" xmlns:pic="http://schemas.openxmlformats.org/drawingml/2006/picture">
-                  <wp:extent cx="566928" cy="710454"/>
+                  <wp:extent cx="566928" cy="707758"/>
                   <wp:docPr id="28" name="Picture 28"/>
                   <wp:cNvGraphicFramePr>
                     <a:graphicFrameLocks noChangeAspect="1"/>
@@ -5527,7 +5527,7 @@
                         <pic:spPr>
                           <a:xfrm>
                             <a:off x="0" y="0"/>
-                            <a:ext cx="566928" cy="710454"/>
+                            <a:ext cx="566928" cy="707758"/>
                           </a:xfrm>
                           <a:prstGeom prst="rect"/>
                         </pic:spPr>
@@ -5580,7 +5580,7 @@
                 <w:color w:val="757D87"/>
                 <w:sz w:val="16"/>
               </w:rPr>
-              <w:t>Federal Ministry for Digital Transformation and Government Modernisation (BMDS)  ·  Assumed office: 2025-05-06</w:t>
+              <w:t>Federal Ministry for Digital Transformation and Government Modernisation (BMDS)  ·  Assumed office: May 6, 2025</w:t>
             </w:r>
           </w:p>
           <w:p>
@@ -6029,7 +6029,7 @@
                 <w:color w:val="757D87"/>
                 <w:sz w:val="16"/>
               </w:rPr>
-              <w:t>Ministry of Commerce and Industry  ·  Assumed office: 2019-05-31</w:t>
+              <w:t>Ministry of Commerce and Industry  ·  Assumed office: May 31, 2019</w:t>
             </w:r>
           </w:p>
           <w:p>
@@ -6095,7 +6095,7 @@
             <w:r>
               <w:drawing>
                 <wp:inline xmlns:a="http://schemas.openxmlformats.org/drawingml/2006/main" xmlns:pic="http://schemas.openxmlformats.org/drawingml/2006/picture">
-                  <wp:extent cx="566928" cy="710454"/>
+                  <wp:extent cx="566928" cy="707758"/>
                   <wp:docPr id="31" name="Picture 31"/>
                   <wp:cNvGraphicFramePr>
                     <a:graphicFrameLocks noChangeAspect="1"/>
@@ -6116,7 +6116,7 @@
                         <pic:spPr>
                           <a:xfrm>
                             <a:off x="0" y="0"/>
-                            <a:ext cx="566928" cy="710454"/>
+                            <a:ext cx="566928" cy="707758"/>
                           </a:xfrm>
                           <a:prstGeom prst="rect"/>
                         </pic:spPr>
@@ -6169,7 +6169,7 @@
                 <w:color w:val="757D87"/>
                 <w:sz w:val="16"/>
               </w:rPr>
-              <w:t>Ministry of Commerce and Industry, Department of Commerce  ·  Assumed office: 2025-10-01</w:t>
+              <w:t>Ministry of Commerce and Industry, Department of Commerce  ·  Assumed office: Oct 1, 2025</w:t>
             </w:r>
           </w:p>
           <w:p>
@@ -6341,7 +6341,7 @@
                 <w:color w:val="757D87"/>
                 <w:sz w:val="16"/>
               </w:rPr>
-              <w:t>Ministry of Electronics and Information Technology (MeitY)  ·  Assumed office: 2024-06-10</w:t>
+              <w:t>Ministry of Electronics and Information Technology (MeitY)  ·  Assumed office: Jun 10, 2024</w:t>
             </w:r>
           </w:p>
           <w:p>
@@ -6731,7 +6731,7 @@
             <w:r>
               <w:drawing>
                 <wp:inline xmlns:a="http://schemas.openxmlformats.org/drawingml/2006/main" xmlns:pic="http://schemas.openxmlformats.org/drawingml/2006/picture">
-                  <wp:extent cx="566928" cy="706866"/>
+                  <wp:extent cx="566928" cy="712295"/>
                   <wp:docPr id="34" name="Picture 34"/>
                   <wp:cNvGraphicFramePr>
                     <a:graphicFrameLocks noChangeAspect="1"/>
@@ -6752,7 +6752,7 @@
                         <pic:spPr>
                           <a:xfrm>
                             <a:off x="0" y="0"/>
-                            <a:ext cx="566928" cy="706866"/>
+                            <a:ext cx="566928" cy="712295"/>
                           </a:xfrm>
                           <a:prstGeom prst="rect"/>
                         </pic:spPr>
@@ -6805,7 +6805,7 @@
                 <w:color w:val="757D87"/>
                 <w:sz w:val="16"/>
               </w:rPr>
-              <w:t>Ministry of Trade (Kementerian Perdagangan)  ·  Assumed office: 2024-10-21</w:t>
+              <w:t>Ministry of Trade (Kementerian Perdagangan)  ·  Assumed office: Oct 21, 2024</w:t>
             </w:r>
           </w:p>
           <w:p>
@@ -6871,7 +6871,7 @@
             <w:r>
               <w:drawing>
                 <wp:inline xmlns:a="http://schemas.openxmlformats.org/drawingml/2006/main" xmlns:pic="http://schemas.openxmlformats.org/drawingml/2006/picture">
-                  <wp:extent cx="566928" cy="710454"/>
+                  <wp:extent cx="566928" cy="707758"/>
                   <wp:docPr id="35" name="Picture 35"/>
                   <wp:cNvGraphicFramePr>
                     <a:graphicFrameLocks noChangeAspect="1"/>
@@ -6892,7 +6892,7 @@
                         <pic:spPr>
                           <a:xfrm>
                             <a:off x="0" y="0"/>
-                            <a:ext cx="566928" cy="710454"/>
+                            <a:ext cx="566928" cy="707758"/>
                           </a:xfrm>
                           <a:prstGeom prst="rect"/>
                         </pic:spPr>
@@ -6945,7 +6945,7 @@
                 <w:color w:val="757D87"/>
                 <w:sz w:val="16"/>
               </w:rPr>
-              <w:t>Coordinating Ministry for Economic Affairs (Kementerian Koordinator Bidang Perekonomian)  ·  Assumed office: 2019-10-23</w:t>
+              <w:t>Coordinating Ministry for Economic Affairs (Kementerian Koordinator Bidang Perekonomian)  ·  Assumed office: Oct 23, 2019</w:t>
             </w:r>
           </w:p>
           <w:p>
@@ -7028,7 +7028,7 @@
             <w:r>
               <w:drawing>
                 <wp:inline xmlns:a="http://schemas.openxmlformats.org/drawingml/2006/main" xmlns:pic="http://schemas.openxmlformats.org/drawingml/2006/picture">
-                  <wp:extent cx="566928" cy="710454"/>
+                  <wp:extent cx="566928" cy="707758"/>
                   <wp:docPr id="36" name="Picture 36"/>
                   <wp:cNvGraphicFramePr>
                     <a:graphicFrameLocks noChangeAspect="1"/>
@@ -7049,7 +7049,7 @@
                         <pic:spPr>
                           <a:xfrm>
                             <a:off x="0" y="0"/>
-                            <a:ext cx="566928" cy="710454"/>
+                            <a:ext cx="566928" cy="707758"/>
                           </a:xfrm>
                           <a:prstGeom prst="rect"/>
                         </pic:spPr>
@@ -7102,7 +7102,7 @@
                 <w:color w:val="757D87"/>
                 <w:sz w:val="16"/>
               </w:rPr>
-              <w:t>Ministry of Communication and Digital Affairs (Kementerian Komunikasi dan Digital, 'Komdigi')  ·  Assumed office: 2024-10-21</w:t>
+              <w:t>Ministry of Communication and Digital Affairs (Kementerian Komunikasi dan Digital, 'Komdigi')  ·  Assumed office: Oct 21, 2024</w:t>
             </w:r>
           </w:p>
           <w:p>
@@ -7477,7 +7477,7 @@
             <w:r>
               <w:drawing>
                 <wp:inline xmlns:a="http://schemas.openxmlformats.org/drawingml/2006/main" xmlns:pic="http://schemas.openxmlformats.org/drawingml/2006/picture">
-                  <wp:extent cx="566928" cy="710454"/>
+                  <wp:extent cx="566928" cy="707758"/>
                   <wp:docPr id="38" name="Picture 38"/>
                   <wp:cNvGraphicFramePr>
                     <a:graphicFrameLocks noChangeAspect="1"/>
@@ -7498,7 +7498,7 @@
                         <pic:spPr>
                           <a:xfrm>
                             <a:off x="0" y="0"/>
-                            <a:ext cx="566928" cy="710454"/>
+                            <a:ext cx="566928" cy="707758"/>
                           </a:xfrm>
                           <a:prstGeom prst="rect"/>
                         </pic:spPr>
@@ -7551,7 +7551,7 @@
                 <w:color w:val="757D87"/>
                 <w:sz w:val="16"/>
               </w:rPr>
-              <w:t>Ministry of Foreign Affairs and International Cooperation (Ministero degli Affari Esteri e della Cooperazione Internazionale - MAECI / 'Farnesina')  ·  Assumed office: 2022-10-22</w:t>
+              <w:t>Ministry of Foreign Affairs and International Cooperation (Ministero degli Affari Esteri e della Cooperazione Internazionale - MAECI / 'Farnesina')  ·  Assumed office: Oct 22, 2022</w:t>
             </w:r>
           </w:p>
           <w:p>
@@ -7617,7 +7617,7 @@
             <w:r>
               <w:drawing>
                 <wp:inline xmlns:a="http://schemas.openxmlformats.org/drawingml/2006/main" xmlns:pic="http://schemas.openxmlformats.org/drawingml/2006/picture">
-                  <wp:extent cx="566928" cy="707734"/>
+                  <wp:extent cx="566928" cy="708660"/>
                   <wp:docPr id="39" name="Picture 39"/>
                   <wp:cNvGraphicFramePr>
                     <a:graphicFrameLocks noChangeAspect="1"/>
@@ -7638,7 +7638,7 @@
                         <pic:spPr>
                           <a:xfrm>
                             <a:off x="0" y="0"/>
-                            <a:ext cx="566928" cy="707734"/>
+                            <a:ext cx="566928" cy="708660"/>
                           </a:xfrm>
                           <a:prstGeom prst="rect"/>
                         </pic:spPr>
@@ -7691,7 +7691,7 @@
                 <w:color w:val="757D87"/>
                 <w:sz w:val="16"/>
               </w:rPr>
-              <w:t>Ministry of Enterprises and Made in Italy (Ministero delle Imprese e del Made in Italy - MIMIT)  ·  Assumed office: 2022-10-22</w:t>
+              <w:t>Ministry of Enterprises and Made in Italy (Ministero delle Imprese e del Made in Italy - MIMIT)  ·  Assumed office: Oct 22, 2022</w:t>
             </w:r>
           </w:p>
           <w:p>
@@ -7774,7 +7774,7 @@
             <w:r>
               <w:drawing>
                 <wp:inline xmlns:a="http://schemas.openxmlformats.org/drawingml/2006/main" xmlns:pic="http://schemas.openxmlformats.org/drawingml/2006/picture">
-                  <wp:extent cx="566928" cy="710454"/>
+                  <wp:extent cx="566928" cy="707758"/>
                   <wp:docPr id="40" name="Picture 40"/>
                   <wp:cNvGraphicFramePr>
                     <a:graphicFrameLocks noChangeAspect="1"/>
@@ -7795,7 +7795,7 @@
                         <pic:spPr>
                           <a:xfrm>
                             <a:off x="0" y="0"/>
-                            <a:ext cx="566928" cy="710454"/>
+                            <a:ext cx="566928" cy="707758"/>
                           </a:xfrm>
                           <a:prstGeom prst="rect"/>
                         </pic:spPr>
@@ -7848,7 +7848,7 @@
                 <w:color w:val="757D87"/>
                 <w:sz w:val="16"/>
               </w:rPr>
-              <w:t>Presidency of the Council of Ministers (Presidenza del Consiglio dei Ministri) - Department for Digital Transformation  ·  Assumed office: 2022-11-02</w:t>
+              <w:t>Presidency of the Council of Ministers (Presidenza del Consiglio dei Ministri) - Department for Digital Transformation  ·  Assumed office: Nov 2, 2022</w:t>
             </w:r>
           </w:p>
           <w:p>
@@ -8297,7 +8297,7 @@
                 <w:color w:val="757D87"/>
                 <w:sz w:val="16"/>
               </w:rPr>
-              <w:t>Ministry of Economy, Trade and Industry (METI)  ·  Assumed office: 2025-10-21</w:t>
+              <w:t>Ministry of Economy, Trade and Industry (METI)  ·  Assumed office: Oct 21, 2025</w:t>
             </w:r>
           </w:p>
           <w:p>
@@ -8395,7 +8395,7 @@
             <w:r>
               <w:drawing>
                 <wp:inline xmlns:a="http://schemas.openxmlformats.org/drawingml/2006/main" xmlns:pic="http://schemas.openxmlformats.org/drawingml/2006/picture">
-                  <wp:extent cx="566928" cy="707594"/>
+                  <wp:extent cx="566928" cy="708660"/>
                   <wp:docPr id="43" name="Picture 43"/>
                   <wp:cNvGraphicFramePr>
                     <a:graphicFrameLocks noChangeAspect="1"/>
@@ -8416,7 +8416,7 @@
                         <pic:spPr>
                           <a:xfrm>
                             <a:off x="0" y="0"/>
-                            <a:ext cx="566928" cy="707594"/>
+                            <a:ext cx="566928" cy="708660"/>
                           </a:xfrm>
                           <a:prstGeom prst="rect"/>
                         </pic:spPr>
@@ -8469,7 +8469,7 @@
                 <w:color w:val="757D87"/>
                 <w:sz w:val="16"/>
               </w:rPr>
-              <w:t>Digital Agency (Cabinet)  ·  Assumed office: 2025-10-21</w:t>
+              <w:t>Digital Agency (Cabinet)  ·  Assumed office: Oct 21, 2025</w:t>
             </w:r>
           </w:p>
           <w:p>
@@ -8844,7 +8844,7 @@
             <w:r>
               <w:drawing>
                 <wp:inline xmlns:a="http://schemas.openxmlformats.org/drawingml/2006/main" xmlns:pic="http://schemas.openxmlformats.org/drawingml/2006/picture">
-                  <wp:extent cx="566928" cy="706866"/>
+                  <wp:extent cx="566928" cy="712295"/>
                   <wp:docPr id="45" name="Picture 45"/>
                   <wp:cNvGraphicFramePr>
                     <a:graphicFrameLocks noChangeAspect="1"/>
@@ -8865,7 +8865,7 @@
                         <pic:spPr>
                           <a:xfrm>
                             <a:off x="0" y="0"/>
-                            <a:ext cx="566928" cy="706866"/>
+                            <a:ext cx="566928" cy="712295"/>
                           </a:xfrm>
                           <a:prstGeom prst="rect"/>
                         </pic:spPr>
@@ -8918,7 +8918,7 @@
                 <w:color w:val="757D87"/>
                 <w:sz w:val="16"/>
               </w:rPr>
-              <w:t>Secretaría de Economía  ·  Assumed office: 2024-10-01</w:t>
+              <w:t>Secretaría de Economía  ·  Assumed office: Oct 1, 2024</w:t>
             </w:r>
           </w:p>
           <w:p>
@@ -8984,7 +8984,7 @@
             <w:r>
               <w:drawing>
                 <wp:inline xmlns:a="http://schemas.openxmlformats.org/drawingml/2006/main" xmlns:pic="http://schemas.openxmlformats.org/drawingml/2006/picture">
-                  <wp:extent cx="566928" cy="710454"/>
+                  <wp:extent cx="566928" cy="707758"/>
                   <wp:docPr id="46" name="Picture 46"/>
                   <wp:cNvGraphicFramePr>
                     <a:graphicFrameLocks noChangeAspect="1"/>
@@ -9005,7 +9005,7 @@
                         <pic:spPr>
                           <a:xfrm>
                             <a:off x="0" y="0"/>
-                            <a:ext cx="566928" cy="710454"/>
+                            <a:ext cx="566928" cy="707758"/>
                           </a:xfrm>
                           <a:prstGeom prst="rect"/>
                         </pic:spPr>
@@ -9058,7 +9058,7 @@
                 <w:color w:val="757D87"/>
                 <w:sz w:val="16"/>
               </w:rPr>
-              <w:t>Secretaría de Economía  ·  Assumed office: 2024-10-01</w:t>
+              <w:t>Secretaría de Economía  ·  Assumed office: Oct 1, 2024</w:t>
             </w:r>
           </w:p>
           <w:p>
@@ -9141,7 +9141,7 @@
             <w:r>
               <w:drawing>
                 <wp:inline xmlns:a="http://schemas.openxmlformats.org/drawingml/2006/main" xmlns:pic="http://schemas.openxmlformats.org/drawingml/2006/picture">
-                  <wp:extent cx="566928" cy="706866"/>
+                  <wp:extent cx="566928" cy="712295"/>
                   <wp:docPr id="47" name="Picture 47"/>
                   <wp:cNvGraphicFramePr>
                     <a:graphicFrameLocks noChangeAspect="1"/>
@@ -9162,7 +9162,7 @@
                         <pic:spPr>
                           <a:xfrm>
                             <a:off x="0" y="0"/>
-                            <a:ext cx="566928" cy="706866"/>
+                            <a:ext cx="566928" cy="712295"/>
                           </a:xfrm>
                           <a:prstGeom prst="rect"/>
                         </pic:spPr>
@@ -9215,7 +9215,7 @@
                 <w:color w:val="757D87"/>
                 <w:sz w:val="16"/>
               </w:rPr>
-              <w:t>Agencia de Transformación Digital y Telecomunicaciones (ATDT) - Office of the President (State-Secretariat rank)  ·  Assumed office: 2024-10-01</w:t>
+              <w:t>Agencia de Transformación Digital y Telecomunicaciones (ATDT) - Office of the President (State-Secretariat rank)  ·  Assumed office: Oct 1, 2024</w:t>
             </w:r>
           </w:p>
           <w:p>
@@ -9664,7 +9664,7 @@
                 <w:color w:val="757D87"/>
                 <w:sz w:val="16"/>
               </w:rPr>
-              <w:t>Ministry of Finance and Economy (Ministerstwo Finansów i Gospodarki)  ·  Assumed office: 2025-07-24</w:t>
+              <w:t>Ministry of Finance and Economy (Ministerstwo Finansów i Gospodarki)  ·  Assumed office: Jul 24, 2025</w:t>
             </w:r>
           </w:p>
           <w:p>
@@ -9730,7 +9730,7 @@
             <w:r>
               <w:drawing>
                 <wp:inline xmlns:a="http://schemas.openxmlformats.org/drawingml/2006/main" xmlns:pic="http://schemas.openxmlformats.org/drawingml/2006/picture">
-                  <wp:extent cx="566928" cy="706866"/>
+                  <wp:extent cx="566928" cy="712295"/>
                   <wp:docPr id="50" name="Picture 50"/>
                   <wp:cNvGraphicFramePr>
                     <a:graphicFrameLocks noChangeAspect="1"/>
@@ -9751,7 +9751,7 @@
                         <pic:spPr>
                           <a:xfrm>
                             <a:off x="0" y="0"/>
-                            <a:ext cx="566928" cy="706866"/>
+                            <a:ext cx="566928" cy="712295"/>
                           </a:xfrm>
                           <a:prstGeom prst="rect"/>
                         </pic:spPr>
@@ -9804,7 +9804,7 @@
                 <w:color w:val="757D87"/>
                 <w:sz w:val="16"/>
               </w:rPr>
-              <w:t>Ministry of Finance and Economy (Ministerstwo Finansów i Gospodarki)  ·  Assumed office: 2024-12-30</w:t>
+              <w:t>Ministry of Finance and Economy (Ministerstwo Finansów i Gospodarki)  ·  Assumed office: Dec 30, 2024</w:t>
             </w:r>
           </w:p>
           <w:p>
@@ -9902,7 +9902,7 @@
             <w:r>
               <w:drawing>
                 <wp:inline xmlns:a="http://schemas.openxmlformats.org/drawingml/2006/main" xmlns:pic="http://schemas.openxmlformats.org/drawingml/2006/picture">
-                  <wp:extent cx="566928" cy="706866"/>
+                  <wp:extent cx="566928" cy="712295"/>
                   <wp:docPr id="51" name="Picture 51"/>
                   <wp:cNvGraphicFramePr>
                     <a:graphicFrameLocks noChangeAspect="1"/>
@@ -9923,7 +9923,7 @@
                         <pic:spPr>
                           <a:xfrm>
                             <a:off x="0" y="0"/>
-                            <a:ext cx="566928" cy="706866"/>
+                            <a:ext cx="566928" cy="712295"/>
                           </a:xfrm>
                           <a:prstGeom prst="rect"/>
                         </pic:spPr>
@@ -9976,7 +9976,7 @@
                 <w:color w:val="757D87"/>
                 <w:sz w:val="16"/>
               </w:rPr>
-              <w:t>Ministry of Digital Affairs (Ministerstwo Cyfryzacji)  ·  Assumed office: 2023-12-13</w:t>
+              <w:t>Ministry of Digital Affairs (Ministerstwo Cyfryzacji)  ·  Assumed office: Dec 13, 2023</w:t>
             </w:r>
           </w:p>
           <w:p>
@@ -10440,7 +10440,7 @@
                 <w:color w:val="757D87"/>
                 <w:sz w:val="16"/>
               </w:rPr>
-              <w:t>Ministry of Industry and Trade of the Russian Federation (Minpromtorg)  ·  Assumed office: 2024-05-14</w:t>
+              <w:t>Ministry of Industry and Trade of the Russian Federation (Minpromtorg)  ·  Assumed office: May 14, 2024</w:t>
             </w:r>
           </w:p>
           <w:p>
@@ -10580,7 +10580,7 @@
                 <w:color w:val="757D87"/>
                 <w:sz w:val="16"/>
               </w:rPr>
-              <w:t>Ministry of Economic Development of the Russian Federation (Minekonomrazvitiya)  ·  Assumed office: 2020-01-21</w:t>
+              <w:t>Ministry of Economic Development of the Russian Federation (Minekonomrazvitiya)  ·  Assumed office: Jan 21, 2020</w:t>
             </w:r>
           </w:p>
           <w:p>
@@ -10752,7 +10752,7 @@
                 <w:color w:val="757D87"/>
                 <w:sz w:val="16"/>
               </w:rPr>
-              <w:t>Ministry of Digital Development, Communications and Mass Media of the Russian Federation (Mintsifry)  ·  Assumed office: 2020-01-21</w:t>
+              <w:t>Ministry of Digital Development, Communications and Mass Media of the Russian Federation (Mintsifry)  ·  Assumed office: Jan 21, 2020</w:t>
             </w:r>
           </w:p>
           <w:p>
@@ -11216,7 +11216,7 @@
                 <w:color w:val="757D87"/>
                 <w:sz w:val="16"/>
               </w:rPr>
-              <w:t>Ministry of Commerce  ·  Assumed office: 2016-05-07</w:t>
+              <w:t>Ministry of Commerce  ·  Assumed office: May 7, 2016</w:t>
             </w:r>
           </w:p>
           <w:p>
@@ -11282,7 +11282,7 @@
             <w:r>
               <w:drawing>
                 <wp:inline xmlns:a="http://schemas.openxmlformats.org/drawingml/2006/main" xmlns:pic="http://schemas.openxmlformats.org/drawingml/2006/picture">
-                  <wp:extent cx="566928" cy="706866"/>
+                  <wp:extent cx="566928" cy="712295"/>
                   <wp:docPr id="58" name="Picture 58"/>
                   <wp:cNvGraphicFramePr>
                     <a:graphicFrameLocks noChangeAspect="1"/>
@@ -11303,7 +11303,7 @@
                         <pic:spPr>
                           <a:xfrm>
                             <a:off x="0" y="0"/>
-                            <a:ext cx="566928" cy="706866"/>
+                            <a:ext cx="566928" cy="712295"/>
                           </a:xfrm>
                           <a:prstGeom prst="rect"/>
                         </pic:spPr>
@@ -11523,7 +11523,7 @@
                 <w:color w:val="757D87"/>
                 <w:sz w:val="16"/>
               </w:rPr>
-              <w:t>Ministry of Communications and Information Technology (MCIT)  ·  Assumed office: 2017-04-24</w:t>
+              <w:t>Ministry of Communications and Information Technology (MCIT)  ·  Assumed office: Apr 24, 2017</w:t>
             </w:r>
           </w:p>
           <w:p>
@@ -11972,7 +11972,7 @@
                 <w:color w:val="757D87"/>
                 <w:sz w:val="16"/>
               </w:rPr>
-              <w:t>Ministry of Trade, Industry and Resources (MOTIR)  ·  Assumed office: 2025-07</w:t>
+              <w:t>Ministry of Trade, Industry and Resources (MOTIR)  ·  Assumed office: Jul 2025</w:t>
             </w:r>
           </w:p>
           <w:p>
@@ -12112,7 +12112,7 @@
                 <w:color w:val="757D87"/>
                 <w:sz w:val="16"/>
               </w:rPr>
-              <w:t>Ministry of Trade, Industry and Resources (MOTIR)  ·  Assumed office: 2025-06</w:t>
+              <w:t>Ministry of Trade, Industry and Resources (MOTIR)  ·  Assumed office: Jun 2025</w:t>
             </w:r>
           </w:p>
           <w:p>
@@ -12195,7 +12195,7 @@
             <w:r>
               <w:drawing>
                 <wp:inline xmlns:a="http://schemas.openxmlformats.org/drawingml/2006/main" xmlns:pic="http://schemas.openxmlformats.org/drawingml/2006/picture">
-                  <wp:extent cx="566928" cy="716534"/>
+                  <wp:extent cx="566928" cy="708660"/>
                   <wp:docPr id="63" name="Picture 63"/>
                   <wp:cNvGraphicFramePr>
                     <a:graphicFrameLocks noChangeAspect="1"/>
@@ -12216,7 +12216,7 @@
                         <pic:spPr>
                           <a:xfrm>
                             <a:off x="0" y="0"/>
-                            <a:ext cx="566928" cy="716534"/>
+                            <a:ext cx="566928" cy="708660"/>
                           </a:xfrm>
                           <a:prstGeom prst="rect"/>
                         </pic:spPr>
@@ -12269,7 +12269,7 @@
                 <w:color w:val="757D87"/>
                 <w:sz w:val="16"/>
               </w:rPr>
-              <w:t>Ministry of Science and ICT (MSIT)  ·  Assumed office: 2025-07-16</w:t>
+              <w:t>Ministry of Science and ICT (MSIT)  ·  Assumed office: Jul 16, 2025</w:t>
             </w:r>
           </w:p>
           <w:p>
@@ -12718,7 +12718,7 @@
                 <w:color w:val="757D87"/>
                 <w:sz w:val="16"/>
               </w:rPr>
-              <w:t>Ministry of Trade (Ticaret Bakanlığı)  ·  Assumed office: 2023-06-03</w:t>
+              <w:t>Ministry of Trade (Ticaret Bakanlığı)  ·  Assumed office: Jun 3, 2023</w:t>
             </w:r>
           </w:p>
           <w:p>
@@ -12875,7 +12875,7 @@
                 <w:color w:val="757D87"/>
                 <w:sz w:val="16"/>
               </w:rPr>
-              <w:t>Ministry of Industry and Technology (Sanayi ve Teknoloji Bakanlığı)  ·  Assumed office: 2023-06-03</w:t>
+              <w:t>Ministry of Industry and Technology (Sanayi ve Teknoloji Bakanlığı)  ·  Assumed office: Jun 3, 2023</w:t>
             </w:r>
           </w:p>
           <w:p>
@@ -13339,7 +13339,7 @@
                 <w:color w:val="757D87"/>
                 <w:sz w:val="16"/>
               </w:rPr>
-              <w:t>Department for Business and Trade (DBT)  ·  Assumed office: 2025-09-05</w:t>
+              <w:t>Department for Business and Trade (DBT)  ·  Assumed office: Sep 5, 2025</w:t>
             </w:r>
           </w:p>
           <w:p>
@@ -13479,7 +13479,7 @@
                 <w:color w:val="757D87"/>
                 <w:sz w:val="16"/>
               </w:rPr>
-              <w:t>Department for Business and Trade (DBT)  ·  Assumed office: 2025-09-06</w:t>
+              <w:t>Department for Business and Trade (DBT)  ·  Assumed office: Sep 6, 2025</w:t>
             </w:r>
           </w:p>
           <w:p>
@@ -13636,7 +13636,7 @@
                 <w:color w:val="757D87"/>
                 <w:sz w:val="16"/>
               </w:rPr>
-              <w:t>Department for Science, Innovation and Technology (DSIT)  ·  Assumed office: 2025-09-05</w:t>
+              <w:t>Department for Science, Innovation and Technology (DSIT)  ·  Assumed office: Sep 5, 2025</w:t>
             </w:r>
           </w:p>
           <w:p>
@@ -14062,7 +14062,7 @@
                 <w:color w:val="757D87"/>
                 <w:sz w:val="16"/>
               </w:rPr>
-              <w:t>U.S. Department of Commerce  ·  Assumed office: 2025-02-21</w:t>
+              <w:t>U.S. Department of Commerce  ·  Assumed office: Feb 21, 2025</w:t>
             </w:r>
           </w:p>
           <w:p>
@@ -14202,7 +14202,7 @@
                 <w:color w:val="757D87"/>
                 <w:sz w:val="16"/>
               </w:rPr>
-              <w:t>Office of the United States Trade Representative (Executive Office of the President)  ·  Assumed office: 2025-02-27</w:t>
+              <w:t>Office of the United States Trade Representative (Executive Office of the President)  ·  Assumed office: Feb 27, 2025</w:t>
             </w:r>
           </w:p>
           <w:p>
@@ -14300,7 +14300,7 @@
             <w:r>
               <w:drawing>
                 <wp:inline xmlns:a="http://schemas.openxmlformats.org/drawingml/2006/main" xmlns:pic="http://schemas.openxmlformats.org/drawingml/2006/picture">
-                  <wp:extent cx="566928" cy="716534"/>
+                  <wp:extent cx="566928" cy="708660"/>
                   <wp:docPr id="74" name="Picture 74"/>
                   <wp:cNvGraphicFramePr>
                     <a:graphicFrameLocks noChangeAspect="1"/>
@@ -14321,7 +14321,7 @@
                         <pic:spPr>
                           <a:xfrm>
                             <a:off x="0" y="0"/>
-                            <a:ext cx="566928" cy="716534"/>
+                            <a:ext cx="566928" cy="708660"/>
                           </a:xfrm>
                           <a:prstGeom prst="rect"/>
                         </pic:spPr>
@@ -14374,7 +14374,7 @@
                 <w:color w:val="757D87"/>
                 <w:sz w:val="16"/>
               </w:rPr>
-              <w:t>Executive Office of the President / White House Office of Science and Technology Policy  ·  Assumed office: 2025-03-25</w:t>
+              <w:t>Executive Office of the President / White House Office of Science and Technology Policy  ·  Assumed office: Mar 25, 2025</w:t>
             </w:r>
           </w:p>
           <w:p>
@@ -14514,7 +14514,7 @@
                 <w:color w:val="757D87"/>
                 <w:sz w:val="16"/>
               </w:rPr>
-              <w:t>U.S. Department of Commerce (NTIA)  ·  Assumed office: 2025-07-30</w:t>
+              <w:t>U.S. Department of Commerce (NTIA)  ·  Assumed office: Jul 30, 2025</w:t>
             </w:r>
           </w:p>
           <w:p>
@@ -15023,7 +15023,7 @@
                 <w:color w:val="757D87"/>
                 <w:sz w:val="16"/>
               </w:rPr>
-              <w:t>European Commission — Trade and Economic Security  ·  Assumed office: 2024-12-01</w:t>
+              <w:t>European Commission — Trade and Economic Security  ·  Assumed office: Dec 1, 2024</w:t>
             </w:r>
           </w:p>
           <w:p>
@@ -15180,7 +15180,7 @@
                 <w:color w:val="757D87"/>
                 <w:sz w:val="16"/>
               </w:rPr>
-              <w:t>European Commission — Tech Sovereignty, Security and Democracy (Digital and Frontier Technologies portfolio)  ·  Assumed office: 2024-12-01</w:t>
+              <w:t>European Commission — Tech Sovereignty, Security and Democracy (Digital and Frontier Technologies portfolio)  ·  Assumed office: Dec 1, 2024</w:t>
             </w:r>
           </w:p>
           <w:p>
@@ -15655,7 +15655,7 @@
                 <w:color w:val="757D87"/>
                 <w:sz w:val="16"/>
               </w:rPr>
-              <w:t>African Union Commission — Department of Economic Development, Trade, Tourism, Industry and Minerals  ·  Assumed office: September 2025</w:t>
+              <w:t>African Union Commission — Department of Economic Development, Trade, Tourism, Industry and Minerals  ·  Assumed office: Sep 2025</w:t>
             </w:r>
           </w:p>
           <w:p>
@@ -15827,7 +15827,7 @@
                 <w:color w:val="757D87"/>
                 <w:sz w:val="16"/>
               </w:rPr>
-              <w:t>African Union Commission — Department of Infrastructure and Energy  ·  Assumed office: 2025-03-13</w:t>
+              <w:t>African Union Commission — Department of Infrastructure and Energy  ·  Assumed office: Mar 13, 2025</w:t>
             </w:r>
           </w:p>
           <w:p>
